--- a/01-电源电路/02-开关电源/正激Forward/单管正激电路/单管正激电路.docx
+++ b/01-电源电路/02-开关电源/正激Forward/单管正激电路/单管正激电路.docx
@@ -2545,6 +2545,20 @@
     </w:p>
     <w:bookmarkEnd w:id="26"/>
     <w:bookmarkEnd w:id="27"/>
+    <w:p>
+      <w:pPr>
+        <w:spacing w:before="360"/>
+        <w:jc w:val="center"/>
+      </w:pPr>
+      <w:r>
+        <w:rPr>
+          <w:rFonts w:ascii="Times New Roman" w:hAnsi="Times New Roman"/>
+          <w:color w:val="555555"/>
+          <w:sz w:val="21"/>
+        </w:rPr>
+        <w:t>材料收集者：杜文杰</w:t>
+      </w:r>
+    </w:p>
     <w:sectPr>
       <w:headerReference r:id="rId9" w:type="default"/>
       <w:footerReference r:id="rId10" w:type="default"/>

--- a/01-电源电路/02-开关电源/正激Forward/单管正激电路/单管正激电路.docx
+++ b/01-电源电路/02-开关电源/正激Forward/单管正激电路/单管正激电路.docx
@@ -1,6 +1,6 @@
 
 <file path=word/document.xml><?xml version="1.0" encoding="utf-8"?>
-<w:document xmlns:w="http://schemas.openxmlformats.org/wordprocessingml/2006/main" xmlns:m="http://schemas.openxmlformats.org/officeDocument/2006/math" xmlns:r="http://schemas.openxmlformats.org/officeDocument/2006/relationships" xmlns:o="urn:schemas-microsoft-com:office:office" xmlns:v="urn:schemas-microsoft-com:vml" xmlns:w10="urn:schemas-microsoft-com:office:word" xmlns:a="http://schemas.openxmlformats.org/drawingml/2006/main" xmlns:pic="http://schemas.openxmlformats.org/drawingml/2006/picture" xmlns:wp="http://schemas.openxmlformats.org/drawingml/2006/wordprocessingDrawing">
+<w:document xmlns:m="http://schemas.openxmlformats.org/officeDocument/2006/math" xmlns:r="http://schemas.openxmlformats.org/officeDocument/2006/relationships" xmlns:w="http://schemas.openxmlformats.org/wordprocessingml/2006/main" xmlns:o="urn:schemas-microsoft-com:office:office" xmlns:v="urn:schemas-microsoft-com:vml" xmlns:w10="urn:schemas-microsoft-com:office:word" xmlns:a="http://schemas.openxmlformats.org/drawingml/2006/main" xmlns:pic="http://schemas.openxmlformats.org/drawingml/2006/picture" xmlns:wp="http://schemas.openxmlformats.org/drawingml/2006/wordprocessingDrawing">
   <w:body>
     <w:bookmarkStart w:id="27" w:name="单管正激电路"/>
     <w:p>
@@ -9,7 +9,7 @@
       </w:pPr>
       <w:r>
         <w:rPr>
-          <w:rFonts w:hint="eastAsia"/>
+          <w:rFonts w:hint="eastAsia" w:eastAsia="黑体"/>
         </w:rPr>
         <w:t xml:space="preserve">单管正激电路</w:t>
       </w:r>
@@ -21,7 +21,7 @@
       </w:pPr>
       <w:r>
         <w:rPr>
-          <w:rFonts w:hint="eastAsia"/>
+          <w:rFonts w:hint="eastAsia" w:eastAsia="黑体"/>
         </w:rPr>
         <w:t xml:space="preserve">拓扑描述</w:t>
       </w:r>
@@ -32,29 +32,38 @@
       </w:pPr>
       <w:r>
         <w:rPr>
-          <w:rFonts w:hint="eastAsia"/>
+          <w:rFonts w:hint="eastAsia" w:eastAsia="黑体"/>
         </w:rPr>
         <w:t xml:space="preserve">电路由功率开关管</w:t>
       </w:r>
       <w:r>
+        <w:rPr>
+          <w:rFonts w:eastAsia="黑体"/>
+        </w:rPr>
         <w:t xml:space="preserve"> </w:t>
       </w:r>
       <w:r>
         <w:rPr>
-          <w:rFonts w:hint="eastAsia"/>
+          <w:rFonts w:hint="eastAsia" w:eastAsia="黑体"/>
         </w:rPr>
         <w:t xml:space="preserve">Q、隔离变压器</w:t>
       </w:r>
       <w:r>
+        <w:rPr>
+          <w:rFonts w:eastAsia="黑体"/>
+        </w:rPr>
         <w:t xml:space="preserve"> </w:t>
       </w:r>
       <w:r>
         <w:rPr>
-          <w:rFonts w:hint="eastAsia"/>
+          <w:rFonts w:hint="eastAsia" w:eastAsia="黑体"/>
         </w:rPr>
         <w:t xml:space="preserve">T（含复位绕组）、整流二极管</w:t>
       </w:r>
       <w:r>
+        <w:rPr>
+          <w:rFonts w:eastAsia="黑体"/>
+        </w:rPr>
         <w:t xml:space="preserve"> </w:t>
       </w:r>
       <m:oMath>
@@ -73,11 +82,14 @@
       </m:oMath>
       <w:r>
         <w:rPr>
-          <w:rFonts w:hint="eastAsia"/>
+          <w:rFonts w:hint="eastAsia" w:eastAsia="黑体"/>
         </w:rPr>
         <w:t xml:space="preserve">、续流二极管</w:t>
       </w:r>
       <w:r>
+        <w:rPr>
+          <w:rFonts w:eastAsia="黑体"/>
+        </w:rPr>
         <w:t xml:space="preserve"> </w:t>
       </w:r>
       <m:oMath>
@@ -96,29 +108,38 @@
       </m:oMath>
       <w:r>
         <w:rPr>
-          <w:rFonts w:hint="eastAsia"/>
+          <w:rFonts w:hint="eastAsia" w:eastAsia="黑体"/>
         </w:rPr>
         <w:t xml:space="preserve">、滤波电感</w:t>
       </w:r>
       <w:r>
+        <w:rPr>
+          <w:rFonts w:eastAsia="黑体"/>
+        </w:rPr>
         <w:t xml:space="preserve"> L </w:t>
       </w:r>
       <w:r>
         <w:rPr>
-          <w:rFonts w:hint="eastAsia"/>
+          <w:rFonts w:hint="eastAsia" w:eastAsia="黑体"/>
         </w:rPr>
         <w:t xml:space="preserve">与输出电容</w:t>
       </w:r>
       <w:r>
+        <w:rPr>
+          <w:rFonts w:eastAsia="黑体"/>
+        </w:rPr>
         <w:t xml:space="preserve"> C </w:t>
       </w:r>
       <w:r>
         <w:rPr>
-          <w:rFonts w:hint="eastAsia"/>
+          <w:rFonts w:hint="eastAsia" w:eastAsia="黑体"/>
         </w:rPr>
         <w:t xml:space="preserve">六个元件组成。关键节点如下：输入节点</w:t>
       </w:r>
       <w:r>
+        <w:rPr>
+          <w:rFonts w:eastAsia="黑体"/>
+        </w:rPr>
         <w:t xml:space="preserve"> </w:t>
       </w:r>
       <m:oMath>
@@ -139,33 +160,45 @@
         </m:sSub>
       </m:oMath>
       <w:r>
+        <w:rPr>
+          <w:rFonts w:eastAsia="黑体"/>
+        </w:rPr>
         <w:t xml:space="preserve"> </w:t>
       </w:r>
       <w:r>
         <w:rPr>
-          <w:rFonts w:hint="eastAsia"/>
+          <w:rFonts w:hint="eastAsia" w:eastAsia="黑体"/>
         </w:rPr>
         <w:t xml:space="preserve">接开关管</w:t>
       </w:r>
       <w:r>
+        <w:rPr>
+          <w:rFonts w:eastAsia="黑体"/>
+        </w:rPr>
         <w:t xml:space="preserve"> Q </w:t>
       </w:r>
       <w:r>
         <w:rPr>
-          <w:rFonts w:hint="eastAsia"/>
+          <w:rFonts w:hint="eastAsia" w:eastAsia="黑体"/>
         </w:rPr>
         <w:t xml:space="preserve">的漏极；原边开关节点由</w:t>
       </w:r>
       <w:r>
+        <w:rPr>
+          <w:rFonts w:eastAsia="黑体"/>
+        </w:rPr>
         <w:t xml:space="preserve"> Q </w:t>
       </w:r>
       <w:r>
         <w:rPr>
-          <w:rFonts w:hint="eastAsia"/>
+          <w:rFonts w:hint="eastAsia" w:eastAsia="黑体"/>
         </w:rPr>
         <w:t xml:space="preserve">的源极与变压器初级同名端相连而成，变压器初级异名端接地；复位绕组与初级同极性连接，用于磁通复位；副边正端由变压器次级同名端接整流二极管</w:t>
       </w:r>
       <w:r>
+        <w:rPr>
+          <w:rFonts w:eastAsia="黑体"/>
+        </w:rPr>
         <w:t xml:space="preserve"> </w:t>
       </w:r>
       <m:oMath>
@@ -183,15 +216,21 @@
         </m:sSub>
       </m:oMath>
       <w:r>
+        <w:rPr>
+          <w:rFonts w:eastAsia="黑体"/>
+        </w:rPr>
         <w:t xml:space="preserve"> </w:t>
       </w:r>
       <w:r>
         <w:rPr>
-          <w:rFonts w:hint="eastAsia"/>
+          <w:rFonts w:hint="eastAsia" w:eastAsia="黑体"/>
         </w:rPr>
         <w:t xml:space="preserve">的阳极；中间节点由</w:t>
       </w:r>
       <w:r>
+        <w:rPr>
+          <w:rFonts w:eastAsia="黑体"/>
+        </w:rPr>
         <w:t xml:space="preserve"> </w:t>
       </w:r>
       <m:oMath>
@@ -209,15 +248,21 @@
         </m:sSub>
       </m:oMath>
       <w:r>
+        <w:rPr>
+          <w:rFonts w:eastAsia="黑体"/>
+        </w:rPr>
         <w:t xml:space="preserve"> </w:t>
       </w:r>
       <w:r>
         <w:rPr>
-          <w:rFonts w:hint="eastAsia"/>
+          <w:rFonts w:hint="eastAsia" w:eastAsia="黑体"/>
         </w:rPr>
         <w:t xml:space="preserve">的阴极、续流二极管</w:t>
       </w:r>
       <w:r>
+        <w:rPr>
+          <w:rFonts w:eastAsia="黑体"/>
+        </w:rPr>
         <w:t xml:space="preserve"> </w:t>
       </w:r>
       <m:oMath>
@@ -235,15 +280,21 @@
         </m:sSub>
       </m:oMath>
       <w:r>
+        <w:rPr>
+          <w:rFonts w:eastAsia="黑体"/>
+        </w:rPr>
         <w:t xml:space="preserve"> </w:t>
       </w:r>
       <w:r>
         <w:rPr>
-          <w:rFonts w:hint="eastAsia"/>
+          <w:rFonts w:hint="eastAsia" w:eastAsia="黑体"/>
         </w:rPr>
         <w:t xml:space="preserve">的阴极（此处</w:t>
       </w:r>
       <w:r>
+        <w:rPr>
+          <w:rFonts w:eastAsia="黑体"/>
+        </w:rPr>
         <w:t xml:space="preserve"> </w:t>
       </w:r>
       <m:oMath>
@@ -261,24 +312,33 @@
         </m:sSub>
       </m:oMath>
       <w:r>
+        <w:rPr>
+          <w:rFonts w:eastAsia="黑体"/>
+        </w:rPr>
         <w:t xml:space="preserve"> </w:t>
       </w:r>
       <w:r>
         <w:rPr>
-          <w:rFonts w:hint="eastAsia"/>
+          <w:rFonts w:hint="eastAsia" w:eastAsia="黑体"/>
         </w:rPr>
         <w:t xml:space="preserve">阳极接地构成续流路径）与滤波电感</w:t>
       </w:r>
       <w:r>
+        <w:rPr>
+          <w:rFonts w:eastAsia="黑体"/>
+        </w:rPr>
         <w:t xml:space="preserve"> L </w:t>
       </w:r>
       <w:r>
         <w:rPr>
-          <w:rFonts w:hint="eastAsia"/>
+          <w:rFonts w:hint="eastAsia" w:eastAsia="黑体"/>
         </w:rPr>
         <w:t xml:space="preserve">的入端相连而成，实际为</w:t>
       </w:r>
       <w:r>
+        <w:rPr>
+          <w:rFonts w:eastAsia="黑体"/>
+        </w:rPr>
         <w:t xml:space="preserve"> </w:t>
       </w:r>
       <m:oMath>
@@ -296,11 +356,14 @@
         </m:sSub>
       </m:oMath>
       <w:r>
+        <w:rPr>
+          <w:rFonts w:eastAsia="黑体"/>
+        </w:rPr>
         <w:t xml:space="preserve"> </w:t>
       </w:r>
       <w:r>
         <w:rPr>
-          <w:rFonts w:hint="eastAsia"/>
+          <w:rFonts w:hint="eastAsia" w:eastAsia="黑体"/>
         </w:rPr>
         <w:t xml:space="preserve">阴极与电感入端相连、</w:t>
       </w:r>
@@ -319,15 +382,21 @@
         </m:sSub>
       </m:oMath>
       <w:r>
+        <w:rPr>
+          <w:rFonts w:eastAsia="黑体"/>
+        </w:rPr>
         <w:t xml:space="preserve"> </w:t>
       </w:r>
       <w:r>
         <w:rPr>
-          <w:rFonts w:hint="eastAsia"/>
+          <w:rFonts w:hint="eastAsia" w:eastAsia="黑体"/>
         </w:rPr>
         <w:t xml:space="preserve">阴极接该点；输出节点</w:t>
       </w:r>
       <w:r>
+        <w:rPr>
+          <w:rFonts w:eastAsia="黑体"/>
+        </w:rPr>
         <w:t xml:space="preserve"> </w:t>
       </w:r>
       <m:oMath>
@@ -351,42 +420,57 @@
         </m:sSub>
       </m:oMath>
       <w:r>
+        <w:rPr>
+          <w:rFonts w:eastAsia="黑体"/>
+        </w:rPr>
         <w:t xml:space="preserve"> </w:t>
       </w:r>
       <w:r>
         <w:rPr>
-          <w:rFonts w:hint="eastAsia"/>
+          <w:rFonts w:hint="eastAsia" w:eastAsia="黑体"/>
         </w:rPr>
         <w:t xml:space="preserve">由电感</w:t>
       </w:r>
       <w:r>
+        <w:rPr>
+          <w:rFonts w:eastAsia="黑体"/>
+        </w:rPr>
         <w:t xml:space="preserve"> L </w:t>
       </w:r>
       <w:r>
         <w:rPr>
-          <w:rFonts w:hint="eastAsia"/>
+          <w:rFonts w:hint="eastAsia" w:eastAsia="黑体"/>
         </w:rPr>
         <w:t xml:space="preserve">的出端与输出电容</w:t>
       </w:r>
       <w:r>
+        <w:rPr>
+          <w:rFonts w:eastAsia="黑体"/>
+        </w:rPr>
         <w:t xml:space="preserve"> C </w:t>
       </w:r>
       <w:r>
         <w:rPr>
-          <w:rFonts w:hint="eastAsia"/>
+          <w:rFonts w:hint="eastAsia" w:eastAsia="黑体"/>
         </w:rPr>
         <w:t xml:space="preserve">的上端相连并接负载，输出电容</w:t>
       </w:r>
       <w:r>
+        <w:rPr>
+          <w:rFonts w:eastAsia="黑体"/>
+        </w:rPr>
         <w:t xml:space="preserve"> C </w:t>
       </w:r>
       <w:r>
         <w:rPr>
-          <w:rFonts w:hint="eastAsia"/>
+          <w:rFonts w:hint="eastAsia" w:eastAsia="黑体"/>
         </w:rPr>
         <w:t xml:space="preserve">的下端与</w:t>
       </w:r>
       <w:r>
+        <w:rPr>
+          <w:rFonts w:eastAsia="黑体"/>
+        </w:rPr>
         <w:t xml:space="preserve"> </w:t>
       </w:r>
       <m:oMath>
@@ -404,11 +488,14 @@
         </m:sSub>
       </m:oMath>
       <w:r>
+        <w:rPr>
+          <w:rFonts w:eastAsia="黑体"/>
+        </w:rPr>
         <w:t xml:space="preserve"> </w:t>
       </w:r>
       <w:r>
         <w:rPr>
-          <w:rFonts w:hint="eastAsia"/>
+          <w:rFonts w:hint="eastAsia" w:eastAsia="黑体"/>
         </w:rPr>
         <w:t xml:space="preserve">的阳极、变压器次级异名端一并接副边地。</w:t>
       </w:r>
@@ -417,38 +504,50 @@
       <w:pPr/>
       <w:r>
         <w:rPr>
-          <w:rFonts w:hint="eastAsia"/>
+          <w:rFonts w:hint="eastAsia" w:eastAsia="黑体"/>
         </w:rPr>
         <w:t xml:space="preserve">各元件管脚连接：开关管</w:t>
       </w:r>
       <w:r>
+        <w:rPr>
+          <w:rFonts w:eastAsia="黑体"/>
+        </w:rPr>
         <w:t xml:space="preserve"> Q </w:t>
       </w:r>
       <w:r>
         <w:rPr>
-          <w:rFonts w:hint="eastAsia"/>
+          <w:rFonts w:hint="eastAsia" w:eastAsia="黑体"/>
         </w:rPr>
         <w:t xml:space="preserve">的漏极接输入节点、源极接原边开关节点、栅极</w:t>
       </w:r>
       <w:r>
+        <w:rPr>
+          <w:rFonts w:eastAsia="黑体"/>
+        </w:rPr>
         <w:t xml:space="preserve"> G </w:t>
       </w:r>
       <w:r>
         <w:rPr>
-          <w:rFonts w:hint="eastAsia"/>
+          <w:rFonts w:hint="eastAsia" w:eastAsia="黑体"/>
         </w:rPr>
         <w:t xml:space="preserve">接</w:t>
       </w:r>
       <w:r>
+        <w:rPr>
+          <w:rFonts w:eastAsia="黑体"/>
+        </w:rPr>
         <w:t xml:space="preserve"> PWM </w:t>
       </w:r>
       <w:r>
         <w:rPr>
-          <w:rFonts w:hint="eastAsia"/>
+          <w:rFonts w:hint="eastAsia" w:eastAsia="黑体"/>
         </w:rPr>
         <w:t xml:space="preserve">控制信号；变压器初级同名端接原边开关节点、初级异名端接地，复位绕组一端接地或经复位二极管接电源、另一端与初级同名端极性相反接法以便复位，次级同名端接整流二极管</w:t>
       </w:r>
       <w:r>
+        <w:rPr>
+          <w:rFonts w:eastAsia="黑体"/>
+        </w:rPr>
         <w:t xml:space="preserve"> </w:t>
       </w:r>
       <m:oMath>
@@ -466,15 +565,21 @@
         </m:sSub>
       </m:oMath>
       <w:r>
+        <w:rPr>
+          <w:rFonts w:eastAsia="黑体"/>
+        </w:rPr>
         <w:t xml:space="preserve"> </w:t>
       </w:r>
       <w:r>
         <w:rPr>
-          <w:rFonts w:hint="eastAsia"/>
+          <w:rFonts w:hint="eastAsia" w:eastAsia="黑体"/>
         </w:rPr>
         <w:t xml:space="preserve">的阳极、次级异名端接副边地；整流二极管</w:t>
       </w:r>
       <w:r>
+        <w:rPr>
+          <w:rFonts w:eastAsia="黑体"/>
+        </w:rPr>
         <w:t xml:space="preserve"> </w:t>
       </w:r>
       <m:oMath>
@@ -492,15 +597,21 @@
         </m:sSub>
       </m:oMath>
       <w:r>
+        <w:rPr>
+          <w:rFonts w:eastAsia="黑体"/>
+        </w:rPr>
         <w:t xml:space="preserve"> </w:t>
       </w:r>
       <w:r>
         <w:rPr>
-          <w:rFonts w:hint="eastAsia"/>
+          <w:rFonts w:hint="eastAsia" w:eastAsia="黑体"/>
         </w:rPr>
         <w:t xml:space="preserve">的阳极接次级同名端、阴极接中间节点（电感入端）；续流二极管</w:t>
       </w:r>
       <w:r>
+        <w:rPr>
+          <w:rFonts w:eastAsia="黑体"/>
+        </w:rPr>
         <w:t xml:space="preserve"> </w:t>
       </w:r>
       <m:oMath>
@@ -518,29 +629,38 @@
         </m:sSub>
       </m:oMath>
       <w:r>
+        <w:rPr>
+          <w:rFonts w:eastAsia="黑体"/>
+        </w:rPr>
         <w:t xml:space="preserve"> </w:t>
       </w:r>
       <w:r>
         <w:rPr>
-          <w:rFonts w:hint="eastAsia"/>
+          <w:rFonts w:hint="eastAsia" w:eastAsia="黑体"/>
         </w:rPr>
         <w:t xml:space="preserve">的阳极接副边地、阴极接中间节点；滤波电感</w:t>
       </w:r>
       <w:r>
+        <w:rPr>
+          <w:rFonts w:eastAsia="黑体"/>
+        </w:rPr>
         <w:t xml:space="preserve"> L </w:t>
       </w:r>
       <w:r>
         <w:rPr>
-          <w:rFonts w:hint="eastAsia"/>
+          <w:rFonts w:hint="eastAsia" w:eastAsia="黑体"/>
         </w:rPr>
         <w:t xml:space="preserve">一端接中间节点、另一端接输出节点；输出电容</w:t>
       </w:r>
       <w:r>
+        <w:rPr>
+          <w:rFonts w:eastAsia="黑体"/>
+        </w:rPr>
         <w:t xml:space="preserve"> C </w:t>
       </w:r>
       <w:r>
         <w:rPr>
-          <w:rFonts w:hint="eastAsia"/>
+          <w:rFonts w:hint="eastAsia" w:eastAsia="黑体"/>
         </w:rPr>
         <w:t xml:space="preserve">一端接输出节点、另一端接副边地。</w:t>
       </w:r>
@@ -549,16 +669,19 @@
       <w:pPr/>
       <w:r>
         <w:rPr>
-          <w:rFonts w:hint="eastAsia"/>
+          <w:rFonts w:hint="eastAsia" w:eastAsia="黑体"/>
         </w:rPr>
         <w:t xml:space="preserve">就组态而言，这是以单开关管、隔离变压器加复位绕组、副边整流续流与</w:t>
       </w:r>
       <w:r>
+        <w:rPr>
+          <w:rFonts w:eastAsia="黑体"/>
+        </w:rPr>
         <w:t xml:space="preserve"> LC </w:t>
       </w:r>
       <w:r>
         <w:rPr>
-          <w:rFonts w:hint="eastAsia"/>
+          <w:rFonts w:hint="eastAsia" w:eastAsia="黑体"/>
         </w:rPr>
         <w:t xml:space="preserve">滤波构成的单管正激变换器，导通期直接经变压器向副边传能、关断期续流，实现降压型隔离直流变换。</w:t>
       </w:r>
@@ -571,7 +694,7 @@
       </w:pPr>
       <w:r>
         <w:rPr>
-          <w:rFonts w:hint="eastAsia"/>
+          <w:rFonts w:hint="eastAsia" w:eastAsia="黑体"/>
         </w:rPr>
         <w:t xml:space="preserve">工作原理</w:t>
       </w:r>
@@ -582,11 +705,14 @@
       </w:pPr>
       <w:r>
         <w:rPr>
-          <w:rFonts w:hint="eastAsia"/>
+          <w:rFonts w:hint="eastAsia" w:eastAsia="黑体"/>
         </w:rPr>
         <w:t xml:space="preserve">开关导通时变压器原边励磁、副边感应电压使</w:t>
       </w:r>
       <w:r>
+        <w:rPr>
+          <w:rFonts w:eastAsia="黑体"/>
+        </w:rPr>
         <w:t xml:space="preserve"> </w:t>
       </w:r>
       <m:oMath>
@@ -604,15 +730,21 @@
         </m:sSub>
       </m:oMath>
       <w:r>
+        <w:rPr>
+          <w:rFonts w:eastAsia="黑体"/>
+        </w:rPr>
         <w:t xml:space="preserve"> </w:t>
       </w:r>
       <w:r>
         <w:rPr>
-          <w:rFonts w:hint="eastAsia"/>
+          <w:rFonts w:hint="eastAsia" w:eastAsia="黑体"/>
         </w:rPr>
         <w:t xml:space="preserve">导通，能量传递到负载并给电感储能；开关关断时</w:t>
       </w:r>
       <w:r>
+        <w:rPr>
+          <w:rFonts w:eastAsia="黑体"/>
+        </w:rPr>
         <w:t xml:space="preserve"> </w:t>
       </w:r>
       <m:oMath>
@@ -630,11 +762,14 @@
         </m:sSub>
       </m:oMath>
       <w:r>
+        <w:rPr>
+          <w:rFonts w:eastAsia="黑体"/>
+        </w:rPr>
         <w:t xml:space="preserve"> </w:t>
       </w:r>
       <w:r>
         <w:rPr>
-          <w:rFonts w:hint="eastAsia"/>
+          <w:rFonts w:hint="eastAsia" w:eastAsia="黑体"/>
         </w:rPr>
         <w:t xml:space="preserve">截止、</w:t>
       </w:r>
@@ -653,11 +788,14 @@
         </m:sSub>
       </m:oMath>
       <w:r>
+        <w:rPr>
+          <w:rFonts w:eastAsia="黑体"/>
+        </w:rPr>
         <w:t xml:space="preserve"> </w:t>
       </w:r>
       <w:r>
         <w:rPr>
-          <w:rFonts w:hint="eastAsia"/>
+          <w:rFonts w:hint="eastAsia" w:eastAsia="黑体"/>
         </w:rPr>
         <w:t xml:space="preserve">续流，电感放电维持输出。与反激不同，正激在导通期间直接向负载传能。</w:t>
       </w:r>
@@ -670,7 +808,7 @@
       </w:pPr>
       <w:r>
         <w:rPr>
-          <w:rFonts w:hint="eastAsia"/>
+          <w:rFonts w:hint="eastAsia" w:eastAsia="黑体"/>
         </w:rPr>
         <w:t xml:space="preserve">关键计算公式</w:t>
       </w:r>
@@ -684,7 +822,7 @@
       </w:pPr>
       <w:r>
         <w:rPr>
-          <w:rFonts w:hint="eastAsia"/>
+          <w:rFonts w:hint="eastAsia" w:eastAsia="黑体"/>
         </w:rPr>
         <w:t xml:space="preserve">输出电压（连续模式，不计压降）：</w:t>
       </w:r>
@@ -780,7 +918,7 @@
       </w:pPr>
       <w:r>
         <w:rPr>
-          <w:rFonts w:hint="eastAsia"/>
+          <w:rFonts w:hint="eastAsia" w:eastAsia="黑体"/>
         </w:rPr>
         <w:t xml:space="preserve">最小输出电感（维持连续模式）：</w:t>
       </w:r>
@@ -927,7 +1065,7 @@
       </w:pPr>
       <w:r>
         <w:rPr>
-          <w:rFonts w:hint="eastAsia"/>
+          <w:rFonts w:hint="eastAsia" w:eastAsia="黑体"/>
         </w:rPr>
         <w:t xml:space="preserve">输出电流纹波：</w:t>
       </w:r>
@@ -1041,7 +1179,7 @@
       </w:pPr>
       <w:r>
         <w:rPr>
-          <w:rFonts w:hint="eastAsia"/>
+          <w:rFonts w:hint="eastAsia" w:eastAsia="黑体"/>
         </w:rPr>
         <w:t xml:space="preserve">开关管电压应力（无复位绕组时需外加复位）：</w:t>
       </w:r>
@@ -1177,7 +1315,7 @@
             </w:pPr>
             <w:r>
               <w:rPr>
-                <w:rFonts w:hint="eastAsia"/>
+                <w:rFonts w:hint="eastAsia" w:eastAsia="黑体"/>
               </w:rPr>
               <w:t xml:space="preserve">符号</w:t>
             </w:r>
@@ -1191,7 +1329,7 @@
             </w:pPr>
             <w:r>
               <w:rPr>
-                <w:rFonts w:hint="eastAsia"/>
+                <w:rFonts w:hint="eastAsia" w:eastAsia="黑体"/>
               </w:rPr>
               <w:t xml:space="preserve">含义</w:t>
             </w:r>
@@ -1205,7 +1343,7 @@
             </w:pPr>
             <w:r>
               <w:rPr>
-                <w:rFonts w:hint="eastAsia"/>
+                <w:rFonts w:hint="eastAsia" w:eastAsia="黑体"/>
               </w:rPr>
               <w:t xml:space="preserve">单位</w:t>
             </w:r>
@@ -1234,6 +1372,9 @@
               </m:sSub>
             </m:oMath>
             <w:r>
+              <w:rPr>
+                <w:rFonts w:eastAsia="黑体"/>
+              </w:rPr>
               <w:t xml:space="preserve">​</w:t>
             </w:r>
           </w:p>
@@ -1246,7 +1387,7 @@
             </w:pPr>
             <w:r>
               <w:rPr>
-                <w:rFonts w:hint="eastAsia"/>
+                <w:rFonts w:hint="eastAsia" w:eastAsia="黑体"/>
               </w:rPr>
               <w:t xml:space="preserve">输出电压</w:t>
             </w:r>
@@ -1259,6 +1400,9 @@
               <w:pStyle w:val="Compact"/>
             </w:pPr>
             <w:r>
+              <w:rPr>
+                <w:rFonts w:eastAsia="黑体"/>
+              </w:rPr>
               <w:t xml:space="preserve">V</w:t>
             </w:r>
           </w:p>
@@ -1277,6 +1421,9 @@
               </m:r>
             </m:oMath>
             <w:r>
+              <w:rPr>
+                <w:rFonts w:eastAsia="黑体"/>
+              </w:rPr>
               <w:t xml:space="preserve">​</w:t>
             </w:r>
           </w:p>
@@ -1289,7 +1436,7 @@
             </w:pPr>
             <w:r>
               <w:rPr>
-                <w:rFonts w:hint="eastAsia"/>
+                <w:rFonts w:hint="eastAsia" w:eastAsia="黑体"/>
               </w:rPr>
               <w:t xml:space="preserve">占空比</w:t>
             </w:r>
@@ -1302,6 +1449,9 @@
               <w:pStyle w:val="Compact"/>
             </w:pPr>
             <w:r>
+              <w:rPr>
+                <w:rFonts w:eastAsia="黑体"/>
+              </w:rPr>
               <w:t xml:space="preserve">—</w:t>
             </w:r>
           </w:p>
@@ -1347,6 +1497,9 @@
               </m:sSub>
             </m:oMath>
             <w:r>
+              <w:rPr>
+                <w:rFonts w:eastAsia="黑体"/>
+              </w:rPr>
               <w:t xml:space="preserve">​</w:t>
             </w:r>
           </w:p>
@@ -1359,7 +1512,7 @@
             </w:pPr>
             <w:r>
               <w:rPr>
-                <w:rFonts w:hint="eastAsia"/>
+                <w:rFonts w:hint="eastAsia" w:eastAsia="黑体"/>
               </w:rPr>
               <w:t xml:space="preserve">原、副边匝数</w:t>
             </w:r>
@@ -1372,6 +1525,9 @@
               <w:pStyle w:val="Compact"/>
             </w:pPr>
             <w:r>
+              <w:rPr>
+                <w:rFonts w:eastAsia="黑体"/>
+              </w:rPr>
               <w:t xml:space="preserve">—</w:t>
             </w:r>
           </w:p>
@@ -1390,6 +1546,9 @@
               </m:r>
             </m:oMath>
             <w:r>
+              <w:rPr>
+                <w:rFonts w:eastAsia="黑体"/>
+              </w:rPr>
               <w:t xml:space="preserve">​</w:t>
             </w:r>
           </w:p>
@@ -1402,7 +1561,7 @@
             </w:pPr>
             <w:r>
               <w:rPr>
-                <w:rFonts w:hint="eastAsia"/>
+                <w:rFonts w:hint="eastAsia" w:eastAsia="黑体"/>
               </w:rPr>
               <w:t xml:space="preserve">输出滤波电感</w:t>
             </w:r>
@@ -1415,6 +1574,9 @@
               <w:pStyle w:val="Compact"/>
             </w:pPr>
             <w:r>
+              <w:rPr>
+                <w:rFonts w:eastAsia="黑体"/>
+              </w:rPr>
               <w:t xml:space="preserve">H</w:t>
             </w:r>
           </w:p>
@@ -1445,6 +1607,9 @@
               </m:sSub>
             </m:oMath>
             <w:r>
+              <w:rPr>
+                <w:rFonts w:eastAsia="黑体"/>
+              </w:rPr>
               <w:t xml:space="preserve">​</w:t>
             </w:r>
           </w:p>
@@ -1457,7 +1622,7 @@
             </w:pPr>
             <w:r>
               <w:rPr>
-                <w:rFonts w:hint="eastAsia"/>
+                <w:rFonts w:hint="eastAsia" w:eastAsia="黑体"/>
               </w:rPr>
               <w:t xml:space="preserve">开关频率</w:t>
             </w:r>
@@ -1470,6 +1635,9 @@
               <w:pStyle w:val="Compact"/>
             </w:pPr>
             <w:r>
+              <w:rPr>
+                <w:rFonts w:eastAsia="黑体"/>
+              </w:rPr>
               <w:t xml:space="preserve">Hz</w:t>
             </w:r>
           </w:p>
@@ -1518,6 +1686,9 @@
               </m:sSub>
             </m:oMath>
             <w:r>
+              <w:rPr>
+                <w:rFonts w:eastAsia="黑体"/>
+              </w:rPr>
               <w:t xml:space="preserve">​</w:t>
             </w:r>
           </w:p>
@@ -1530,7 +1701,7 @@
             </w:pPr>
             <w:r>
               <w:rPr>
-                <w:rFonts w:hint="eastAsia"/>
+                <w:rFonts w:hint="eastAsia" w:eastAsia="黑体"/>
               </w:rPr>
               <w:t xml:space="preserve">最小负载电流</w:t>
             </w:r>
@@ -1543,6 +1714,9 @@
               <w:pStyle w:val="Compact"/>
             </w:pPr>
             <w:r>
+              <w:rPr>
+                <w:rFonts w:eastAsia="黑体"/>
+              </w:rPr>
               <w:t xml:space="preserve">A</w:t>
             </w:r>
           </w:p>
@@ -1557,7 +1731,7 @@
       </w:pPr>
       <w:r>
         <w:rPr>
-          <w:rFonts w:hint="eastAsia"/>
+          <w:rFonts w:hint="eastAsia" w:eastAsia="黑体"/>
         </w:rPr>
         <w:t xml:space="preserve">元件调整影响</w:t>
       </w:r>
@@ -1577,6 +1751,7 @@
       </m:oMath>
       <w:r>
         <w:rPr>
+          <w:rFonts w:eastAsia="黑体"/>
           <w:b/>
           <w:bCs/>
         </w:rPr>
@@ -1584,21 +1759,27 @@
       </w:r>
       <w:r>
         <w:rPr>
-          <w:rFonts w:hint="eastAsia"/>
+          <w:rFonts w:hint="eastAsia" w:eastAsia="黑体"/>
           <w:b/>
           <w:bCs/>
         </w:rPr>
         <w:t xml:space="preserve">增大</w:t>
       </w:r>
       <w:r>
+        <w:rPr>
+          <w:rFonts w:eastAsia="黑体"/>
+        </w:rPr>
         <w:t xml:space="preserve"> </w:t>
       </w:r>
       <w:r>
+        <w:rPr>
+          <w:rFonts w:eastAsia="黑体"/>
+        </w:rPr>
         <w:t xml:space="preserve">→ </w:t>
       </w:r>
       <w:r>
         <w:rPr>
-          <w:rFonts w:hint="eastAsia"/>
+          <w:rFonts w:hint="eastAsia" w:eastAsia="黑体"/>
         </w:rPr>
         <w:t xml:space="preserve">输出电压增大，但磁芯伏秒增加、复位要求提高。</w:t>
       </w:r>
@@ -1613,7 +1794,7 @@
       </w:pPr>
       <w:r>
         <w:rPr>
-          <w:rFonts w:hint="eastAsia"/>
+          <w:rFonts w:hint="eastAsia" w:eastAsia="黑体"/>
           <w:b/>
           <w:bCs/>
         </w:rPr>
@@ -1621,6 +1802,7 @@
       </w:r>
       <w:r>
         <w:rPr>
+          <w:rFonts w:eastAsia="黑体"/>
           <w:b/>
           <w:bCs/>
         </w:rPr>
@@ -1633,6 +1815,7 @@
       </m:oMath>
       <w:r>
         <w:rPr>
+          <w:rFonts w:eastAsia="黑体"/>
           <w:b/>
           <w:bCs/>
         </w:rPr>
@@ -1640,21 +1823,27 @@
       </w:r>
       <w:r>
         <w:rPr>
-          <w:rFonts w:hint="eastAsia"/>
+          <w:rFonts w:hint="eastAsia" w:eastAsia="黑体"/>
           <w:b/>
           <w:bCs/>
         </w:rPr>
         <w:t xml:space="preserve">增大</w:t>
       </w:r>
       <w:r>
+        <w:rPr>
+          <w:rFonts w:eastAsia="黑体"/>
+        </w:rPr>
         <w:t xml:space="preserve"> </w:t>
       </w:r>
       <w:r>
+        <w:rPr>
+          <w:rFonts w:eastAsia="黑体"/>
+        </w:rPr>
         <w:t xml:space="preserve">→ </w:t>
       </w:r>
       <w:r>
         <w:rPr>
-          <w:rFonts w:hint="eastAsia"/>
+          <w:rFonts w:hint="eastAsia" w:eastAsia="黑体"/>
         </w:rPr>
         <w:t xml:space="preserve">电流纹波与最小连续负载电流减小，动态响应变慢。</w:t>
       </w:r>
@@ -1686,6 +1875,7 @@
       </m:oMath>
       <w:r>
         <w:rPr>
+          <w:rFonts w:eastAsia="黑体"/>
           <w:b/>
           <w:bCs/>
         </w:rPr>
@@ -1693,21 +1883,27 @@
       </w:r>
       <w:r>
         <w:rPr>
-          <w:rFonts w:hint="eastAsia"/>
+          <w:rFonts w:hint="eastAsia" w:eastAsia="黑体"/>
           <w:b/>
           <w:bCs/>
         </w:rPr>
         <w:t xml:space="preserve">增大</w:t>
       </w:r>
       <w:r>
+        <w:rPr>
+          <w:rFonts w:eastAsia="黑体"/>
+        </w:rPr>
         <w:t xml:space="preserve"> </w:t>
       </w:r>
       <w:r>
+        <w:rPr>
+          <w:rFonts w:eastAsia="黑体"/>
+        </w:rPr>
         <w:t xml:space="preserve">→ </w:t>
       </w:r>
       <w:r>
         <w:rPr>
-          <w:rFonts w:hint="eastAsia"/>
+          <w:rFonts w:hint="eastAsia" w:eastAsia="黑体"/>
         </w:rPr>
         <w:t xml:space="preserve">电感与变压器可缩小，但开关损耗增大。</w:t>
       </w:r>
@@ -1722,7 +1918,7 @@
       </w:pPr>
       <w:r>
         <w:rPr>
-          <w:rFonts w:hint="eastAsia"/>
+          <w:rFonts w:hint="eastAsia" w:eastAsia="黑体"/>
           <w:b/>
           <w:bCs/>
         </w:rPr>
@@ -1730,6 +1926,7 @@
       </w:r>
       <w:r>
         <w:rPr>
+          <w:rFonts w:eastAsia="黑体"/>
           <w:b/>
           <w:bCs/>
         </w:rPr>
@@ -1742,6 +1939,7 @@
       </m:oMath>
       <w:r>
         <w:rPr>
+          <w:rFonts w:eastAsia="黑体"/>
           <w:b/>
           <w:bCs/>
         </w:rPr>
@@ -1749,21 +1947,27 @@
       </w:r>
       <w:r>
         <w:rPr>
-          <w:rFonts w:hint="eastAsia"/>
+          <w:rFonts w:hint="eastAsia" w:eastAsia="黑体"/>
           <w:b/>
           <w:bCs/>
         </w:rPr>
         <w:t xml:space="preserve">增大</w:t>
       </w:r>
       <w:r>
+        <w:rPr>
+          <w:rFonts w:eastAsia="黑体"/>
+        </w:rPr>
         <w:t xml:space="preserve"> </w:t>
       </w:r>
       <w:r>
+        <w:rPr>
+          <w:rFonts w:eastAsia="黑体"/>
+        </w:rPr>
         <w:t xml:space="preserve">→ </w:t>
       </w:r>
       <w:r>
         <w:rPr>
-          <w:rFonts w:hint="eastAsia"/>
+          <w:rFonts w:hint="eastAsia" w:eastAsia="黑体"/>
         </w:rPr>
         <w:t xml:space="preserve">输出电压升高、副边整流二极管耐压升高。</w:t>
       </w:r>
@@ -1776,7 +1980,7 @@
       </w:pPr>
       <w:r>
         <w:rPr>
-          <w:rFonts w:hint="eastAsia"/>
+          <w:rFonts w:hint="eastAsia" w:eastAsia="黑体"/>
         </w:rPr>
         <w:t xml:space="preserve">典型参数示例</w:t>
       </w:r>
@@ -1791,11 +1995,14 @@
       </w:pPr>
       <w:r>
         <w:rPr>
-          <w:rFonts w:hint="eastAsia"/>
+          <w:rFonts w:hint="eastAsia" w:eastAsia="黑体"/>
         </w:rPr>
         <w:t xml:space="preserve">取</w:t>
       </w:r>
       <w:r>
+        <w:rPr>
+          <w:rFonts w:eastAsia="黑体"/>
+        </w:rPr>
         <w:t xml:space="preserve"> </w:t>
       </w:r>
       <m:oMath>
@@ -1835,6 +2042,9 @@
         </m:r>
       </m:oMath>
       <w:r>
+        <w:rPr>
+          <w:rFonts w:eastAsia="黑体"/>
+        </w:rPr>
         <w:t xml:space="preserve">、</w:t>
       </w:r>
       <m:oMath>
@@ -1888,6 +2098,9 @@
         </m:r>
       </m:oMath>
       <w:r>
+        <w:rPr>
+          <w:rFonts w:eastAsia="黑体"/>
+        </w:rPr>
         <w:t xml:space="preserve">、</w:t>
       </w:r>
       <m:oMath>
@@ -1906,7 +2119,7 @@
       </m:oMath>
       <w:r>
         <w:rPr>
-          <w:rFonts w:hint="eastAsia"/>
+          <w:rFonts w:hint="eastAsia" w:eastAsia="黑体"/>
         </w:rPr>
         <w:t xml:space="preserve">：</w:t>
       </w:r>
@@ -1992,6 +2205,9 @@
         </m:r>
       </m:oMath>
       <w:r>
+        <w:rPr>
+          <w:rFonts w:eastAsia="黑体"/>
+        </w:rPr>
         <w:t xml:space="preserve">。</w:t>
       </w:r>
     </w:p>
@@ -2005,11 +2221,14 @@
       </w:pPr>
       <w:r>
         <w:rPr>
-          <w:rFonts w:hint="eastAsia"/>
+          <w:rFonts w:hint="eastAsia" w:eastAsia="黑体"/>
         </w:rPr>
         <w:t xml:space="preserve">取</w:t>
       </w:r>
       <w:r>
+        <w:rPr>
+          <w:rFonts w:eastAsia="黑体"/>
+        </w:rPr>
         <w:t xml:space="preserve"> </w:t>
       </w:r>
       <m:oMath>
@@ -2046,6 +2265,9 @@
         </m:r>
       </m:oMath>
       <w:r>
+        <w:rPr>
+          <w:rFonts w:eastAsia="黑体"/>
+        </w:rPr>
         <w:t xml:space="preserve">、</w:t>
       </w:r>
       <m:oMath>
@@ -2063,6 +2285,9 @@
         </m:r>
       </m:oMath>
       <w:r>
+        <w:rPr>
+          <w:rFonts w:eastAsia="黑体"/>
+        </w:rPr>
         <w:t xml:space="preserve">、</w:t>
       </w:r>
       <m:oMath>
@@ -2102,6 +2327,9 @@
         </m:r>
       </m:oMath>
       <w:r>
+        <w:rPr>
+          <w:rFonts w:eastAsia="黑体"/>
+        </w:rPr>
         <w:t xml:space="preserve">、</w:t>
       </w:r>
       <m:oMath>
@@ -2160,7 +2388,7 @@
       </m:oMath>
       <w:r>
         <w:rPr>
-          <w:rFonts w:hint="eastAsia"/>
+          <w:rFonts w:hint="eastAsia" w:eastAsia="黑体"/>
         </w:rPr>
         <w:t xml:space="preserve">：</w:t>
       </w:r>
@@ -2273,6 +2501,9 @@
         </m:r>
       </m:oMath>
       <w:r>
+        <w:rPr>
+          <w:rFonts w:eastAsia="黑体"/>
+        </w:rPr>
         <w:t xml:space="preserve">。</w:t>
       </w:r>
     </w:p>
@@ -2284,7 +2515,7 @@
       </w:pPr>
       <w:r>
         <w:rPr>
-          <w:rFonts w:hint="eastAsia"/>
+          <w:rFonts w:hint="eastAsia" w:eastAsia="黑体"/>
         </w:rPr>
         <w:t xml:space="preserve">常见器件型号</w:t>
       </w:r>
@@ -2299,16 +2530,19 @@
       </w:pPr>
       <w:r>
         <w:rPr>
-          <w:rFonts w:hint="eastAsia"/>
+          <w:rFonts w:hint="eastAsia" w:eastAsia="黑体"/>
         </w:rPr>
         <w:t xml:space="preserve">开关管：IRF540N、STP10NK60、IPB</w:t>
       </w:r>
       <w:r>
+        <w:rPr>
+          <w:rFonts w:eastAsia="黑体"/>
+        </w:rPr>
         <w:t xml:space="preserve"> </w:t>
       </w:r>
       <w:r>
         <w:rPr>
-          <w:rFonts w:hint="eastAsia"/>
+          <w:rFonts w:hint="eastAsia" w:eastAsia="黑体"/>
         </w:rPr>
         <w:t xml:space="preserve">系列。</w:t>
       </w:r>
@@ -2323,7 +2557,7 @@
       </w:pPr>
       <w:r>
         <w:rPr>
-          <w:rFonts w:hint="eastAsia"/>
+          <w:rFonts w:hint="eastAsia" w:eastAsia="黑体"/>
         </w:rPr>
         <w:t xml:space="preserve">控制器：UC3842、UC3844、NCP1251。</w:t>
       </w:r>
@@ -2338,25 +2572,31 @@
       </w:pPr>
       <w:r>
         <w:rPr>
-          <w:rFonts w:hint="eastAsia"/>
+          <w:rFonts w:hint="eastAsia" w:eastAsia="黑体"/>
         </w:rPr>
         <w:t xml:space="preserve">输出二极管：MBR</w:t>
       </w:r>
       <w:r>
+        <w:rPr>
+          <w:rFonts w:eastAsia="黑体"/>
+        </w:rPr>
         <w:t xml:space="preserve"> </w:t>
       </w:r>
       <w:r>
         <w:rPr>
-          <w:rFonts w:hint="eastAsia"/>
+          <w:rFonts w:hint="eastAsia" w:eastAsia="黑体"/>
         </w:rPr>
         <w:t xml:space="preserve">系列肖特基、MUR</w:t>
       </w:r>
       <w:r>
+        <w:rPr>
+          <w:rFonts w:eastAsia="黑体"/>
+        </w:rPr>
         <w:t xml:space="preserve"> </w:t>
       </w:r>
       <w:r>
         <w:rPr>
-          <w:rFonts w:hint="eastAsia"/>
+          <w:rFonts w:hint="eastAsia" w:eastAsia="黑体"/>
         </w:rPr>
         <w:t xml:space="preserve">系列快恢复。</w:t>
       </w:r>
@@ -2371,16 +2611,19 @@
       </w:pPr>
       <w:r>
         <w:rPr>
-          <w:rFonts w:hint="eastAsia"/>
+          <w:rFonts w:hint="eastAsia" w:eastAsia="黑体"/>
         </w:rPr>
         <w:t xml:space="preserve">变压器：定制</w:t>
       </w:r>
       <w:r>
+        <w:rPr>
+          <w:rFonts w:eastAsia="黑体"/>
+        </w:rPr>
         <w:t xml:space="preserve"> EE/EF </w:t>
       </w:r>
       <w:r>
         <w:rPr>
-          <w:rFonts w:hint="eastAsia"/>
+          <w:rFonts w:hint="eastAsia" w:eastAsia="黑体"/>
         </w:rPr>
         <w:t xml:space="preserve">铁氧体磁芯，需复位绕组。</w:t>
       </w:r>
@@ -2393,7 +2636,7 @@
       </w:pPr>
       <w:r>
         <w:rPr>
-          <w:rFonts w:hint="eastAsia"/>
+          <w:rFonts w:hint="eastAsia" w:eastAsia="黑体"/>
         </w:rPr>
         <w:t xml:space="preserve">注意事项</w:t>
       </w:r>
@@ -2408,7 +2651,7 @@
       </w:pPr>
       <w:r>
         <w:rPr>
-          <w:rFonts w:hint="eastAsia"/>
+          <w:rFonts w:hint="eastAsia" w:eastAsia="黑体"/>
         </w:rPr>
         <w:t xml:space="preserve">变压器必须设复位绕组或复位电路，防止磁芯单向磁化饱和。</w:t>
       </w:r>
@@ -2423,7 +2666,7 @@
       </w:pPr>
       <w:r>
         <w:rPr>
-          <w:rFonts w:hint="eastAsia"/>
+          <w:rFonts w:hint="eastAsia" w:eastAsia="黑体"/>
         </w:rPr>
         <w:t xml:space="preserve">无软开关时开关管开关损耗与电压尖峰较大，需吸收回路。</w:t>
       </w:r>
@@ -2438,16 +2681,19 @@
       </w:pPr>
       <w:r>
         <w:rPr>
-          <w:rFonts w:hint="eastAsia"/>
+          <w:rFonts w:hint="eastAsia" w:eastAsia="黑体"/>
         </w:rPr>
         <w:t xml:space="preserve">输出侧为降压</w:t>
       </w:r>
       <w:r>
+        <w:rPr>
+          <w:rFonts w:eastAsia="黑体"/>
+        </w:rPr>
         <w:t xml:space="preserve"> LC </w:t>
       </w:r>
       <w:r>
         <w:rPr>
-          <w:rFonts w:hint="eastAsia"/>
+          <w:rFonts w:hint="eastAsia" w:eastAsia="黑体"/>
         </w:rPr>
         <w:t xml:space="preserve">滤波，纹波较反激小。</w:t>
       </w:r>
@@ -2462,7 +2708,7 @@
       </w:pPr>
       <w:r>
         <w:rPr>
-          <w:rFonts w:hint="eastAsia"/>
+          <w:rFonts w:hint="eastAsia" w:eastAsia="黑体"/>
         </w:rPr>
         <w:t xml:space="preserve">电感需按最小负载电流设计，轻载可能进入断续模式。</w:t>
       </w:r>
@@ -2475,7 +2721,7 @@
       </w:pPr>
       <w:r>
         <w:rPr>
-          <w:rFonts w:hint="eastAsia"/>
+          <w:rFonts w:hint="eastAsia" w:eastAsia="黑体"/>
         </w:rPr>
         <w:t xml:space="preserve">参考资料</w:t>
       </w:r>
@@ -2489,6 +2735,9 @@
         </w:numPr>
       </w:pPr>
       <w:r>
+        <w:rPr>
+          <w:rFonts w:eastAsia="黑体"/>
+        </w:rPr>
         <w:t xml:space="preserve">Wikipedia: Forward converter。</w:t>
       </w:r>
     </w:p>
@@ -2502,16 +2751,19 @@
       </w:pPr>
       <w:r>
         <w:rPr>
-          <w:rFonts w:hint="eastAsia"/>
+          <w:rFonts w:hint="eastAsia" w:eastAsia="黑体"/>
         </w:rPr>
         <w:t xml:space="preserve">《开关电源设计（第三版）》（Abraham</w:t>
       </w:r>
       <w:r>
+        <w:rPr>
+          <w:rFonts w:eastAsia="黑体"/>
+        </w:rPr>
         <w:t xml:space="preserve"> I. </w:t>
       </w:r>
       <w:r>
         <w:rPr>
-          <w:rFonts w:hint="eastAsia"/>
+          <w:rFonts w:hint="eastAsia" w:eastAsia="黑体"/>
         </w:rPr>
         <w:t xml:space="preserve">Pressman）。</w:t>
       </w:r>
@@ -2525,20 +2777,26 @@
         </w:numPr>
       </w:pPr>
       <w:r>
+        <w:rPr>
+          <w:rFonts w:eastAsia="黑体"/>
+        </w:rPr>
         <w:t xml:space="preserve">TI </w:t>
       </w:r>
       <w:r>
         <w:rPr>
-          <w:rFonts w:hint="eastAsia"/>
+          <w:rFonts w:hint="eastAsia" w:eastAsia="黑体"/>
         </w:rPr>
         <w:t xml:space="preserve">应用笔记</w:t>
       </w:r>
       <w:r>
+        <w:rPr>
+          <w:rFonts w:eastAsia="黑体"/>
+        </w:rPr>
         <w:t xml:space="preserve"> </w:t>
       </w:r>
       <w:r>
         <w:rPr>
-          <w:rFonts w:hint="eastAsia"/>
+          <w:rFonts w:hint="eastAsia" w:eastAsia="黑体"/>
         </w:rPr>
         <w:t xml:space="preserve">SLUA658（正激变换器）。</w:t>
       </w:r>
@@ -2552,11 +2810,11 @@
       </w:pPr>
       <w:r>
         <w:rPr>
-          <w:rFonts w:ascii="Times New Roman" w:hAnsi="Times New Roman"/>
+          <w:rFonts w:ascii="Times New Roman" w:hAnsi="Times New Roman" w:eastAsia="黑体"/>
           <w:color w:val="555555"/>
           <w:sz w:val="21"/>
         </w:rPr>
-        <w:t>材料收集者：杜文杰</w:t>
+        <w:t>材料收集者：杜文杰，WX手机：19519196569，QQ:3478827729</w:t>
       </w:r>
     </w:p>
     <w:sectPr>
@@ -2576,7 +2834,7 @@
 </file>
 
 <file path=word/footer1.xml><?xml version="1.0" encoding="utf-8"?>
-<w:ftr xmlns:m="http://schemas.openxmlformats.org/officeDocument/2006/math" xmlns:mc="http://schemas.openxmlformats.org/markup-compatibility/2006" xmlns:mo="http://schemas.microsoft.com/office/mac/office/2008/main" xmlns:mv="urn:schemas-microsoft-com:mac:vml" xmlns:o="urn:schemas-microsoft-com:office:office" xmlns:r="http://schemas.openxmlformats.org/officeDocument/2006/relationships" xmlns:v="urn:schemas-microsoft-com:vml" xmlns:w10="urn:schemas-microsoft-com:office:word" xmlns:w14="http://schemas.microsoft.com/office/word/2010/wordml" xmlns:w="http://schemas.openxmlformats.org/wordprocessingml/2006/main" xmlns:wne="http://schemas.microsoft.com/office/word/2006/wordml" xmlns:wp14="http://schemas.microsoft.com/office/word/2010/wordprocessingDrawing" xmlns:wp="http://schemas.openxmlformats.org/drawingml/2006/wordprocessingDrawing" xmlns:wpc="http://schemas.microsoft.com/office/word/2010/wordprocessingCanvas" xmlns:wpg="http://schemas.microsoft.com/office/word/2010/wordprocessingGroup" xmlns:wpi="http://schemas.microsoft.com/office/word/2010/wordprocessingInk" xmlns:wps="http://schemas.microsoft.com/office/word/2010/wordprocessingShape" mc:Ignorable="w14 wp14">
+<w:ftr xmlns:mc="http://schemas.openxmlformats.org/markup-compatibility/2006" xmlns:w="http://schemas.openxmlformats.org/wordprocessingml/2006/main" xmlns:m="http://schemas.openxmlformats.org/officeDocument/2006/math" xmlns:mo="http://schemas.microsoft.com/office/mac/office/2008/main" xmlns:mv="urn:schemas-microsoft-com:mac:vml" xmlns:o="urn:schemas-microsoft-com:office:office" xmlns:r="http://schemas.openxmlformats.org/officeDocument/2006/relationships" xmlns:v="urn:schemas-microsoft-com:vml" xmlns:w10="urn:schemas-microsoft-com:office:word" xmlns:w14="http://schemas.microsoft.com/office/word/2010/wordml" xmlns:wne="http://schemas.microsoft.com/office/word/2006/wordml" xmlns:wp14="http://schemas.microsoft.com/office/word/2010/wordprocessingDrawing" xmlns:wp="http://schemas.openxmlformats.org/drawingml/2006/wordprocessingDrawing" xmlns:wpc="http://schemas.microsoft.com/office/word/2010/wordprocessingCanvas" xmlns:wpg="http://schemas.microsoft.com/office/word/2010/wordprocessingGroup" xmlns:wpi="http://schemas.microsoft.com/office/word/2010/wordprocessingInk" xmlns:wps="http://schemas.microsoft.com/office/word/2010/wordprocessingShape" mc:Ignorable="w14 wp14">
   <w:p>
     <w:pPr>
       <w:pStyle w:val="Footer"/>
@@ -2584,12 +2842,14 @@
     </w:pPr>
     <w:r>
       <w:rPr>
+        <w:rFonts w:eastAsia="黑体"/>
         <w:sz w:val="18"/>
       </w:rPr>
       <w:t xml:space="preserve">第 </w:t>
     </w:r>
     <w:r>
       <w:rPr>
+        <w:rFonts w:eastAsia="黑体"/>
         <w:sz w:val="18"/>
       </w:rPr>
       <w:fldChar w:fldCharType="begin"/>
@@ -2598,6 +2858,7 @@
     </w:r>
     <w:r>
       <w:rPr>
+        <w:rFonts w:eastAsia="黑体"/>
         <w:sz w:val="18"/>
       </w:rPr>
       <w:t xml:space="preserve"> 页</w:t>
@@ -2611,6 +2872,9 @@
   <w:footnote w:type="continuationSeparator" w:id="0">
     <w:p>
       <w:r>
+        <w:rPr>
+          <w:rFonts w:eastAsia="黑体"/>
+        </w:rPr>
         <w:continuationSeparator/>
       </w:r>
     </w:p>
@@ -2618,6 +2882,9 @@
   <w:footnote w:type="separator" w:id="-1">
     <w:p>
       <w:r>
+        <w:rPr>
+          <w:rFonts w:eastAsia="黑体"/>
+        </w:rPr>
         <w:separator/>
       </w:r>
     </w:p>
@@ -2626,7 +2893,7 @@
 </file>
 
 <file path=word/header1.xml><?xml version="1.0" encoding="utf-8"?>
-<w:hdr xmlns:m="http://schemas.openxmlformats.org/officeDocument/2006/math" xmlns:mc="http://schemas.openxmlformats.org/markup-compatibility/2006" xmlns:mo="http://schemas.microsoft.com/office/mac/office/2008/main" xmlns:mv="urn:schemas-microsoft-com:mac:vml" xmlns:o="urn:schemas-microsoft-com:office:office" xmlns:r="http://schemas.openxmlformats.org/officeDocument/2006/relationships" xmlns:v="urn:schemas-microsoft-com:vml" xmlns:w10="urn:schemas-microsoft-com:office:word" xmlns:w14="http://schemas.microsoft.com/office/word/2010/wordml" xmlns:w="http://schemas.openxmlformats.org/wordprocessingml/2006/main" xmlns:wne="http://schemas.microsoft.com/office/word/2006/wordml" xmlns:wp14="http://schemas.microsoft.com/office/word/2010/wordprocessingDrawing" xmlns:wp="http://schemas.openxmlformats.org/drawingml/2006/wordprocessingDrawing" xmlns:wpc="http://schemas.microsoft.com/office/word/2010/wordprocessingCanvas" xmlns:wpg="http://schemas.microsoft.com/office/word/2010/wordprocessingGroup" xmlns:wpi="http://schemas.microsoft.com/office/word/2010/wordprocessingInk" xmlns:wps="http://schemas.microsoft.com/office/word/2010/wordprocessingShape" mc:Ignorable="w14 wp14">
+<w:hdr xmlns:mc="http://schemas.openxmlformats.org/markup-compatibility/2006" xmlns:w="http://schemas.openxmlformats.org/wordprocessingml/2006/main" xmlns:m="http://schemas.openxmlformats.org/officeDocument/2006/math" xmlns:mo="http://schemas.microsoft.com/office/mac/office/2008/main" xmlns:mv="urn:schemas-microsoft-com:mac:vml" xmlns:o="urn:schemas-microsoft-com:office:office" xmlns:r="http://schemas.openxmlformats.org/officeDocument/2006/relationships" xmlns:v="urn:schemas-microsoft-com:vml" xmlns:w10="urn:schemas-microsoft-com:office:word" xmlns:w14="http://schemas.microsoft.com/office/word/2010/wordml" xmlns:wne="http://schemas.microsoft.com/office/word/2006/wordml" xmlns:wp14="http://schemas.microsoft.com/office/word/2010/wordprocessingDrawing" xmlns:wp="http://schemas.openxmlformats.org/drawingml/2006/wordprocessingDrawing" xmlns:wpc="http://schemas.microsoft.com/office/word/2010/wordprocessingCanvas" xmlns:wpg="http://schemas.microsoft.com/office/word/2010/wordprocessingGroup" xmlns:wpi="http://schemas.microsoft.com/office/word/2010/wordprocessingInk" xmlns:wps="http://schemas.microsoft.com/office/word/2010/wordprocessingShape" mc:Ignorable="w14 wp14">
   <w:p>
     <w:pPr>
       <w:pStyle w:val="Header"/>
@@ -2634,7 +2901,7 @@
     </w:pPr>
     <w:r>
       <w:rPr>
-        <w:rFonts w:ascii="Times New Roman" w:hAnsi="Times New Roman"/>
+        <w:rFonts w:ascii="Times New Roman" w:hAnsi="Times New Roman" w:eastAsia="黑体"/>
         <w:sz w:val="18"/>
         <w:rFonts w:eastAsia="黑体"/>
         <w:rFonts w:eastAsia="黑体"/>
@@ -2646,7 +2913,7 @@
 </file>
 
 <file path=word/numbering.xml><?xml version="1.0" encoding="utf-8"?>
-<w:numbering xmlns:m="http://schemas.openxmlformats.org/officeDocument/2006/math" xmlns:mc="http://schemas.openxmlformats.org/markup-compatibility/2006" xmlns:mo="http://schemas.microsoft.com/office/mac/office/2008/main" xmlns:mv="urn:schemas-microsoft-com:mac:vml" xmlns:o="urn:schemas-microsoft-com:office:office" xmlns:r="http://schemas.openxmlformats.org/officeDocument/2006/relationships" xmlns:v="urn:schemas-microsoft-com:vml" xmlns:w="http://schemas.openxmlformats.org/wordprocessingml/2006/main" xmlns:w10="urn:schemas-microsoft-com:office:word" xmlns:w14="http://schemas.microsoft.com/office/word/2010/wordml" xmlns:wne="http://schemas.microsoft.com/office/word/2006/wordml" xmlns:wp="http://schemas.openxmlformats.org/drawingml/2006/wordprocessingDrawing" xmlns:wp14="http://schemas.microsoft.com/office/word/2010/wordprocessingDrawing" xmlns:wpc="http://schemas.microsoft.com/office/word/2010/wordprocessingCanvas" xmlns:wpg="http://schemas.microsoft.com/office/word/2010/wordprocessingGroup" xmlns:wpi="http://schemas.microsoft.com/office/word/2010/wordprocessingInk" xmlns:wps="http://schemas.microsoft.com/office/word/2010/wordprocessingShape" mc:Ignorable="w14 wp14">
+<w:numbering xmlns:mc="http://schemas.openxmlformats.org/markup-compatibility/2006" xmlns:w="http://schemas.openxmlformats.org/wordprocessingml/2006/main" xmlns:m="http://schemas.openxmlformats.org/officeDocument/2006/math" xmlns:mo="http://schemas.microsoft.com/office/mac/office/2008/main" xmlns:mv="urn:schemas-microsoft-com:mac:vml" xmlns:o="urn:schemas-microsoft-com:office:office" xmlns:r="http://schemas.openxmlformats.org/officeDocument/2006/relationships" xmlns:v="urn:schemas-microsoft-com:vml" xmlns:w10="urn:schemas-microsoft-com:office:word" xmlns:w14="http://schemas.microsoft.com/office/word/2010/wordml" xmlns:wne="http://schemas.microsoft.com/office/word/2006/wordml" xmlns:wp="http://schemas.openxmlformats.org/drawingml/2006/wordprocessingDrawing" xmlns:wp14="http://schemas.microsoft.com/office/word/2010/wordprocessingDrawing" xmlns:wpc="http://schemas.microsoft.com/office/word/2010/wordprocessingCanvas" xmlns:wpg="http://schemas.microsoft.com/office/word/2010/wordprocessingGroup" xmlns:wpi="http://schemas.microsoft.com/office/word/2010/wordprocessingInk" xmlns:wps="http://schemas.microsoft.com/office/word/2010/wordprocessingShape" mc:Ignorable="w14 wp14">
   <w:abstractNum w:abstractNumId="0">
     <w:nsid w:val="FFFFFF7C"/>
     <w:multiLevelType w:val="singleLevel"/>
@@ -2733,7 +3000,7 @@
         <w:ind w:hanging="360" w:left="1440"/>
       </w:pPr>
       <w:rPr>
-        <w:rFonts w:ascii="Symbol" w:hAnsi="Symbol" w:hint="default"/>
+        <w:rFonts w:ascii="Symbol" w:hAnsi="Symbol" w:hint="default" w:eastAsia="黑体"/>
       </w:rPr>
     </w:lvl>
   </w:abstractNum>
@@ -2754,7 +3021,7 @@
         <w:ind w:hanging="360" w:left="1080"/>
       </w:pPr>
       <w:rPr>
-        <w:rFonts w:ascii="Symbol" w:hAnsi="Symbol" w:hint="default"/>
+        <w:rFonts w:ascii="Symbol" w:hAnsi="Symbol" w:hint="default" w:eastAsia="黑体"/>
       </w:rPr>
     </w:lvl>
   </w:abstractNum>
@@ -2775,7 +3042,7 @@
         <w:ind w:hanging="360" w:left="720"/>
       </w:pPr>
       <w:rPr>
-        <w:rFonts w:ascii="Symbol" w:hAnsi="Symbol" w:hint="default"/>
+        <w:rFonts w:ascii="Symbol" w:hAnsi="Symbol" w:hint="default" w:eastAsia="黑体"/>
       </w:rPr>
     </w:lvl>
   </w:abstractNum>
@@ -2814,7 +3081,7 @@
         <w:ind w:hanging="360" w:left="360"/>
       </w:pPr>
       <w:rPr>
-        <w:rFonts w:ascii="Symbol" w:hAnsi="Symbol" w:hint="default"/>
+        <w:rFonts w:ascii="Symbol" w:hAnsi="Symbol" w:hint="default" w:eastAsia="黑体"/>
       </w:rPr>
     </w:lvl>
   </w:abstractNum>
@@ -2905,7 +3172,7 @@
         <w:ind w:left="720" w:hanging="360"/>
       </w:pPr>
       <w:rPr>
-        <w:rFonts w:ascii="Symbol" w:hAnsi="Symbol" w:cs="Symbol" w:hint="default"/>
+        <w:rFonts w:ascii="Symbol" w:hAnsi="Symbol" w:cs="Symbol" w:hint="default" w:eastAsia="黑体"/>
       </w:rPr>
     </w:lvl>
     <w:lvl w:ilvl="1">
@@ -2916,7 +3183,7 @@
         <w:ind w:left="1440" w:hanging="360"/>
       </w:pPr>
       <w:rPr>
-        <w:rFonts w:ascii="Courier New" w:hAnsi="Courier New" w:cs="Courier New" w:hint="default"/>
+        <w:rFonts w:ascii="Courier New" w:hAnsi="Courier New" w:cs="Courier New" w:hint="default" w:eastAsia="黑体"/>
       </w:rPr>
     </w:lvl>
     <w:lvl w:ilvl="2">
@@ -2927,7 +3194,7 @@
         <w:ind w:left="2160" w:hanging="360"/>
       </w:pPr>
       <w:rPr>
-        <w:rFonts w:ascii="Wingdings" w:hAnsi="Wingdings" w:cs="Wingdings" w:hint="default"/>
+        <w:rFonts w:ascii="Wingdings" w:hAnsi="Wingdings" w:cs="Wingdings" w:hint="default" w:eastAsia="黑体"/>
       </w:rPr>
     </w:lvl>
     <w:lvl w:ilvl="3">
@@ -2938,7 +3205,7 @@
         <w:ind w:left="2880" w:hanging="360"/>
       </w:pPr>
       <w:rPr>
-        <w:rFonts w:ascii="Symbol" w:hAnsi="Symbol" w:cs="Symbol" w:hint="default"/>
+        <w:rFonts w:ascii="Symbol" w:hAnsi="Symbol" w:cs="Symbol" w:hint="default" w:eastAsia="黑体"/>
       </w:rPr>
     </w:lvl>
     <w:lvl w:ilvl="4">
@@ -2949,7 +3216,7 @@
         <w:ind w:left="3600" w:hanging="360"/>
       </w:pPr>
       <w:rPr>
-        <w:rFonts w:ascii="Courier New" w:hAnsi="Courier New" w:cs="Courier New" w:hint="default"/>
+        <w:rFonts w:ascii="Courier New" w:hAnsi="Courier New" w:cs="Courier New" w:hint="default" w:eastAsia="黑体"/>
       </w:rPr>
     </w:lvl>
     <w:lvl w:ilvl="5">
@@ -2960,7 +3227,7 @@
         <w:ind w:left="4320" w:hanging="360"/>
       </w:pPr>
       <w:rPr>
-        <w:rFonts w:ascii="Wingdings" w:hAnsi="Wingdings" w:cs="Wingdings" w:hint="default"/>
+        <w:rFonts w:ascii="Wingdings" w:hAnsi="Wingdings" w:cs="Wingdings" w:hint="default" w:eastAsia="黑体"/>
       </w:rPr>
     </w:lvl>
     <w:lvl w:ilvl="6">
@@ -2971,7 +3238,7 @@
         <w:ind w:left="5040" w:hanging="360"/>
       </w:pPr>
       <w:rPr>
-        <w:rFonts w:ascii="Symbol" w:hAnsi="Symbol" w:cs="Symbol" w:hint="default"/>
+        <w:rFonts w:ascii="Symbol" w:hAnsi="Symbol" w:cs="Symbol" w:hint="default" w:eastAsia="黑体"/>
       </w:rPr>
     </w:lvl>
     <w:lvl w:ilvl="7">
@@ -2982,7 +3249,7 @@
         <w:ind w:left="5760" w:hanging="360"/>
       </w:pPr>
       <w:rPr>
-        <w:rFonts w:ascii="Courier New" w:hAnsi="Courier New" w:cs="Courier New" w:hint="default"/>
+        <w:rFonts w:ascii="Courier New" w:hAnsi="Courier New" w:cs="Courier New" w:hint="default" w:eastAsia="黑体"/>
       </w:rPr>
     </w:lvl>
     <w:lvl w:ilvl="8">
@@ -2993,7 +3260,7 @@
         <w:ind w:left="6480" w:hanging="360"/>
       </w:pPr>
       <w:rPr>
-        <w:rFonts w:ascii="Wingdings" w:hAnsi="Wingdings" w:cs="Wingdings" w:hint="default"/>
+        <w:rFonts w:ascii="Wingdings" w:hAnsi="Wingdings" w:cs="Wingdings" w:hint="default" w:eastAsia="黑体"/>
       </w:rPr>
     </w:lvl>
   </w:abstractNum>
@@ -3049,11 +3316,11 @@
 </file>
 
 <file path=word/styles.xml><?xml version="1.0" encoding="utf-8"?>
-<w:styles xmlns:mc="http://schemas.openxmlformats.org/markup-compatibility/2006" xmlns:r="http://schemas.openxmlformats.org/officeDocument/2006/relationships" xmlns:w="http://schemas.openxmlformats.org/wordprocessingml/2006/main" xmlns:w14="http://schemas.microsoft.com/office/word/2010/wordml" mc:Ignorable="w14">
+<w:styles xmlns:mc="http://schemas.openxmlformats.org/markup-compatibility/2006" xmlns:w="http://schemas.openxmlformats.org/wordprocessingml/2006/main" xmlns:r="http://schemas.openxmlformats.org/officeDocument/2006/relationships" xmlns:w14="http://schemas.microsoft.com/office/word/2010/wordml" mc:Ignorable="w14">
   <w:docDefaults>
     <w:rPrDefault>
       <w:rPr>
-        <w:rFonts w:asciiTheme="minorHAnsi" w:cstheme="minorBidi" w:eastAsiaTheme="minorEastAsia" w:hAnsiTheme="minorHAnsi"/>
+        <w:rFonts w:asciiTheme="minorHAnsi" w:cstheme="minorBidi" w:hAnsiTheme="minorHAnsi" w:eastAsia="黑体"/>
         <w:sz w:val="22"/>
         <w:szCs w:val="22"/>
         <w:lang w:bidi="ar-SA" w:eastAsia="en-US" w:val="en-US"/>
@@ -3275,7 +3542,7 @@
       <w:outlineLvl w:val="0"/>
     </w:pPr>
     <w:rPr>
-      <w:rFonts w:ascii="Times New Roman" w:asciiTheme="majorHAnsi" w:cstheme="majorBidi" w:eastAsia="黑体" w:eastAsiaTheme="majorEastAsia" w:hAnsi="Times New Roman" w:hAnsiTheme="majorHAnsi"/>
+      <w:rFonts w:ascii="Times New Roman" w:asciiTheme="majorHAnsi" w:cstheme="majorBidi" w:eastAsia="黑体" w:hAnsi="Times New Roman" w:hAnsiTheme="majorHAnsi"/>
       <w:b/>
       <w:bCs/>
       <w:color w:val="1F3864"/>
@@ -3299,7 +3566,7 @@
       <w:outlineLvl w:val="1"/>
     </w:pPr>
     <w:rPr>
-      <w:rFonts w:ascii="Times New Roman" w:asciiTheme="majorHAnsi" w:cstheme="majorBidi" w:eastAsia="黑体" w:eastAsiaTheme="majorEastAsia" w:hAnsi="Times New Roman" w:hAnsiTheme="majorHAnsi"/>
+      <w:rFonts w:ascii="Times New Roman" w:asciiTheme="majorHAnsi" w:cstheme="majorBidi" w:eastAsia="黑体" w:hAnsi="Times New Roman" w:hAnsiTheme="majorHAnsi"/>
       <w:b/>
       <w:bCs/>
       <w:color w:val="2E4E7E"/>
@@ -3323,7 +3590,7 @@
       <w:outlineLvl w:val="2"/>
     </w:pPr>
     <w:rPr>
-      <w:rFonts w:ascii="Times New Roman" w:asciiTheme="majorHAnsi" w:cstheme="majorBidi" w:eastAsia="黑体" w:eastAsiaTheme="majorEastAsia" w:hAnsi="Times New Roman" w:hAnsiTheme="majorHAnsi"/>
+      <w:rFonts w:ascii="Times New Roman" w:asciiTheme="majorHAnsi" w:cstheme="majorBidi" w:eastAsia="黑体" w:hAnsi="Times New Roman" w:hAnsiTheme="majorHAnsi"/>
       <w:b/>
       <w:bCs/>
       <w:color w:val="2E4E7E"/>
@@ -3347,7 +3614,7 @@
       <w:outlineLvl w:val="3"/>
     </w:pPr>
     <w:rPr>
-      <w:rFonts w:ascii="Times New Roman" w:asciiTheme="majorHAnsi" w:cstheme="majorBidi" w:eastAsia="黑体" w:eastAsiaTheme="majorEastAsia" w:hAnsi="Times New Roman" w:hAnsiTheme="majorHAnsi"/>
+      <w:rFonts w:ascii="Times New Roman" w:asciiTheme="majorHAnsi" w:cstheme="majorBidi" w:eastAsia="黑体" w:hAnsi="Times New Roman" w:hAnsiTheme="majorHAnsi"/>
       <w:b/>
       <w:bCs/>
       <w:i/>
@@ -3373,7 +3640,7 @@
       <w:outlineLvl w:val="4"/>
     </w:pPr>
     <w:rPr>
-      <w:rFonts w:ascii="Times New Roman" w:asciiTheme="majorHAnsi" w:cstheme="majorBidi" w:eastAsia="黑体" w:eastAsiaTheme="majorEastAsia" w:hAnsi="Times New Roman" w:hAnsiTheme="majorHAnsi"/>
+      <w:rFonts w:ascii="Times New Roman" w:asciiTheme="majorHAnsi" w:cstheme="majorBidi" w:eastAsia="黑体" w:hAnsi="Times New Roman" w:hAnsiTheme="majorHAnsi"/>
       <w:b/>
       <w:color w:val="333333"/>
       <w:sz w:val="22"/>
@@ -3396,7 +3663,7 @@
       <w:outlineLvl w:val="5"/>
     </w:pPr>
     <w:rPr>
-      <w:rFonts w:asciiTheme="majorHAnsi" w:cstheme="majorBidi" w:eastAsiaTheme="majorEastAsia" w:hAnsiTheme="majorHAnsi"/>
+      <w:rFonts w:asciiTheme="majorHAnsi" w:cstheme="majorBidi" w:hAnsiTheme="majorHAnsi" w:eastAsia="黑体"/>
       <w:i/>
       <w:iCs/>
       <w:color w:themeColor="accent1" w:themeShade="7F" w:val="243F60"/>
@@ -3419,7 +3686,7 @@
       <w:outlineLvl w:val="6"/>
     </w:pPr>
     <w:rPr>
-      <w:rFonts w:asciiTheme="majorHAnsi" w:cstheme="majorBidi" w:eastAsiaTheme="majorEastAsia" w:hAnsiTheme="majorHAnsi"/>
+      <w:rFonts w:asciiTheme="majorHAnsi" w:cstheme="majorBidi" w:hAnsiTheme="majorHAnsi" w:eastAsia="黑体"/>
       <w:i/>
       <w:iCs/>
       <w:color w:themeColor="text1" w:themeTint="BF" w:val="404040"/>
@@ -3442,7 +3709,7 @@
       <w:outlineLvl w:val="7"/>
     </w:pPr>
     <w:rPr>
-      <w:rFonts w:asciiTheme="majorHAnsi" w:cstheme="majorBidi" w:eastAsiaTheme="majorEastAsia" w:hAnsiTheme="majorHAnsi"/>
+      <w:rFonts w:asciiTheme="majorHAnsi" w:cstheme="majorBidi" w:hAnsiTheme="majorHAnsi" w:eastAsia="黑体"/>
       <w:color w:themeColor="accent1" w:val="4F81BD"/>
       <w:sz w:val="20"/>
       <w:szCs w:val="20"/>
@@ -3465,7 +3732,7 @@
       <w:outlineLvl w:val="8"/>
     </w:pPr>
     <w:rPr>
-      <w:rFonts w:asciiTheme="majorHAnsi" w:cstheme="majorBidi" w:eastAsiaTheme="majorEastAsia" w:hAnsiTheme="majorHAnsi"/>
+      <w:rFonts w:asciiTheme="majorHAnsi" w:cstheme="majorBidi" w:hAnsiTheme="majorHAnsi" w:eastAsia="黑体"/>
       <w:i/>
       <w:iCs/>
       <w:color w:themeColor="text1" w:themeTint="BF" w:val="404040"/>
@@ -3516,7 +3783,7 @@
     <w:uiPriority w:val="9"/>
     <w:rsid w:val="00FC693F"/>
     <w:rPr>
-      <w:rFonts w:asciiTheme="majorHAnsi" w:cstheme="majorBidi" w:eastAsiaTheme="majorEastAsia" w:hAnsiTheme="majorHAnsi"/>
+      <w:rFonts w:asciiTheme="majorHAnsi" w:cstheme="majorBidi" w:hAnsiTheme="majorHAnsi" w:eastAsia="黑体"/>
       <w:b/>
       <w:bCs/>
       <w:color w:themeColor="accent1" w:themeShade="BF" w:val="365F91"/>
@@ -3531,7 +3798,7 @@
     <w:uiPriority w:val="9"/>
     <w:rsid w:val="00FC693F"/>
     <w:rPr>
-      <w:rFonts w:asciiTheme="majorHAnsi" w:cstheme="majorBidi" w:eastAsiaTheme="majorEastAsia" w:hAnsiTheme="majorHAnsi"/>
+      <w:rFonts w:asciiTheme="majorHAnsi" w:cstheme="majorBidi" w:hAnsiTheme="majorHAnsi" w:eastAsia="黑体"/>
       <w:b/>
       <w:bCs/>
       <w:color w:themeColor="accent1" w:val="4F81BD"/>
@@ -3546,7 +3813,7 @@
     <w:uiPriority w:val="9"/>
     <w:rsid w:val="00FC693F"/>
     <w:rPr>
-      <w:rFonts w:asciiTheme="majorHAnsi" w:cstheme="majorBidi" w:eastAsiaTheme="majorEastAsia" w:hAnsiTheme="majorHAnsi"/>
+      <w:rFonts w:asciiTheme="majorHAnsi" w:cstheme="majorBidi" w:hAnsiTheme="majorHAnsi" w:eastAsia="黑体"/>
       <w:b/>
       <w:bCs/>
       <w:color w:themeColor="accent1" w:val="4F81BD"/>
@@ -3569,7 +3836,7 @@
       <w:contextualSpacing/>
     </w:pPr>
     <w:rPr>
-      <w:rFonts w:ascii="Times New Roman" w:asciiTheme="majorHAnsi" w:cstheme="majorBidi" w:eastAsia="黑体" w:eastAsiaTheme="majorEastAsia" w:hAnsi="Times New Roman" w:hAnsiTheme="majorHAnsi"/>
+      <w:rFonts w:ascii="Times New Roman" w:asciiTheme="majorHAnsi" w:cstheme="majorBidi" w:eastAsia="黑体" w:hAnsi="Times New Roman" w:hAnsiTheme="majorHAnsi"/>
       <w:b/>
       <w:color w:val="1F3864"/>
       <w:spacing w:val="5"/>
@@ -3585,7 +3852,7 @@
     <w:uiPriority w:val="10"/>
     <w:rsid w:val="00FC693F"/>
     <w:rPr>
-      <w:rFonts w:asciiTheme="majorHAnsi" w:cstheme="majorBidi" w:eastAsiaTheme="majorEastAsia" w:hAnsiTheme="majorHAnsi"/>
+      <w:rFonts w:asciiTheme="majorHAnsi" w:cstheme="majorBidi" w:hAnsiTheme="majorHAnsi" w:eastAsia="黑体"/>
       <w:color w:themeColor="text2" w:themeShade="BF" w:val="17365D"/>
       <w:spacing w:val="5"/>
       <w:kern w:val="28"/>
@@ -3607,7 +3874,7 @@
       </w:numPr>
     </w:pPr>
     <w:rPr>
-      <w:rFonts w:asciiTheme="majorHAnsi" w:cstheme="majorBidi" w:eastAsiaTheme="majorEastAsia" w:hAnsiTheme="majorHAnsi"/>
+      <w:rFonts w:asciiTheme="majorHAnsi" w:cstheme="majorBidi" w:hAnsiTheme="majorHAnsi" w:eastAsia="黑体"/>
       <w:i/>
       <w:iCs/>
       <w:color w:themeColor="accent1" w:val="4F81BD"/>
@@ -3623,7 +3890,7 @@
     <w:uiPriority w:val="11"/>
     <w:rsid w:val="00FC693F"/>
     <w:rPr>
-      <w:rFonts w:asciiTheme="majorHAnsi" w:cstheme="majorBidi" w:eastAsiaTheme="majorEastAsia" w:hAnsiTheme="majorHAnsi"/>
+      <w:rFonts w:asciiTheme="majorHAnsi" w:cstheme="majorBidi" w:hAnsiTheme="majorHAnsi" w:eastAsia="黑体"/>
       <w:i/>
       <w:iCs/>
       <w:color w:themeColor="accent1" w:val="4F81BD"/>
@@ -3690,6 +3957,7 @@
       <w:spacing w:after="120"/>
     </w:pPr>
     <w:rPr>
+      <w:rFonts w:eastAsia="黑体"/>
       <w:sz w:val="16"/>
       <w:szCs w:val="16"/>
     </w:rPr>
@@ -3701,6 +3969,7 @@
     <w:uiPriority w:val="99"/>
     <w:rsid w:val="00AA1D8D"/>
     <w:rPr>
+      <w:rFonts w:eastAsia="黑体"/>
       <w:sz w:val="16"/>
       <w:szCs w:val="16"/>
     </w:rPr>
@@ -3870,7 +4139,7 @@
       </w:tabs>
     </w:pPr>
     <w:rPr>
-      <w:rFonts w:ascii="Courier" w:hAnsi="Courier"/>
+      <w:rFonts w:ascii="Courier" w:hAnsi="Courier" w:eastAsia="黑体"/>
       <w:sz w:val="20"/>
       <w:szCs w:val="20"/>
     </w:rPr>
@@ -3882,7 +4151,7 @@
     <w:uiPriority w:val="99"/>
     <w:rsid w:val="0029639D"/>
     <w:rPr>
-      <w:rFonts w:ascii="Courier" w:hAnsi="Courier"/>
+      <w:rFonts w:ascii="Courier" w:hAnsi="Courier" w:eastAsia="黑体"/>
       <w:sz w:val="20"/>
       <w:szCs w:val="20"/>
     </w:rPr>
@@ -3918,6 +4187,7 @@
     <w:uiPriority w:val="29"/>
     <w:rsid w:val="00FC693F"/>
     <w:rPr>
+      <w:rFonts w:eastAsia="黑体"/>
       <w:i/>
       <w:iCs/>
       <w:color w:themeColor="text1" w:val="000000"/>
@@ -3931,7 +4201,7 @@
     <w:semiHidden/>
     <w:rsid w:val="00FC693F"/>
     <w:rPr>
-      <w:rFonts w:asciiTheme="majorHAnsi" w:cstheme="majorBidi" w:eastAsiaTheme="majorEastAsia" w:hAnsiTheme="majorHAnsi"/>
+      <w:rFonts w:asciiTheme="majorHAnsi" w:cstheme="majorBidi" w:hAnsiTheme="majorHAnsi" w:eastAsia="黑体"/>
       <w:b/>
       <w:bCs/>
       <w:i/>
@@ -3947,7 +4217,7 @@
     <w:semiHidden/>
     <w:rsid w:val="00FC693F"/>
     <w:rPr>
-      <w:rFonts w:asciiTheme="majorHAnsi" w:cstheme="majorBidi" w:eastAsiaTheme="majorEastAsia" w:hAnsiTheme="majorHAnsi"/>
+      <w:rFonts w:asciiTheme="majorHAnsi" w:cstheme="majorBidi" w:hAnsiTheme="majorHAnsi" w:eastAsia="黑体"/>
       <w:color w:themeColor="accent1" w:themeShade="7F" w:val="243F60"/>
     </w:rPr>
   </w:style>
@@ -3959,7 +4229,7 @@
     <w:semiHidden/>
     <w:rsid w:val="00FC693F"/>
     <w:rPr>
-      <w:rFonts w:asciiTheme="majorHAnsi" w:cstheme="majorBidi" w:eastAsiaTheme="majorEastAsia" w:hAnsiTheme="majorHAnsi"/>
+      <w:rFonts w:asciiTheme="majorHAnsi" w:cstheme="majorBidi" w:hAnsiTheme="majorHAnsi" w:eastAsia="黑体"/>
       <w:i/>
       <w:iCs/>
       <w:color w:themeColor="accent1" w:themeShade="7F" w:val="243F60"/>
@@ -3973,7 +4243,7 @@
     <w:semiHidden/>
     <w:rsid w:val="00FC693F"/>
     <w:rPr>
-      <w:rFonts w:asciiTheme="majorHAnsi" w:cstheme="majorBidi" w:eastAsiaTheme="majorEastAsia" w:hAnsiTheme="majorHAnsi"/>
+      <w:rFonts w:asciiTheme="majorHAnsi" w:cstheme="majorBidi" w:hAnsiTheme="majorHAnsi" w:eastAsia="黑体"/>
       <w:i/>
       <w:iCs/>
       <w:color w:themeColor="text1" w:themeTint="BF" w:val="404040"/>
@@ -3987,7 +4257,7 @@
     <w:semiHidden/>
     <w:rsid w:val="00FC693F"/>
     <w:rPr>
-      <w:rFonts w:asciiTheme="majorHAnsi" w:cstheme="majorBidi" w:eastAsiaTheme="majorEastAsia" w:hAnsiTheme="majorHAnsi"/>
+      <w:rFonts w:asciiTheme="majorHAnsi" w:cstheme="majorBidi" w:hAnsiTheme="majorHAnsi" w:eastAsia="黑体"/>
       <w:color w:themeColor="accent1" w:val="4F81BD"/>
       <w:sz w:val="20"/>
       <w:szCs w:val="20"/>
@@ -4001,7 +4271,7 @@
     <w:semiHidden/>
     <w:rsid w:val="00FC693F"/>
     <w:rPr>
-      <w:rFonts w:asciiTheme="majorHAnsi" w:cstheme="majorBidi" w:eastAsiaTheme="majorEastAsia" w:hAnsiTheme="majorHAnsi"/>
+      <w:rFonts w:asciiTheme="majorHAnsi" w:cstheme="majorBidi" w:hAnsiTheme="majorHAnsi" w:eastAsia="黑体"/>
       <w:i/>
       <w:iCs/>
       <w:color w:themeColor="text1" w:themeTint="BF" w:val="404040"/>
@@ -4022,6 +4292,7 @@
       <w:spacing w:line="240" w:lineRule="auto"/>
     </w:pPr>
     <w:rPr>
+      <w:rFonts w:eastAsia="黑体"/>
       <w:b/>
       <w:bCs/>
       <w:color w:themeColor="accent1" w:val="4F81BD"/>
@@ -4036,6 +4307,7 @@
     <w:qFormat/>
     <w:rsid w:val="00FC693F"/>
     <w:rPr>
+      <w:rFonts w:eastAsia="黑体"/>
       <w:b/>
       <w:bCs/>
     </w:rPr>
@@ -4047,6 +4319,7 @@
     <w:qFormat/>
     <w:rsid w:val="00FC693F"/>
     <w:rPr>
+      <w:rFonts w:eastAsia="黑体"/>
       <w:i/>
       <w:iCs/>
     </w:rPr>
@@ -4067,6 +4340,7 @@
       <w:ind w:left="936" w:right="936"/>
     </w:pPr>
     <w:rPr>
+      <w:rFonts w:eastAsia="黑体"/>
       <w:b/>
       <w:bCs/>
       <w:i/>
@@ -4081,6 +4355,7 @@
     <w:uiPriority w:val="30"/>
     <w:rsid w:val="00FC693F"/>
     <w:rPr>
+      <w:rFonts w:eastAsia="黑体"/>
       <w:b/>
       <w:bCs/>
       <w:i/>
@@ -4095,6 +4370,7 @@
     <w:qFormat/>
     <w:rsid w:val="00FC693F"/>
     <w:rPr>
+      <w:rFonts w:eastAsia="黑体"/>
       <w:i/>
       <w:iCs/>
       <w:color w:themeColor="text1" w:themeTint="7F" w:val="808080"/>
@@ -4107,6 +4383,7 @@
     <w:qFormat/>
     <w:rsid w:val="00FC693F"/>
     <w:rPr>
+      <w:rFonts w:eastAsia="黑体"/>
       <w:b/>
       <w:bCs/>
       <w:i/>
@@ -4121,6 +4398,7 @@
     <w:qFormat/>
     <w:rsid w:val="00FC693F"/>
     <w:rPr>
+      <w:rFonts w:eastAsia="黑体"/>
       <w:smallCaps/>
       <w:color w:themeColor="accent2" w:val="C0504D"/>
       <w:u w:val="single"/>
@@ -4133,6 +4411,7 @@
     <w:qFormat/>
     <w:rsid w:val="00FC693F"/>
     <w:rPr>
+      <w:rFonts w:eastAsia="黑体"/>
       <w:b/>
       <w:bCs/>
       <w:smallCaps/>
@@ -4148,6 +4427,7 @@
     <w:qFormat/>
     <w:rsid w:val="00FC693F"/>
     <w:rPr>
+      <w:rFonts w:eastAsia="黑体"/>
       <w:b/>
       <w:bCs/>
       <w:smallCaps/>
@@ -4202,6 +4482,7 @@
       <w:spacing w:after="0" w:line="240" w:lineRule="auto"/>
     </w:pPr>
     <w:rPr>
+      <w:rFonts w:eastAsia="黑体"/>
       <w:color w:themeColor="text1" w:themeShade="BF" w:val="000000"/>
     </w:rPr>
     <w:tblPr>
@@ -4224,6 +4505,7 @@
         <w:spacing w:after="0" w:before="0" w:line="240" w:lineRule="auto"/>
       </w:pPr>
       <w:rPr>
+        <w:rFonts w:eastAsia="黑体"/>
         <w:b/>
         <w:bCs/>
       </w:rPr>
@@ -4244,6 +4526,7 @@
         <w:spacing w:after="0" w:before="0" w:line="240" w:lineRule="auto"/>
       </w:pPr>
       <w:rPr>
+        <w:rFonts w:eastAsia="黑体"/>
         <w:b/>
         <w:bCs/>
       </w:rPr>
@@ -4261,12 +4544,14 @@
     </w:tblStylePr>
     <w:tblStylePr w:type="firstCol">
       <w:rPr>
+        <w:rFonts w:eastAsia="黑体"/>
         <w:b/>
         <w:bCs/>
       </w:rPr>
     </w:tblStylePr>
     <w:tblStylePr w:type="lastCol">
       <w:rPr>
+        <w:rFonts w:eastAsia="黑体"/>
         <w:b/>
         <w:bCs/>
       </w:rPr>
@@ -4305,6 +4590,7 @@
       <w:spacing w:after="0" w:line="240" w:lineRule="auto"/>
     </w:pPr>
     <w:rPr>
+      <w:rFonts w:eastAsia="黑体"/>
       <w:color w:themeColor="accent1" w:themeShade="BF" w:val="365F91"/>
     </w:rPr>
     <w:tblPr>
@@ -4327,6 +4613,7 @@
         <w:spacing w:after="0" w:before="0" w:line="240" w:lineRule="auto"/>
       </w:pPr>
       <w:rPr>
+        <w:rFonts w:eastAsia="黑体"/>
         <w:b/>
         <w:bCs/>
       </w:rPr>
@@ -4347,6 +4634,7 @@
         <w:spacing w:after="0" w:before="0" w:line="240" w:lineRule="auto"/>
       </w:pPr>
       <w:rPr>
+        <w:rFonts w:eastAsia="黑体"/>
         <w:b/>
         <w:bCs/>
       </w:rPr>
@@ -4364,12 +4652,14 @@
     </w:tblStylePr>
     <w:tblStylePr w:type="firstCol">
       <w:rPr>
+        <w:rFonts w:eastAsia="黑体"/>
         <w:b/>
         <w:bCs/>
       </w:rPr>
     </w:tblStylePr>
     <w:tblStylePr w:type="lastCol">
       <w:rPr>
+        <w:rFonts w:eastAsia="黑体"/>
         <w:b/>
         <w:bCs/>
       </w:rPr>
@@ -4408,6 +4698,7 @@
       <w:spacing w:after="0" w:line="240" w:lineRule="auto"/>
     </w:pPr>
     <w:rPr>
+      <w:rFonts w:eastAsia="黑体"/>
       <w:color w:themeColor="accent2" w:themeShade="BF" w:val="943634"/>
     </w:rPr>
     <w:tblPr>
@@ -4430,6 +4721,7 @@
         <w:spacing w:after="0" w:before="0" w:line="240" w:lineRule="auto"/>
       </w:pPr>
       <w:rPr>
+        <w:rFonts w:eastAsia="黑体"/>
         <w:b/>
         <w:bCs/>
       </w:rPr>
@@ -4450,6 +4742,7 @@
         <w:spacing w:after="0" w:before="0" w:line="240" w:lineRule="auto"/>
       </w:pPr>
       <w:rPr>
+        <w:rFonts w:eastAsia="黑体"/>
         <w:b/>
         <w:bCs/>
       </w:rPr>
@@ -4467,12 +4760,14 @@
     </w:tblStylePr>
     <w:tblStylePr w:type="firstCol">
       <w:rPr>
+        <w:rFonts w:eastAsia="黑体"/>
         <w:b/>
         <w:bCs/>
       </w:rPr>
     </w:tblStylePr>
     <w:tblStylePr w:type="lastCol">
       <w:rPr>
+        <w:rFonts w:eastAsia="黑体"/>
         <w:b/>
         <w:bCs/>
       </w:rPr>
@@ -4511,6 +4806,7 @@
       <w:spacing w:after="0" w:line="240" w:lineRule="auto"/>
     </w:pPr>
     <w:rPr>
+      <w:rFonts w:eastAsia="黑体"/>
       <w:color w:themeColor="accent3" w:themeShade="BF" w:val="76923C"/>
     </w:rPr>
     <w:tblPr>
@@ -4533,6 +4829,7 @@
         <w:spacing w:after="0" w:before="0" w:line="240" w:lineRule="auto"/>
       </w:pPr>
       <w:rPr>
+        <w:rFonts w:eastAsia="黑体"/>
         <w:b/>
         <w:bCs/>
       </w:rPr>
@@ -4553,6 +4850,7 @@
         <w:spacing w:after="0" w:before="0" w:line="240" w:lineRule="auto"/>
       </w:pPr>
       <w:rPr>
+        <w:rFonts w:eastAsia="黑体"/>
         <w:b/>
         <w:bCs/>
       </w:rPr>
@@ -4570,12 +4868,14 @@
     </w:tblStylePr>
     <w:tblStylePr w:type="firstCol">
       <w:rPr>
+        <w:rFonts w:eastAsia="黑体"/>
         <w:b/>
         <w:bCs/>
       </w:rPr>
     </w:tblStylePr>
     <w:tblStylePr w:type="lastCol">
       <w:rPr>
+        <w:rFonts w:eastAsia="黑体"/>
         <w:b/>
         <w:bCs/>
       </w:rPr>
@@ -4614,6 +4914,7 @@
       <w:spacing w:after="0" w:line="240" w:lineRule="auto"/>
     </w:pPr>
     <w:rPr>
+      <w:rFonts w:eastAsia="黑体"/>
       <w:color w:themeColor="accent4" w:themeShade="BF" w:val="5F497A"/>
     </w:rPr>
     <w:tblPr>
@@ -4636,6 +4937,7 @@
         <w:spacing w:after="0" w:before="0" w:line="240" w:lineRule="auto"/>
       </w:pPr>
       <w:rPr>
+        <w:rFonts w:eastAsia="黑体"/>
         <w:b/>
         <w:bCs/>
       </w:rPr>
@@ -4656,6 +4958,7 @@
         <w:spacing w:after="0" w:before="0" w:line="240" w:lineRule="auto"/>
       </w:pPr>
       <w:rPr>
+        <w:rFonts w:eastAsia="黑体"/>
         <w:b/>
         <w:bCs/>
       </w:rPr>
@@ -4673,12 +4976,14 @@
     </w:tblStylePr>
     <w:tblStylePr w:type="firstCol">
       <w:rPr>
+        <w:rFonts w:eastAsia="黑体"/>
         <w:b/>
         <w:bCs/>
       </w:rPr>
     </w:tblStylePr>
     <w:tblStylePr w:type="lastCol">
       <w:rPr>
+        <w:rFonts w:eastAsia="黑体"/>
         <w:b/>
         <w:bCs/>
       </w:rPr>
@@ -4717,6 +5022,7 @@
       <w:spacing w:after="0" w:line="240" w:lineRule="auto"/>
     </w:pPr>
     <w:rPr>
+      <w:rFonts w:eastAsia="黑体"/>
       <w:color w:themeColor="accent5" w:themeShade="BF" w:val="31849B"/>
     </w:rPr>
     <w:tblPr>
@@ -4739,6 +5045,7 @@
         <w:spacing w:after="0" w:before="0" w:line="240" w:lineRule="auto"/>
       </w:pPr>
       <w:rPr>
+        <w:rFonts w:eastAsia="黑体"/>
         <w:b/>
         <w:bCs/>
       </w:rPr>
@@ -4759,6 +5066,7 @@
         <w:spacing w:after="0" w:before="0" w:line="240" w:lineRule="auto"/>
       </w:pPr>
       <w:rPr>
+        <w:rFonts w:eastAsia="黑体"/>
         <w:b/>
         <w:bCs/>
       </w:rPr>
@@ -4776,12 +5084,14 @@
     </w:tblStylePr>
     <w:tblStylePr w:type="firstCol">
       <w:rPr>
+        <w:rFonts w:eastAsia="黑体"/>
         <w:b/>
         <w:bCs/>
       </w:rPr>
     </w:tblStylePr>
     <w:tblStylePr w:type="lastCol">
       <w:rPr>
+        <w:rFonts w:eastAsia="黑体"/>
         <w:b/>
         <w:bCs/>
       </w:rPr>
@@ -4820,6 +5130,7 @@
       <w:spacing w:after="0" w:line="240" w:lineRule="auto"/>
     </w:pPr>
     <w:rPr>
+      <w:rFonts w:eastAsia="黑体"/>
       <w:color w:themeColor="accent6" w:themeShade="BF" w:val="E36C0A"/>
     </w:rPr>
     <w:tblPr>
@@ -4842,6 +5153,7 @@
         <w:spacing w:after="0" w:before="0" w:line="240" w:lineRule="auto"/>
       </w:pPr>
       <w:rPr>
+        <w:rFonts w:eastAsia="黑体"/>
         <w:b/>
         <w:bCs/>
       </w:rPr>
@@ -4862,6 +5174,7 @@
         <w:spacing w:after="0" w:before="0" w:line="240" w:lineRule="auto"/>
       </w:pPr>
       <w:rPr>
+        <w:rFonts w:eastAsia="黑体"/>
         <w:b/>
         <w:bCs/>
       </w:rPr>
@@ -4879,12 +5192,14 @@
     </w:tblStylePr>
     <w:tblStylePr w:type="firstCol">
       <w:rPr>
+        <w:rFonts w:eastAsia="黑体"/>
         <w:b/>
         <w:bCs/>
       </w:rPr>
     </w:tblStylePr>
     <w:tblStylePr w:type="lastCol">
       <w:rPr>
+        <w:rFonts w:eastAsia="黑体"/>
         <w:b/>
         <w:bCs/>
       </w:rPr>
@@ -4944,6 +5259,7 @@
         <w:spacing w:after="0" w:before="0" w:line="240" w:lineRule="auto"/>
       </w:pPr>
       <w:rPr>
+        <w:rFonts w:eastAsia="黑体"/>
         <w:b/>
         <w:bCs/>
         <w:color w:themeColor="background1" w:val="FFFFFF"/>
@@ -4958,6 +5274,7 @@
         <w:spacing w:after="0" w:before="0" w:line="240" w:lineRule="auto"/>
       </w:pPr>
       <w:rPr>
+        <w:rFonts w:eastAsia="黑体"/>
         <w:b/>
         <w:bCs/>
       </w:rPr>
@@ -4973,12 +5290,14 @@
     </w:tblStylePr>
     <w:tblStylePr w:type="firstCol">
       <w:rPr>
+        <w:rFonts w:eastAsia="黑体"/>
         <w:b/>
         <w:bCs/>
       </w:rPr>
     </w:tblStylePr>
     <w:tblStylePr w:type="lastCol">
       <w:rPr>
+        <w:rFonts w:eastAsia="黑体"/>
         <w:b/>
         <w:bCs/>
       </w:rPr>
@@ -5036,6 +5355,7 @@
         <w:spacing w:after="0" w:before="0" w:line="240" w:lineRule="auto"/>
       </w:pPr>
       <w:rPr>
+        <w:rFonts w:eastAsia="黑体"/>
         <w:b/>
         <w:bCs/>
         <w:color w:themeColor="background1" w:val="FFFFFF"/>
@@ -5050,6 +5370,7 @@
         <w:spacing w:after="0" w:before="0" w:line="240" w:lineRule="auto"/>
       </w:pPr>
       <w:rPr>
+        <w:rFonts w:eastAsia="黑体"/>
         <w:b/>
         <w:bCs/>
       </w:rPr>
@@ -5065,12 +5386,14 @@
     </w:tblStylePr>
     <w:tblStylePr w:type="firstCol">
       <w:rPr>
+        <w:rFonts w:eastAsia="黑体"/>
         <w:b/>
         <w:bCs/>
       </w:rPr>
     </w:tblStylePr>
     <w:tblStylePr w:type="lastCol">
       <w:rPr>
+        <w:rFonts w:eastAsia="黑体"/>
         <w:b/>
         <w:bCs/>
       </w:rPr>
@@ -5128,6 +5451,7 @@
         <w:spacing w:after="0" w:before="0" w:line="240" w:lineRule="auto"/>
       </w:pPr>
       <w:rPr>
+        <w:rFonts w:eastAsia="黑体"/>
         <w:b/>
         <w:bCs/>
         <w:color w:themeColor="background1" w:val="FFFFFF"/>
@@ -5142,6 +5466,7 @@
         <w:spacing w:after="0" w:before="0" w:line="240" w:lineRule="auto"/>
       </w:pPr>
       <w:rPr>
+        <w:rFonts w:eastAsia="黑体"/>
         <w:b/>
         <w:bCs/>
       </w:rPr>
@@ -5157,12 +5482,14 @@
     </w:tblStylePr>
     <w:tblStylePr w:type="firstCol">
       <w:rPr>
+        <w:rFonts w:eastAsia="黑体"/>
         <w:b/>
         <w:bCs/>
       </w:rPr>
     </w:tblStylePr>
     <w:tblStylePr w:type="lastCol">
       <w:rPr>
+        <w:rFonts w:eastAsia="黑体"/>
         <w:b/>
         <w:bCs/>
       </w:rPr>
@@ -5220,6 +5547,7 @@
         <w:spacing w:after="0" w:before="0" w:line="240" w:lineRule="auto"/>
       </w:pPr>
       <w:rPr>
+        <w:rFonts w:eastAsia="黑体"/>
         <w:b/>
         <w:bCs/>
         <w:color w:themeColor="background1" w:val="FFFFFF"/>
@@ -5234,6 +5562,7 @@
         <w:spacing w:after="0" w:before="0" w:line="240" w:lineRule="auto"/>
       </w:pPr>
       <w:rPr>
+        <w:rFonts w:eastAsia="黑体"/>
         <w:b/>
         <w:bCs/>
       </w:rPr>
@@ -5249,12 +5578,14 @@
     </w:tblStylePr>
     <w:tblStylePr w:type="firstCol">
       <w:rPr>
+        <w:rFonts w:eastAsia="黑体"/>
         <w:b/>
         <w:bCs/>
       </w:rPr>
     </w:tblStylePr>
     <w:tblStylePr w:type="lastCol">
       <w:rPr>
+        <w:rFonts w:eastAsia="黑体"/>
         <w:b/>
         <w:bCs/>
       </w:rPr>
@@ -5312,6 +5643,7 @@
         <w:spacing w:after="0" w:before="0" w:line="240" w:lineRule="auto"/>
       </w:pPr>
       <w:rPr>
+        <w:rFonts w:eastAsia="黑体"/>
         <w:b/>
         <w:bCs/>
         <w:color w:themeColor="background1" w:val="FFFFFF"/>
@@ -5326,6 +5658,7 @@
         <w:spacing w:after="0" w:before="0" w:line="240" w:lineRule="auto"/>
       </w:pPr>
       <w:rPr>
+        <w:rFonts w:eastAsia="黑体"/>
         <w:b/>
         <w:bCs/>
       </w:rPr>
@@ -5341,12 +5674,14 @@
     </w:tblStylePr>
     <w:tblStylePr w:type="firstCol">
       <w:rPr>
+        <w:rFonts w:eastAsia="黑体"/>
         <w:b/>
         <w:bCs/>
       </w:rPr>
     </w:tblStylePr>
     <w:tblStylePr w:type="lastCol">
       <w:rPr>
+        <w:rFonts w:eastAsia="黑体"/>
         <w:b/>
         <w:bCs/>
       </w:rPr>
@@ -5404,6 +5739,7 @@
         <w:spacing w:after="0" w:before="0" w:line="240" w:lineRule="auto"/>
       </w:pPr>
       <w:rPr>
+        <w:rFonts w:eastAsia="黑体"/>
         <w:b/>
         <w:bCs/>
         <w:color w:themeColor="background1" w:val="FFFFFF"/>
@@ -5418,6 +5754,7 @@
         <w:spacing w:after="0" w:before="0" w:line="240" w:lineRule="auto"/>
       </w:pPr>
       <w:rPr>
+        <w:rFonts w:eastAsia="黑体"/>
         <w:b/>
         <w:bCs/>
       </w:rPr>
@@ -5433,12 +5770,14 @@
     </w:tblStylePr>
     <w:tblStylePr w:type="firstCol">
       <w:rPr>
+        <w:rFonts w:eastAsia="黑体"/>
         <w:b/>
         <w:bCs/>
       </w:rPr>
     </w:tblStylePr>
     <w:tblStylePr w:type="lastCol">
       <w:rPr>
+        <w:rFonts w:eastAsia="黑体"/>
         <w:b/>
         <w:bCs/>
       </w:rPr>
@@ -5496,6 +5835,7 @@
         <w:spacing w:after="0" w:before="0" w:line="240" w:lineRule="auto"/>
       </w:pPr>
       <w:rPr>
+        <w:rFonts w:eastAsia="黑体"/>
         <w:b/>
         <w:bCs/>
         <w:color w:themeColor="background1" w:val="FFFFFF"/>
@@ -5510,6 +5850,7 @@
         <w:spacing w:after="0" w:before="0" w:line="240" w:lineRule="auto"/>
       </w:pPr>
       <w:rPr>
+        <w:rFonts w:eastAsia="黑体"/>
         <w:b/>
         <w:bCs/>
       </w:rPr>
@@ -5525,12 +5866,14 @@
     </w:tblStylePr>
     <w:tblStylePr w:type="firstCol">
       <w:rPr>
+        <w:rFonts w:eastAsia="黑体"/>
         <w:b/>
         <w:bCs/>
       </w:rPr>
     </w:tblStylePr>
     <w:tblStylePr w:type="lastCol">
       <w:rPr>
+        <w:rFonts w:eastAsia="黑体"/>
         <w:b/>
         <w:bCs/>
       </w:rPr>
@@ -5590,7 +5933,7 @@
         <w:spacing w:after="0" w:before="0" w:line="240" w:lineRule="auto"/>
       </w:pPr>
       <w:rPr>
-        <w:rFonts w:asciiTheme="majorHAnsi" w:cstheme="majorBidi" w:eastAsiaTheme="majorEastAsia" w:hAnsiTheme="majorHAnsi"/>
+        <w:rFonts w:asciiTheme="majorHAnsi" w:cstheme="majorBidi" w:hAnsiTheme="majorHAnsi" w:eastAsia="黑体"/>
         <w:b/>
         <w:bCs/>
       </w:rPr>
@@ -5611,7 +5954,7 @@
         <w:spacing w:after="0" w:before="0" w:line="240" w:lineRule="auto"/>
       </w:pPr>
       <w:rPr>
-        <w:rFonts w:asciiTheme="majorHAnsi" w:cstheme="majorBidi" w:eastAsiaTheme="majorEastAsia" w:hAnsiTheme="majorHAnsi"/>
+        <w:rFonts w:asciiTheme="majorHAnsi" w:cstheme="majorBidi" w:hAnsiTheme="majorHAnsi" w:eastAsia="黑体"/>
         <w:b/>
         <w:bCs/>
       </w:rPr>
@@ -5629,14 +5972,14 @@
     </w:tblStylePr>
     <w:tblStylePr w:type="firstCol">
       <w:rPr>
-        <w:rFonts w:asciiTheme="majorHAnsi" w:cstheme="majorBidi" w:eastAsiaTheme="majorEastAsia" w:hAnsiTheme="majorHAnsi"/>
+        <w:rFonts w:asciiTheme="majorHAnsi" w:cstheme="majorBidi" w:hAnsiTheme="majorHAnsi" w:eastAsia="黑体"/>
         <w:b/>
         <w:bCs/>
       </w:rPr>
     </w:tblStylePr>
     <w:tblStylePr w:type="lastCol">
       <w:rPr>
-        <w:rFonts w:asciiTheme="majorHAnsi" w:cstheme="majorBidi" w:eastAsiaTheme="majorEastAsia" w:hAnsiTheme="majorHAnsi"/>
+        <w:rFonts w:asciiTheme="majorHAnsi" w:cstheme="majorBidi" w:hAnsiTheme="majorHAnsi" w:eastAsia="黑体"/>
         <w:b/>
         <w:bCs/>
       </w:rPr>
@@ -5720,7 +6063,7 @@
         <w:spacing w:after="0" w:before="0" w:line="240" w:lineRule="auto"/>
       </w:pPr>
       <w:rPr>
-        <w:rFonts w:asciiTheme="majorHAnsi" w:cstheme="majorBidi" w:eastAsiaTheme="majorEastAsia" w:hAnsiTheme="majorHAnsi"/>
+        <w:rFonts w:asciiTheme="majorHAnsi" w:cstheme="majorBidi" w:hAnsiTheme="majorHAnsi" w:eastAsia="黑体"/>
         <w:b/>
         <w:bCs/>
       </w:rPr>
@@ -5741,7 +6084,7 @@
         <w:spacing w:after="0" w:before="0" w:line="240" w:lineRule="auto"/>
       </w:pPr>
       <w:rPr>
-        <w:rFonts w:asciiTheme="majorHAnsi" w:cstheme="majorBidi" w:eastAsiaTheme="majorEastAsia" w:hAnsiTheme="majorHAnsi"/>
+        <w:rFonts w:asciiTheme="majorHAnsi" w:cstheme="majorBidi" w:hAnsiTheme="majorHAnsi" w:eastAsia="黑体"/>
         <w:b/>
         <w:bCs/>
       </w:rPr>
@@ -5759,14 +6102,14 @@
     </w:tblStylePr>
     <w:tblStylePr w:type="firstCol">
       <w:rPr>
-        <w:rFonts w:asciiTheme="majorHAnsi" w:cstheme="majorBidi" w:eastAsiaTheme="majorEastAsia" w:hAnsiTheme="majorHAnsi"/>
+        <w:rFonts w:asciiTheme="majorHAnsi" w:cstheme="majorBidi" w:hAnsiTheme="majorHAnsi" w:eastAsia="黑体"/>
         <w:b/>
         <w:bCs/>
       </w:rPr>
     </w:tblStylePr>
     <w:tblStylePr w:type="lastCol">
       <w:rPr>
-        <w:rFonts w:asciiTheme="majorHAnsi" w:cstheme="majorBidi" w:eastAsiaTheme="majorEastAsia" w:hAnsiTheme="majorHAnsi"/>
+        <w:rFonts w:asciiTheme="majorHAnsi" w:cstheme="majorBidi" w:hAnsiTheme="majorHAnsi" w:eastAsia="黑体"/>
         <w:b/>
         <w:bCs/>
       </w:rPr>
@@ -5850,7 +6193,7 @@
         <w:spacing w:after="0" w:before="0" w:line="240" w:lineRule="auto"/>
       </w:pPr>
       <w:rPr>
-        <w:rFonts w:asciiTheme="majorHAnsi" w:cstheme="majorBidi" w:eastAsiaTheme="majorEastAsia" w:hAnsiTheme="majorHAnsi"/>
+        <w:rFonts w:asciiTheme="majorHAnsi" w:cstheme="majorBidi" w:hAnsiTheme="majorHAnsi" w:eastAsia="黑体"/>
         <w:b/>
         <w:bCs/>
       </w:rPr>
@@ -5871,7 +6214,7 @@
         <w:spacing w:after="0" w:before="0" w:line="240" w:lineRule="auto"/>
       </w:pPr>
       <w:rPr>
-        <w:rFonts w:asciiTheme="majorHAnsi" w:cstheme="majorBidi" w:eastAsiaTheme="majorEastAsia" w:hAnsiTheme="majorHAnsi"/>
+        <w:rFonts w:asciiTheme="majorHAnsi" w:cstheme="majorBidi" w:hAnsiTheme="majorHAnsi" w:eastAsia="黑体"/>
         <w:b/>
         <w:bCs/>
       </w:rPr>
@@ -5889,14 +6232,14 @@
     </w:tblStylePr>
     <w:tblStylePr w:type="firstCol">
       <w:rPr>
-        <w:rFonts w:asciiTheme="majorHAnsi" w:cstheme="majorBidi" w:eastAsiaTheme="majorEastAsia" w:hAnsiTheme="majorHAnsi"/>
+        <w:rFonts w:asciiTheme="majorHAnsi" w:cstheme="majorBidi" w:hAnsiTheme="majorHAnsi" w:eastAsia="黑体"/>
         <w:b/>
         <w:bCs/>
       </w:rPr>
     </w:tblStylePr>
     <w:tblStylePr w:type="lastCol">
       <w:rPr>
-        <w:rFonts w:asciiTheme="majorHAnsi" w:cstheme="majorBidi" w:eastAsiaTheme="majorEastAsia" w:hAnsiTheme="majorHAnsi"/>
+        <w:rFonts w:asciiTheme="majorHAnsi" w:cstheme="majorBidi" w:hAnsiTheme="majorHAnsi" w:eastAsia="黑体"/>
         <w:b/>
         <w:bCs/>
       </w:rPr>
@@ -5980,7 +6323,7 @@
         <w:spacing w:after="0" w:before="0" w:line="240" w:lineRule="auto"/>
       </w:pPr>
       <w:rPr>
-        <w:rFonts w:asciiTheme="majorHAnsi" w:cstheme="majorBidi" w:eastAsiaTheme="majorEastAsia" w:hAnsiTheme="majorHAnsi"/>
+        <w:rFonts w:asciiTheme="majorHAnsi" w:cstheme="majorBidi" w:hAnsiTheme="majorHAnsi" w:eastAsia="黑体"/>
         <w:b/>
         <w:bCs/>
       </w:rPr>
@@ -6001,7 +6344,7 @@
         <w:spacing w:after="0" w:before="0" w:line="240" w:lineRule="auto"/>
       </w:pPr>
       <w:rPr>
-        <w:rFonts w:asciiTheme="majorHAnsi" w:cstheme="majorBidi" w:eastAsiaTheme="majorEastAsia" w:hAnsiTheme="majorHAnsi"/>
+        <w:rFonts w:asciiTheme="majorHAnsi" w:cstheme="majorBidi" w:hAnsiTheme="majorHAnsi" w:eastAsia="黑体"/>
         <w:b/>
         <w:bCs/>
       </w:rPr>
@@ -6019,14 +6362,14 @@
     </w:tblStylePr>
     <w:tblStylePr w:type="firstCol">
       <w:rPr>
-        <w:rFonts w:asciiTheme="majorHAnsi" w:cstheme="majorBidi" w:eastAsiaTheme="majorEastAsia" w:hAnsiTheme="majorHAnsi"/>
+        <w:rFonts w:asciiTheme="majorHAnsi" w:cstheme="majorBidi" w:hAnsiTheme="majorHAnsi" w:eastAsia="黑体"/>
         <w:b/>
         <w:bCs/>
       </w:rPr>
     </w:tblStylePr>
     <w:tblStylePr w:type="lastCol">
       <w:rPr>
-        <w:rFonts w:asciiTheme="majorHAnsi" w:cstheme="majorBidi" w:eastAsiaTheme="majorEastAsia" w:hAnsiTheme="majorHAnsi"/>
+        <w:rFonts w:asciiTheme="majorHAnsi" w:cstheme="majorBidi" w:hAnsiTheme="majorHAnsi" w:eastAsia="黑体"/>
         <w:b/>
         <w:bCs/>
       </w:rPr>
@@ -6110,7 +6453,7 @@
         <w:spacing w:after="0" w:before="0" w:line="240" w:lineRule="auto"/>
       </w:pPr>
       <w:rPr>
-        <w:rFonts w:asciiTheme="majorHAnsi" w:cstheme="majorBidi" w:eastAsiaTheme="majorEastAsia" w:hAnsiTheme="majorHAnsi"/>
+        <w:rFonts w:asciiTheme="majorHAnsi" w:cstheme="majorBidi" w:hAnsiTheme="majorHAnsi" w:eastAsia="黑体"/>
         <w:b/>
         <w:bCs/>
       </w:rPr>
@@ -6131,7 +6474,7 @@
         <w:spacing w:after="0" w:before="0" w:line="240" w:lineRule="auto"/>
       </w:pPr>
       <w:rPr>
-        <w:rFonts w:asciiTheme="majorHAnsi" w:cstheme="majorBidi" w:eastAsiaTheme="majorEastAsia" w:hAnsiTheme="majorHAnsi"/>
+        <w:rFonts w:asciiTheme="majorHAnsi" w:cstheme="majorBidi" w:hAnsiTheme="majorHAnsi" w:eastAsia="黑体"/>
         <w:b/>
         <w:bCs/>
       </w:rPr>
@@ -6149,14 +6492,14 @@
     </w:tblStylePr>
     <w:tblStylePr w:type="firstCol">
       <w:rPr>
-        <w:rFonts w:asciiTheme="majorHAnsi" w:cstheme="majorBidi" w:eastAsiaTheme="majorEastAsia" w:hAnsiTheme="majorHAnsi"/>
+        <w:rFonts w:asciiTheme="majorHAnsi" w:cstheme="majorBidi" w:hAnsiTheme="majorHAnsi" w:eastAsia="黑体"/>
         <w:b/>
         <w:bCs/>
       </w:rPr>
     </w:tblStylePr>
     <w:tblStylePr w:type="lastCol">
       <w:rPr>
-        <w:rFonts w:asciiTheme="majorHAnsi" w:cstheme="majorBidi" w:eastAsiaTheme="majorEastAsia" w:hAnsiTheme="majorHAnsi"/>
+        <w:rFonts w:asciiTheme="majorHAnsi" w:cstheme="majorBidi" w:hAnsiTheme="majorHAnsi" w:eastAsia="黑体"/>
         <w:b/>
         <w:bCs/>
       </w:rPr>
@@ -6240,7 +6583,7 @@
         <w:spacing w:after="0" w:before="0" w:line="240" w:lineRule="auto"/>
       </w:pPr>
       <w:rPr>
-        <w:rFonts w:asciiTheme="majorHAnsi" w:cstheme="majorBidi" w:eastAsiaTheme="majorEastAsia" w:hAnsiTheme="majorHAnsi"/>
+        <w:rFonts w:asciiTheme="majorHAnsi" w:cstheme="majorBidi" w:hAnsiTheme="majorHAnsi" w:eastAsia="黑体"/>
         <w:b/>
         <w:bCs/>
       </w:rPr>
@@ -6261,7 +6604,7 @@
         <w:spacing w:after="0" w:before="0" w:line="240" w:lineRule="auto"/>
       </w:pPr>
       <w:rPr>
-        <w:rFonts w:asciiTheme="majorHAnsi" w:cstheme="majorBidi" w:eastAsiaTheme="majorEastAsia" w:hAnsiTheme="majorHAnsi"/>
+        <w:rFonts w:asciiTheme="majorHAnsi" w:cstheme="majorBidi" w:hAnsiTheme="majorHAnsi" w:eastAsia="黑体"/>
         <w:b/>
         <w:bCs/>
       </w:rPr>
@@ -6279,14 +6622,14 @@
     </w:tblStylePr>
     <w:tblStylePr w:type="firstCol">
       <w:rPr>
-        <w:rFonts w:asciiTheme="majorHAnsi" w:cstheme="majorBidi" w:eastAsiaTheme="majorEastAsia" w:hAnsiTheme="majorHAnsi"/>
+        <w:rFonts w:asciiTheme="majorHAnsi" w:cstheme="majorBidi" w:hAnsiTheme="majorHAnsi" w:eastAsia="黑体"/>
         <w:b/>
         <w:bCs/>
       </w:rPr>
     </w:tblStylePr>
     <w:tblStylePr w:type="lastCol">
       <w:rPr>
-        <w:rFonts w:asciiTheme="majorHAnsi" w:cstheme="majorBidi" w:eastAsiaTheme="majorEastAsia" w:hAnsiTheme="majorHAnsi"/>
+        <w:rFonts w:asciiTheme="majorHAnsi" w:cstheme="majorBidi" w:hAnsiTheme="majorHAnsi" w:eastAsia="黑体"/>
         <w:b/>
         <w:bCs/>
       </w:rPr>
@@ -6370,7 +6713,7 @@
         <w:spacing w:after="0" w:before="0" w:line="240" w:lineRule="auto"/>
       </w:pPr>
       <w:rPr>
-        <w:rFonts w:asciiTheme="majorHAnsi" w:cstheme="majorBidi" w:eastAsiaTheme="majorEastAsia" w:hAnsiTheme="majorHAnsi"/>
+        <w:rFonts w:asciiTheme="majorHAnsi" w:cstheme="majorBidi" w:hAnsiTheme="majorHAnsi" w:eastAsia="黑体"/>
         <w:b/>
         <w:bCs/>
       </w:rPr>
@@ -6391,7 +6734,7 @@
         <w:spacing w:after="0" w:before="0" w:line="240" w:lineRule="auto"/>
       </w:pPr>
       <w:rPr>
-        <w:rFonts w:asciiTheme="majorHAnsi" w:cstheme="majorBidi" w:eastAsiaTheme="majorEastAsia" w:hAnsiTheme="majorHAnsi"/>
+        <w:rFonts w:asciiTheme="majorHAnsi" w:cstheme="majorBidi" w:hAnsiTheme="majorHAnsi" w:eastAsia="黑体"/>
         <w:b/>
         <w:bCs/>
       </w:rPr>
@@ -6409,14 +6752,14 @@
     </w:tblStylePr>
     <w:tblStylePr w:type="firstCol">
       <w:rPr>
-        <w:rFonts w:asciiTheme="majorHAnsi" w:cstheme="majorBidi" w:eastAsiaTheme="majorEastAsia" w:hAnsiTheme="majorHAnsi"/>
+        <w:rFonts w:asciiTheme="majorHAnsi" w:cstheme="majorBidi" w:hAnsiTheme="majorHAnsi" w:eastAsia="黑体"/>
         <w:b/>
         <w:bCs/>
       </w:rPr>
     </w:tblStylePr>
     <w:tblStylePr w:type="lastCol">
       <w:rPr>
-        <w:rFonts w:asciiTheme="majorHAnsi" w:cstheme="majorBidi" w:eastAsiaTheme="majorEastAsia" w:hAnsiTheme="majorHAnsi"/>
+        <w:rFonts w:asciiTheme="majorHAnsi" w:cstheme="majorBidi" w:hAnsiTheme="majorHAnsi" w:eastAsia="黑体"/>
         <w:b/>
         <w:bCs/>
       </w:rPr>
@@ -6499,6 +6842,7 @@
         <w:spacing w:after="0" w:before="0" w:line="240" w:lineRule="auto"/>
       </w:pPr>
       <w:rPr>
+        <w:rFonts w:eastAsia="黑体"/>
         <w:b/>
         <w:bCs/>
         <w:color w:themeColor="background1" w:val="FFFFFF"/>
@@ -6521,6 +6865,7 @@
         <w:spacing w:after="0" w:before="0" w:line="240" w:lineRule="auto"/>
       </w:pPr>
       <w:rPr>
+        <w:rFonts w:eastAsia="黑体"/>
         <w:b/>
         <w:bCs/>
       </w:rPr>
@@ -6538,12 +6883,14 @@
     </w:tblStylePr>
     <w:tblStylePr w:type="firstCol">
       <w:rPr>
+        <w:rFonts w:eastAsia="黑体"/>
         <w:b/>
         <w:bCs/>
       </w:rPr>
     </w:tblStylePr>
     <w:tblStylePr w:type="lastCol">
       <w:rPr>
+        <w:rFonts w:eastAsia="黑体"/>
         <w:b/>
         <w:bCs/>
       </w:rPr>
@@ -6605,6 +6952,7 @@
         <w:spacing w:after="0" w:before="0" w:line="240" w:lineRule="auto"/>
       </w:pPr>
       <w:rPr>
+        <w:rFonts w:eastAsia="黑体"/>
         <w:b/>
         <w:bCs/>
         <w:color w:themeColor="background1" w:val="FFFFFF"/>
@@ -6627,6 +6975,7 @@
         <w:spacing w:after="0" w:before="0" w:line="240" w:lineRule="auto"/>
       </w:pPr>
       <w:rPr>
+        <w:rFonts w:eastAsia="黑体"/>
         <w:b/>
         <w:bCs/>
       </w:rPr>
@@ -6644,12 +6993,14 @@
     </w:tblStylePr>
     <w:tblStylePr w:type="firstCol">
       <w:rPr>
+        <w:rFonts w:eastAsia="黑体"/>
         <w:b/>
         <w:bCs/>
       </w:rPr>
     </w:tblStylePr>
     <w:tblStylePr w:type="lastCol">
       <w:rPr>
+        <w:rFonts w:eastAsia="黑体"/>
         <w:b/>
         <w:bCs/>
       </w:rPr>
@@ -6711,6 +7062,7 @@
         <w:spacing w:after="0" w:before="0" w:line="240" w:lineRule="auto"/>
       </w:pPr>
       <w:rPr>
+        <w:rFonts w:eastAsia="黑体"/>
         <w:b/>
         <w:bCs/>
         <w:color w:themeColor="background1" w:val="FFFFFF"/>
@@ -6733,6 +7085,7 @@
         <w:spacing w:after="0" w:before="0" w:line="240" w:lineRule="auto"/>
       </w:pPr>
       <w:rPr>
+        <w:rFonts w:eastAsia="黑体"/>
         <w:b/>
         <w:bCs/>
       </w:rPr>
@@ -6750,12 +7103,14 @@
     </w:tblStylePr>
     <w:tblStylePr w:type="firstCol">
       <w:rPr>
+        <w:rFonts w:eastAsia="黑体"/>
         <w:b/>
         <w:bCs/>
       </w:rPr>
     </w:tblStylePr>
     <w:tblStylePr w:type="lastCol">
       <w:rPr>
+        <w:rFonts w:eastAsia="黑体"/>
         <w:b/>
         <w:bCs/>
       </w:rPr>
@@ -6817,6 +7172,7 @@
         <w:spacing w:after="0" w:before="0" w:line="240" w:lineRule="auto"/>
       </w:pPr>
       <w:rPr>
+        <w:rFonts w:eastAsia="黑体"/>
         <w:b/>
         <w:bCs/>
         <w:color w:themeColor="background1" w:val="FFFFFF"/>
@@ -6839,6 +7195,7 @@
         <w:spacing w:after="0" w:before="0" w:line="240" w:lineRule="auto"/>
       </w:pPr>
       <w:rPr>
+        <w:rFonts w:eastAsia="黑体"/>
         <w:b/>
         <w:bCs/>
       </w:rPr>
@@ -6856,12 +7213,14 @@
     </w:tblStylePr>
     <w:tblStylePr w:type="firstCol">
       <w:rPr>
+        <w:rFonts w:eastAsia="黑体"/>
         <w:b/>
         <w:bCs/>
       </w:rPr>
     </w:tblStylePr>
     <w:tblStylePr w:type="lastCol">
       <w:rPr>
+        <w:rFonts w:eastAsia="黑体"/>
         <w:b/>
         <w:bCs/>
       </w:rPr>
@@ -6923,6 +7282,7 @@
         <w:spacing w:after="0" w:before="0" w:line="240" w:lineRule="auto"/>
       </w:pPr>
       <w:rPr>
+        <w:rFonts w:eastAsia="黑体"/>
         <w:b/>
         <w:bCs/>
         <w:color w:themeColor="background1" w:val="FFFFFF"/>
@@ -6945,6 +7305,7 @@
         <w:spacing w:after="0" w:before="0" w:line="240" w:lineRule="auto"/>
       </w:pPr>
       <w:rPr>
+        <w:rFonts w:eastAsia="黑体"/>
         <w:b/>
         <w:bCs/>
       </w:rPr>
@@ -6962,12 +7323,14 @@
     </w:tblStylePr>
     <w:tblStylePr w:type="firstCol">
       <w:rPr>
+        <w:rFonts w:eastAsia="黑体"/>
         <w:b/>
         <w:bCs/>
       </w:rPr>
     </w:tblStylePr>
     <w:tblStylePr w:type="lastCol">
       <w:rPr>
+        <w:rFonts w:eastAsia="黑体"/>
         <w:b/>
         <w:bCs/>
       </w:rPr>
@@ -7029,6 +7392,7 @@
         <w:spacing w:after="0" w:before="0" w:line="240" w:lineRule="auto"/>
       </w:pPr>
       <w:rPr>
+        <w:rFonts w:eastAsia="黑体"/>
         <w:b/>
         <w:bCs/>
         <w:color w:themeColor="background1" w:val="FFFFFF"/>
@@ -7051,6 +7415,7 @@
         <w:spacing w:after="0" w:before="0" w:line="240" w:lineRule="auto"/>
       </w:pPr>
       <w:rPr>
+        <w:rFonts w:eastAsia="黑体"/>
         <w:b/>
         <w:bCs/>
       </w:rPr>
@@ -7068,12 +7433,14 @@
     </w:tblStylePr>
     <w:tblStylePr w:type="firstCol">
       <w:rPr>
+        <w:rFonts w:eastAsia="黑体"/>
         <w:b/>
         <w:bCs/>
       </w:rPr>
     </w:tblStylePr>
     <w:tblStylePr w:type="lastCol">
       <w:rPr>
+        <w:rFonts w:eastAsia="黑体"/>
         <w:b/>
         <w:bCs/>
       </w:rPr>
@@ -7135,6 +7502,7 @@
         <w:spacing w:after="0" w:before="0" w:line="240" w:lineRule="auto"/>
       </w:pPr>
       <w:rPr>
+        <w:rFonts w:eastAsia="黑体"/>
         <w:b/>
         <w:bCs/>
         <w:color w:themeColor="background1" w:val="FFFFFF"/>
@@ -7157,6 +7525,7 @@
         <w:spacing w:after="0" w:before="0" w:line="240" w:lineRule="auto"/>
       </w:pPr>
       <w:rPr>
+        <w:rFonts w:eastAsia="黑体"/>
         <w:b/>
         <w:bCs/>
       </w:rPr>
@@ -7174,12 +7543,14 @@
     </w:tblStylePr>
     <w:tblStylePr w:type="firstCol">
       <w:rPr>
+        <w:rFonts w:eastAsia="黑体"/>
         <w:b/>
         <w:bCs/>
       </w:rPr>
     </w:tblStylePr>
     <w:tblStylePr w:type="lastCol">
       <w:rPr>
+        <w:rFonts w:eastAsia="黑体"/>
         <w:b/>
         <w:bCs/>
       </w:rPr>
@@ -7238,6 +7609,7 @@
         <w:spacing w:after="0" w:before="0" w:line="240" w:lineRule="auto"/>
       </w:pPr>
       <w:rPr>
+        <w:rFonts w:eastAsia="黑体"/>
         <w:b/>
         <w:bCs/>
         <w:color w:themeColor="background1" w:val="FFFFFF"/>
@@ -7260,6 +7632,7 @@
         <w:spacing w:after="0" w:before="0" w:line="240" w:lineRule="auto"/>
       </w:pPr>
       <w:rPr>
+        <w:rFonts w:eastAsia="黑体"/>
         <w:color w:val="auto"/>
       </w:rPr>
       <w:tblPr/>
@@ -7277,6 +7650,7 @@
     </w:tblStylePr>
     <w:tblStylePr w:type="firstCol">
       <w:rPr>
+        <w:rFonts w:eastAsia="黑体"/>
         <w:b/>
         <w:bCs/>
         <w:color w:themeColor="background1" w:val="FFFFFF"/>
@@ -7296,6 +7670,7 @@
     </w:tblStylePr>
     <w:tblStylePr w:type="lastCol">
       <w:rPr>
+        <w:rFonts w:eastAsia="黑体"/>
         <w:b/>
         <w:bCs/>
         <w:color w:themeColor="background1" w:val="FFFFFF"/>
@@ -7344,6 +7719,7 @@
     </w:tblStylePr>
     <w:tblStylePr w:type="nwCell">
       <w:rPr>
+        <w:rFonts w:eastAsia="黑体"/>
         <w:color w:themeColor="background1" w:val="FFFFFF"/>
       </w:rPr>
       <w:tblPr/>
@@ -7387,6 +7763,7 @@
         <w:spacing w:after="0" w:before="0" w:line="240" w:lineRule="auto"/>
       </w:pPr>
       <w:rPr>
+        <w:rFonts w:eastAsia="黑体"/>
         <w:b/>
         <w:bCs/>
         <w:color w:themeColor="background1" w:val="FFFFFF"/>
@@ -7409,6 +7786,7 @@
         <w:spacing w:after="0" w:before="0" w:line="240" w:lineRule="auto"/>
       </w:pPr>
       <w:rPr>
+        <w:rFonts w:eastAsia="黑体"/>
         <w:color w:val="auto"/>
       </w:rPr>
       <w:tblPr/>
@@ -7426,6 +7804,7 @@
     </w:tblStylePr>
     <w:tblStylePr w:type="firstCol">
       <w:rPr>
+        <w:rFonts w:eastAsia="黑体"/>
         <w:b/>
         <w:bCs/>
         <w:color w:themeColor="background1" w:val="FFFFFF"/>
@@ -7445,6 +7824,7 @@
     </w:tblStylePr>
     <w:tblStylePr w:type="lastCol">
       <w:rPr>
+        <w:rFonts w:eastAsia="黑体"/>
         <w:b/>
         <w:bCs/>
         <w:color w:themeColor="background1" w:val="FFFFFF"/>
@@ -7493,6 +7873,7 @@
     </w:tblStylePr>
     <w:tblStylePr w:type="nwCell">
       <w:rPr>
+        <w:rFonts w:eastAsia="黑体"/>
         <w:color w:themeColor="background1" w:val="FFFFFF"/>
       </w:rPr>
       <w:tblPr/>
@@ -7536,6 +7917,7 @@
         <w:spacing w:after="0" w:before="0" w:line="240" w:lineRule="auto"/>
       </w:pPr>
       <w:rPr>
+        <w:rFonts w:eastAsia="黑体"/>
         <w:b/>
         <w:bCs/>
         <w:color w:themeColor="background1" w:val="FFFFFF"/>
@@ -7558,6 +7940,7 @@
         <w:spacing w:after="0" w:before="0" w:line="240" w:lineRule="auto"/>
       </w:pPr>
       <w:rPr>
+        <w:rFonts w:eastAsia="黑体"/>
         <w:color w:val="auto"/>
       </w:rPr>
       <w:tblPr/>
@@ -7575,6 +7958,7 @@
     </w:tblStylePr>
     <w:tblStylePr w:type="firstCol">
       <w:rPr>
+        <w:rFonts w:eastAsia="黑体"/>
         <w:b/>
         <w:bCs/>
         <w:color w:themeColor="background1" w:val="FFFFFF"/>
@@ -7594,6 +7978,7 @@
     </w:tblStylePr>
     <w:tblStylePr w:type="lastCol">
       <w:rPr>
+        <w:rFonts w:eastAsia="黑体"/>
         <w:b/>
         <w:bCs/>
         <w:color w:themeColor="background1" w:val="FFFFFF"/>
@@ -7642,6 +8027,7 @@
     </w:tblStylePr>
     <w:tblStylePr w:type="nwCell">
       <w:rPr>
+        <w:rFonts w:eastAsia="黑体"/>
         <w:color w:themeColor="background1" w:val="FFFFFF"/>
       </w:rPr>
       <w:tblPr/>
@@ -7685,6 +8071,7 @@
         <w:spacing w:after="0" w:before="0" w:line="240" w:lineRule="auto"/>
       </w:pPr>
       <w:rPr>
+        <w:rFonts w:eastAsia="黑体"/>
         <w:b/>
         <w:bCs/>
         <w:color w:themeColor="background1" w:val="FFFFFF"/>
@@ -7707,6 +8094,7 @@
         <w:spacing w:after="0" w:before="0" w:line="240" w:lineRule="auto"/>
       </w:pPr>
       <w:rPr>
+        <w:rFonts w:eastAsia="黑体"/>
         <w:color w:val="auto"/>
       </w:rPr>
       <w:tblPr/>
@@ -7724,6 +8112,7 @@
     </w:tblStylePr>
     <w:tblStylePr w:type="firstCol">
       <w:rPr>
+        <w:rFonts w:eastAsia="黑体"/>
         <w:b/>
         <w:bCs/>
         <w:color w:themeColor="background1" w:val="FFFFFF"/>
@@ -7743,6 +8132,7 @@
     </w:tblStylePr>
     <w:tblStylePr w:type="lastCol">
       <w:rPr>
+        <w:rFonts w:eastAsia="黑体"/>
         <w:b/>
         <w:bCs/>
         <w:color w:themeColor="background1" w:val="FFFFFF"/>
@@ -7791,6 +8181,7 @@
     </w:tblStylePr>
     <w:tblStylePr w:type="nwCell">
       <w:rPr>
+        <w:rFonts w:eastAsia="黑体"/>
         <w:color w:themeColor="background1" w:val="FFFFFF"/>
       </w:rPr>
       <w:tblPr/>
@@ -7834,6 +8225,7 @@
         <w:spacing w:after="0" w:before="0" w:line="240" w:lineRule="auto"/>
       </w:pPr>
       <w:rPr>
+        <w:rFonts w:eastAsia="黑体"/>
         <w:b/>
         <w:bCs/>
         <w:color w:themeColor="background1" w:val="FFFFFF"/>
@@ -7856,6 +8248,7 @@
         <w:spacing w:after="0" w:before="0" w:line="240" w:lineRule="auto"/>
       </w:pPr>
       <w:rPr>
+        <w:rFonts w:eastAsia="黑体"/>
         <w:color w:val="auto"/>
       </w:rPr>
       <w:tblPr/>
@@ -7873,6 +8266,7 @@
     </w:tblStylePr>
     <w:tblStylePr w:type="firstCol">
       <w:rPr>
+        <w:rFonts w:eastAsia="黑体"/>
         <w:b/>
         <w:bCs/>
         <w:color w:themeColor="background1" w:val="FFFFFF"/>
@@ -7892,6 +8286,7 @@
     </w:tblStylePr>
     <w:tblStylePr w:type="lastCol">
       <w:rPr>
+        <w:rFonts w:eastAsia="黑体"/>
         <w:b/>
         <w:bCs/>
         <w:color w:themeColor="background1" w:val="FFFFFF"/>
@@ -7940,6 +8335,7 @@
     </w:tblStylePr>
     <w:tblStylePr w:type="nwCell">
       <w:rPr>
+        <w:rFonts w:eastAsia="黑体"/>
         <w:color w:themeColor="background1" w:val="FFFFFF"/>
       </w:rPr>
       <w:tblPr/>
@@ -7983,6 +8379,7 @@
         <w:spacing w:after="0" w:before="0" w:line="240" w:lineRule="auto"/>
       </w:pPr>
       <w:rPr>
+        <w:rFonts w:eastAsia="黑体"/>
         <w:b/>
         <w:bCs/>
         <w:color w:themeColor="background1" w:val="FFFFFF"/>
@@ -8005,6 +8402,7 @@
         <w:spacing w:after="0" w:before="0" w:line="240" w:lineRule="auto"/>
       </w:pPr>
       <w:rPr>
+        <w:rFonts w:eastAsia="黑体"/>
         <w:color w:val="auto"/>
       </w:rPr>
       <w:tblPr/>
@@ -8022,6 +8420,7 @@
     </w:tblStylePr>
     <w:tblStylePr w:type="firstCol">
       <w:rPr>
+        <w:rFonts w:eastAsia="黑体"/>
         <w:b/>
         <w:bCs/>
         <w:color w:themeColor="background1" w:val="FFFFFF"/>
@@ -8041,6 +8440,7 @@
     </w:tblStylePr>
     <w:tblStylePr w:type="lastCol">
       <w:rPr>
+        <w:rFonts w:eastAsia="黑体"/>
         <w:b/>
         <w:bCs/>
         <w:color w:themeColor="background1" w:val="FFFFFF"/>
@@ -8089,6 +8489,7 @@
     </w:tblStylePr>
     <w:tblStylePr w:type="nwCell">
       <w:rPr>
+        <w:rFonts w:eastAsia="黑体"/>
         <w:color w:themeColor="background1" w:val="FFFFFF"/>
       </w:rPr>
       <w:tblPr/>
@@ -8132,6 +8533,7 @@
         <w:spacing w:after="0" w:before="0" w:line="240" w:lineRule="auto"/>
       </w:pPr>
       <w:rPr>
+        <w:rFonts w:eastAsia="黑体"/>
         <w:b/>
         <w:bCs/>
         <w:color w:themeColor="background1" w:val="FFFFFF"/>
@@ -8154,6 +8556,7 @@
         <w:spacing w:after="0" w:before="0" w:line="240" w:lineRule="auto"/>
       </w:pPr>
       <w:rPr>
+        <w:rFonts w:eastAsia="黑体"/>
         <w:color w:val="auto"/>
       </w:rPr>
       <w:tblPr/>
@@ -8171,6 +8574,7 @@
     </w:tblStylePr>
     <w:tblStylePr w:type="firstCol">
       <w:rPr>
+        <w:rFonts w:eastAsia="黑体"/>
         <w:b/>
         <w:bCs/>
         <w:color w:themeColor="background1" w:val="FFFFFF"/>
@@ -8190,6 +8594,7 @@
     </w:tblStylePr>
     <w:tblStylePr w:type="lastCol">
       <w:rPr>
+        <w:rFonts w:eastAsia="黑体"/>
         <w:b/>
         <w:bCs/>
         <w:color w:themeColor="background1" w:val="FFFFFF"/>
@@ -8238,6 +8643,7 @@
     </w:tblStylePr>
     <w:tblStylePr w:type="nwCell">
       <w:rPr>
+        <w:rFonts w:eastAsia="黑体"/>
         <w:color w:themeColor="background1" w:val="FFFFFF"/>
       </w:rPr>
       <w:tblPr/>
@@ -8262,6 +8668,7 @@
       <w:spacing w:after="0" w:line="240" w:lineRule="auto"/>
     </w:pPr>
     <w:rPr>
+      <w:rFonts w:eastAsia="黑体"/>
       <w:color w:themeColor="text1" w:val="000000"/>
     </w:rPr>
     <w:tblPr>
@@ -8281,7 +8688,7 @@
     </w:tblPr>
     <w:tblStylePr w:type="firstRow">
       <w:rPr>
-        <w:rFonts w:asciiTheme="majorHAnsi" w:cstheme="majorBidi" w:eastAsiaTheme="majorEastAsia" w:hAnsiTheme="majorHAnsi"/>
+        <w:rFonts w:asciiTheme="majorHAnsi" w:cstheme="majorBidi" w:hAnsiTheme="majorHAnsi" w:eastAsia="黑体"/>
       </w:rPr>
       <w:tblPr/>
       <w:tcPr>
@@ -8293,6 +8700,7 @@
     </w:tblStylePr>
     <w:tblStylePr w:type="lastRow">
       <w:rPr>
+        <w:rFonts w:eastAsia="黑体"/>
         <w:b/>
         <w:bCs/>
         <w:color w:themeColor="text2" w:val="1F497D"/>
@@ -8307,12 +8715,14 @@
     </w:tblStylePr>
     <w:tblStylePr w:type="firstCol">
       <w:rPr>
+        <w:rFonts w:eastAsia="黑体"/>
         <w:b/>
         <w:bCs/>
       </w:rPr>
     </w:tblStylePr>
     <w:tblStylePr w:type="lastCol">
       <w:rPr>
+        <w:rFonts w:eastAsia="黑体"/>
         <w:b/>
         <w:bCs/>
       </w:rPr>
@@ -8346,6 +8756,7 @@
       <w:spacing w:after="0" w:line="240" w:lineRule="auto"/>
     </w:pPr>
     <w:rPr>
+      <w:rFonts w:eastAsia="黑体"/>
       <w:color w:themeColor="text1" w:val="000000"/>
     </w:rPr>
     <w:tblPr>
@@ -8365,7 +8776,7 @@
     </w:tblPr>
     <w:tblStylePr w:type="firstRow">
       <w:rPr>
-        <w:rFonts w:asciiTheme="majorHAnsi" w:cstheme="majorBidi" w:eastAsiaTheme="majorEastAsia" w:hAnsiTheme="majorHAnsi"/>
+        <w:rFonts w:asciiTheme="majorHAnsi" w:cstheme="majorBidi" w:hAnsiTheme="majorHAnsi" w:eastAsia="黑体"/>
       </w:rPr>
       <w:tblPr/>
       <w:tcPr>
@@ -8377,6 +8788,7 @@
     </w:tblStylePr>
     <w:tblStylePr w:type="lastRow">
       <w:rPr>
+        <w:rFonts w:eastAsia="黑体"/>
         <w:b/>
         <w:bCs/>
         <w:color w:themeColor="text2" w:val="1F497D"/>
@@ -8391,12 +8803,14 @@
     </w:tblStylePr>
     <w:tblStylePr w:type="firstCol">
       <w:rPr>
+        <w:rFonts w:eastAsia="黑体"/>
         <w:b/>
         <w:bCs/>
       </w:rPr>
     </w:tblStylePr>
     <w:tblStylePr w:type="lastCol">
       <w:rPr>
+        <w:rFonts w:eastAsia="黑体"/>
         <w:b/>
         <w:bCs/>
       </w:rPr>
@@ -8430,6 +8844,7 @@
       <w:spacing w:after="0" w:line="240" w:lineRule="auto"/>
     </w:pPr>
     <w:rPr>
+      <w:rFonts w:eastAsia="黑体"/>
       <w:color w:themeColor="text1" w:val="000000"/>
     </w:rPr>
     <w:tblPr>
@@ -8449,7 +8864,7 @@
     </w:tblPr>
     <w:tblStylePr w:type="firstRow">
       <w:rPr>
-        <w:rFonts w:asciiTheme="majorHAnsi" w:cstheme="majorBidi" w:eastAsiaTheme="majorEastAsia" w:hAnsiTheme="majorHAnsi"/>
+        <w:rFonts w:asciiTheme="majorHAnsi" w:cstheme="majorBidi" w:hAnsiTheme="majorHAnsi" w:eastAsia="黑体"/>
       </w:rPr>
       <w:tblPr/>
       <w:tcPr>
@@ -8461,6 +8876,7 @@
     </w:tblStylePr>
     <w:tblStylePr w:type="lastRow">
       <w:rPr>
+        <w:rFonts w:eastAsia="黑体"/>
         <w:b/>
         <w:bCs/>
         <w:color w:themeColor="text2" w:val="1F497D"/>
@@ -8475,12 +8891,14 @@
     </w:tblStylePr>
     <w:tblStylePr w:type="firstCol">
       <w:rPr>
+        <w:rFonts w:eastAsia="黑体"/>
         <w:b/>
         <w:bCs/>
       </w:rPr>
     </w:tblStylePr>
     <w:tblStylePr w:type="lastCol">
       <w:rPr>
+        <w:rFonts w:eastAsia="黑体"/>
         <w:b/>
         <w:bCs/>
       </w:rPr>
@@ -8514,6 +8932,7 @@
       <w:spacing w:after="0" w:line="240" w:lineRule="auto"/>
     </w:pPr>
     <w:rPr>
+      <w:rFonts w:eastAsia="黑体"/>
       <w:color w:themeColor="text1" w:val="000000"/>
     </w:rPr>
     <w:tblPr>
@@ -8533,7 +8952,7 @@
     </w:tblPr>
     <w:tblStylePr w:type="firstRow">
       <w:rPr>
-        <w:rFonts w:asciiTheme="majorHAnsi" w:cstheme="majorBidi" w:eastAsiaTheme="majorEastAsia" w:hAnsiTheme="majorHAnsi"/>
+        <w:rFonts w:asciiTheme="majorHAnsi" w:cstheme="majorBidi" w:hAnsiTheme="majorHAnsi" w:eastAsia="黑体"/>
       </w:rPr>
       <w:tblPr/>
       <w:tcPr>
@@ -8545,6 +8964,7 @@
     </w:tblStylePr>
     <w:tblStylePr w:type="lastRow">
       <w:rPr>
+        <w:rFonts w:eastAsia="黑体"/>
         <w:b/>
         <w:bCs/>
         <w:color w:themeColor="text2" w:val="1F497D"/>
@@ -8559,12 +8979,14 @@
     </w:tblStylePr>
     <w:tblStylePr w:type="firstCol">
       <w:rPr>
+        <w:rFonts w:eastAsia="黑体"/>
         <w:b/>
         <w:bCs/>
       </w:rPr>
     </w:tblStylePr>
     <w:tblStylePr w:type="lastCol">
       <w:rPr>
+        <w:rFonts w:eastAsia="黑体"/>
         <w:b/>
         <w:bCs/>
       </w:rPr>
@@ -8598,6 +9020,7 @@
       <w:spacing w:after="0" w:line="240" w:lineRule="auto"/>
     </w:pPr>
     <w:rPr>
+      <w:rFonts w:eastAsia="黑体"/>
       <w:color w:themeColor="text1" w:val="000000"/>
     </w:rPr>
     <w:tblPr>
@@ -8617,7 +9040,7 @@
     </w:tblPr>
     <w:tblStylePr w:type="firstRow">
       <w:rPr>
-        <w:rFonts w:asciiTheme="majorHAnsi" w:cstheme="majorBidi" w:eastAsiaTheme="majorEastAsia" w:hAnsiTheme="majorHAnsi"/>
+        <w:rFonts w:asciiTheme="majorHAnsi" w:cstheme="majorBidi" w:hAnsiTheme="majorHAnsi" w:eastAsia="黑体"/>
       </w:rPr>
       <w:tblPr/>
       <w:tcPr>
@@ -8629,6 +9052,7 @@
     </w:tblStylePr>
     <w:tblStylePr w:type="lastRow">
       <w:rPr>
+        <w:rFonts w:eastAsia="黑体"/>
         <w:b/>
         <w:bCs/>
         <w:color w:themeColor="text2" w:val="1F497D"/>
@@ -8643,12 +9067,14 @@
     </w:tblStylePr>
     <w:tblStylePr w:type="firstCol">
       <w:rPr>
+        <w:rFonts w:eastAsia="黑体"/>
         <w:b/>
         <w:bCs/>
       </w:rPr>
     </w:tblStylePr>
     <w:tblStylePr w:type="lastCol">
       <w:rPr>
+        <w:rFonts w:eastAsia="黑体"/>
         <w:b/>
         <w:bCs/>
       </w:rPr>
@@ -8682,6 +9108,7 @@
       <w:spacing w:after="0" w:line="240" w:lineRule="auto"/>
     </w:pPr>
     <w:rPr>
+      <w:rFonts w:eastAsia="黑体"/>
       <w:color w:themeColor="text1" w:val="000000"/>
     </w:rPr>
     <w:tblPr>
@@ -8701,7 +9128,7 @@
     </w:tblPr>
     <w:tblStylePr w:type="firstRow">
       <w:rPr>
-        <w:rFonts w:asciiTheme="majorHAnsi" w:cstheme="majorBidi" w:eastAsiaTheme="majorEastAsia" w:hAnsiTheme="majorHAnsi"/>
+        <w:rFonts w:asciiTheme="majorHAnsi" w:cstheme="majorBidi" w:hAnsiTheme="majorHAnsi" w:eastAsia="黑体"/>
       </w:rPr>
       <w:tblPr/>
       <w:tcPr>
@@ -8713,6 +9140,7 @@
     </w:tblStylePr>
     <w:tblStylePr w:type="lastRow">
       <w:rPr>
+        <w:rFonts w:eastAsia="黑体"/>
         <w:b/>
         <w:bCs/>
         <w:color w:themeColor="text2" w:val="1F497D"/>
@@ -8727,12 +9155,14 @@
     </w:tblStylePr>
     <w:tblStylePr w:type="firstCol">
       <w:rPr>
+        <w:rFonts w:eastAsia="黑体"/>
         <w:b/>
         <w:bCs/>
       </w:rPr>
     </w:tblStylePr>
     <w:tblStylePr w:type="lastCol">
       <w:rPr>
+        <w:rFonts w:eastAsia="黑体"/>
         <w:b/>
         <w:bCs/>
       </w:rPr>
@@ -8766,6 +9196,7 @@
       <w:spacing w:after="0" w:line="240" w:lineRule="auto"/>
     </w:pPr>
     <w:rPr>
+      <w:rFonts w:eastAsia="黑体"/>
       <w:color w:themeColor="text1" w:val="000000"/>
     </w:rPr>
     <w:tblPr>
@@ -8785,7 +9216,7 @@
     </w:tblPr>
     <w:tblStylePr w:type="firstRow">
       <w:rPr>
-        <w:rFonts w:asciiTheme="majorHAnsi" w:cstheme="majorBidi" w:eastAsiaTheme="majorEastAsia" w:hAnsiTheme="majorHAnsi"/>
+        <w:rFonts w:asciiTheme="majorHAnsi" w:cstheme="majorBidi" w:hAnsiTheme="majorHAnsi" w:eastAsia="黑体"/>
       </w:rPr>
       <w:tblPr/>
       <w:tcPr>
@@ -8797,6 +9228,7 @@
     </w:tblStylePr>
     <w:tblStylePr w:type="lastRow">
       <w:rPr>
+        <w:rFonts w:eastAsia="黑体"/>
         <w:b/>
         <w:bCs/>
         <w:color w:themeColor="text2" w:val="1F497D"/>
@@ -8811,12 +9243,14 @@
     </w:tblStylePr>
     <w:tblStylePr w:type="firstCol">
       <w:rPr>
+        <w:rFonts w:eastAsia="黑体"/>
         <w:b/>
         <w:bCs/>
       </w:rPr>
     </w:tblStylePr>
     <w:tblStylePr w:type="lastCol">
       <w:rPr>
+        <w:rFonts w:eastAsia="黑体"/>
         <w:b/>
         <w:bCs/>
       </w:rPr>
@@ -8850,7 +9284,7 @@
       <w:spacing w:after="0" w:line="240" w:lineRule="auto"/>
     </w:pPr>
     <w:rPr>
-      <w:rFonts w:asciiTheme="majorHAnsi" w:cstheme="majorBidi" w:eastAsiaTheme="majorEastAsia" w:hAnsiTheme="majorHAnsi"/>
+      <w:rFonts w:asciiTheme="majorHAnsi" w:cstheme="majorBidi" w:hAnsiTheme="majorHAnsi" w:eastAsia="黑体"/>
       <w:color w:themeColor="text1" w:val="000000"/>
     </w:rPr>
     <w:tblPr>
@@ -8872,6 +9306,7 @@
     </w:tblPr>
     <w:tblStylePr w:type="firstRow">
       <w:rPr>
+        <w:rFonts w:eastAsia="黑体"/>
         <w:sz w:val="24"/>
         <w:szCs w:val="24"/>
       </w:rPr>
@@ -8978,7 +9413,7 @@
       <w:spacing w:after="0" w:line="240" w:lineRule="auto"/>
     </w:pPr>
     <w:rPr>
-      <w:rFonts w:asciiTheme="majorHAnsi" w:cstheme="majorBidi" w:eastAsiaTheme="majorEastAsia" w:hAnsiTheme="majorHAnsi"/>
+      <w:rFonts w:asciiTheme="majorHAnsi" w:cstheme="majorBidi" w:hAnsiTheme="majorHAnsi" w:eastAsia="黑体"/>
       <w:color w:themeColor="text1" w:val="000000"/>
     </w:rPr>
     <w:tblPr>
@@ -9000,6 +9435,7 @@
     </w:tblPr>
     <w:tblStylePr w:type="firstRow">
       <w:rPr>
+        <w:rFonts w:eastAsia="黑体"/>
         <w:sz w:val="24"/>
         <w:szCs w:val="24"/>
       </w:rPr>
@@ -9106,7 +9542,7 @@
       <w:spacing w:after="0" w:line="240" w:lineRule="auto"/>
     </w:pPr>
     <w:rPr>
-      <w:rFonts w:asciiTheme="majorHAnsi" w:cstheme="majorBidi" w:eastAsiaTheme="majorEastAsia" w:hAnsiTheme="majorHAnsi"/>
+      <w:rFonts w:asciiTheme="majorHAnsi" w:cstheme="majorBidi" w:hAnsiTheme="majorHAnsi" w:eastAsia="黑体"/>
       <w:color w:themeColor="text1" w:val="000000"/>
     </w:rPr>
     <w:tblPr>
@@ -9128,6 +9564,7 @@
     </w:tblPr>
     <w:tblStylePr w:type="firstRow">
       <w:rPr>
+        <w:rFonts w:eastAsia="黑体"/>
         <w:sz w:val="24"/>
         <w:szCs w:val="24"/>
       </w:rPr>
@@ -9234,7 +9671,7 @@
       <w:spacing w:after="0" w:line="240" w:lineRule="auto"/>
     </w:pPr>
     <w:rPr>
-      <w:rFonts w:asciiTheme="majorHAnsi" w:cstheme="majorBidi" w:eastAsiaTheme="majorEastAsia" w:hAnsiTheme="majorHAnsi"/>
+      <w:rFonts w:asciiTheme="majorHAnsi" w:cstheme="majorBidi" w:hAnsiTheme="majorHAnsi" w:eastAsia="黑体"/>
       <w:color w:themeColor="text1" w:val="000000"/>
     </w:rPr>
     <w:tblPr>
@@ -9256,6 +9693,7 @@
     </w:tblPr>
     <w:tblStylePr w:type="firstRow">
       <w:rPr>
+        <w:rFonts w:eastAsia="黑体"/>
         <w:sz w:val="24"/>
         <w:szCs w:val="24"/>
       </w:rPr>
@@ -9362,7 +9800,7 @@
       <w:spacing w:after="0" w:line="240" w:lineRule="auto"/>
     </w:pPr>
     <w:rPr>
-      <w:rFonts w:asciiTheme="majorHAnsi" w:cstheme="majorBidi" w:eastAsiaTheme="majorEastAsia" w:hAnsiTheme="majorHAnsi"/>
+      <w:rFonts w:asciiTheme="majorHAnsi" w:cstheme="majorBidi" w:hAnsiTheme="majorHAnsi" w:eastAsia="黑体"/>
       <w:color w:themeColor="text1" w:val="000000"/>
     </w:rPr>
     <w:tblPr>
@@ -9384,6 +9822,7 @@
     </w:tblPr>
     <w:tblStylePr w:type="firstRow">
       <w:rPr>
+        <w:rFonts w:eastAsia="黑体"/>
         <w:sz w:val="24"/>
         <w:szCs w:val="24"/>
       </w:rPr>
@@ -9490,7 +9929,7 @@
       <w:spacing w:after="0" w:line="240" w:lineRule="auto"/>
     </w:pPr>
     <w:rPr>
-      <w:rFonts w:asciiTheme="majorHAnsi" w:cstheme="majorBidi" w:eastAsiaTheme="majorEastAsia" w:hAnsiTheme="majorHAnsi"/>
+      <w:rFonts w:asciiTheme="majorHAnsi" w:cstheme="majorBidi" w:hAnsiTheme="majorHAnsi" w:eastAsia="黑体"/>
       <w:color w:themeColor="text1" w:val="000000"/>
     </w:rPr>
     <w:tblPr>
@@ -9512,6 +9951,7 @@
     </w:tblPr>
     <w:tblStylePr w:type="firstRow">
       <w:rPr>
+        <w:rFonts w:eastAsia="黑体"/>
         <w:sz w:val="24"/>
         <w:szCs w:val="24"/>
       </w:rPr>
@@ -9618,7 +10058,7 @@
       <w:spacing w:after="0" w:line="240" w:lineRule="auto"/>
     </w:pPr>
     <w:rPr>
-      <w:rFonts w:asciiTheme="majorHAnsi" w:cstheme="majorBidi" w:eastAsiaTheme="majorEastAsia" w:hAnsiTheme="majorHAnsi"/>
+      <w:rFonts w:asciiTheme="majorHAnsi" w:cstheme="majorBidi" w:hAnsiTheme="majorHAnsi" w:eastAsia="黑体"/>
       <w:color w:themeColor="text1" w:val="000000"/>
     </w:rPr>
     <w:tblPr>
@@ -9640,6 +10080,7 @@
     </w:tblPr>
     <w:tblStylePr w:type="firstRow">
       <w:rPr>
+        <w:rFonts w:eastAsia="黑体"/>
         <w:sz w:val="24"/>
         <w:szCs w:val="24"/>
       </w:rPr>
@@ -9769,12 +10210,14 @@
     </w:tcPr>
     <w:tblStylePr w:type="firstRow">
       <w:rPr>
+        <w:rFonts w:eastAsia="黑体"/>
         <w:b/>
         <w:bCs/>
       </w:rPr>
     </w:tblStylePr>
     <w:tblStylePr w:type="lastRow">
       <w:rPr>
+        <w:rFonts w:eastAsia="黑体"/>
         <w:b/>
         <w:bCs/>
       </w:rPr>
@@ -9787,12 +10230,14 @@
     </w:tblStylePr>
     <w:tblStylePr w:type="firstCol">
       <w:rPr>
+        <w:rFonts w:eastAsia="黑体"/>
         <w:b/>
         <w:bCs/>
       </w:rPr>
     </w:tblStylePr>
     <w:tblStylePr w:type="lastCol">
       <w:rPr>
+        <w:rFonts w:eastAsia="黑体"/>
         <w:b/>
         <w:bCs/>
       </w:rPr>
@@ -9842,12 +10287,14 @@
     </w:tcPr>
     <w:tblStylePr w:type="firstRow">
       <w:rPr>
+        <w:rFonts w:eastAsia="黑体"/>
         <w:b/>
         <w:bCs/>
       </w:rPr>
     </w:tblStylePr>
     <w:tblStylePr w:type="lastRow">
       <w:rPr>
+        <w:rFonts w:eastAsia="黑体"/>
         <w:b/>
         <w:bCs/>
       </w:rPr>
@@ -9860,12 +10307,14 @@
     </w:tblStylePr>
     <w:tblStylePr w:type="firstCol">
       <w:rPr>
+        <w:rFonts w:eastAsia="黑体"/>
         <w:b/>
         <w:bCs/>
       </w:rPr>
     </w:tblStylePr>
     <w:tblStylePr w:type="lastCol">
       <w:rPr>
+        <w:rFonts w:eastAsia="黑体"/>
         <w:b/>
         <w:bCs/>
       </w:rPr>
@@ -9915,12 +10364,14 @@
     </w:tcPr>
     <w:tblStylePr w:type="firstRow">
       <w:rPr>
+        <w:rFonts w:eastAsia="黑体"/>
         <w:b/>
         <w:bCs/>
       </w:rPr>
     </w:tblStylePr>
     <w:tblStylePr w:type="lastRow">
       <w:rPr>
+        <w:rFonts w:eastAsia="黑体"/>
         <w:b/>
         <w:bCs/>
       </w:rPr>
@@ -9933,12 +10384,14 @@
     </w:tblStylePr>
     <w:tblStylePr w:type="firstCol">
       <w:rPr>
+        <w:rFonts w:eastAsia="黑体"/>
         <w:b/>
         <w:bCs/>
       </w:rPr>
     </w:tblStylePr>
     <w:tblStylePr w:type="lastCol">
       <w:rPr>
+        <w:rFonts w:eastAsia="黑体"/>
         <w:b/>
         <w:bCs/>
       </w:rPr>
@@ -9988,12 +10441,14 @@
     </w:tcPr>
     <w:tblStylePr w:type="firstRow">
       <w:rPr>
+        <w:rFonts w:eastAsia="黑体"/>
         <w:b/>
         <w:bCs/>
       </w:rPr>
     </w:tblStylePr>
     <w:tblStylePr w:type="lastRow">
       <w:rPr>
+        <w:rFonts w:eastAsia="黑体"/>
         <w:b/>
         <w:bCs/>
       </w:rPr>
@@ -10006,12 +10461,14 @@
     </w:tblStylePr>
     <w:tblStylePr w:type="firstCol">
       <w:rPr>
+        <w:rFonts w:eastAsia="黑体"/>
         <w:b/>
         <w:bCs/>
       </w:rPr>
     </w:tblStylePr>
     <w:tblStylePr w:type="lastCol">
       <w:rPr>
+        <w:rFonts w:eastAsia="黑体"/>
         <w:b/>
         <w:bCs/>
       </w:rPr>
@@ -10061,12 +10518,14 @@
     </w:tcPr>
     <w:tblStylePr w:type="firstRow">
       <w:rPr>
+        <w:rFonts w:eastAsia="黑体"/>
         <w:b/>
         <w:bCs/>
       </w:rPr>
     </w:tblStylePr>
     <w:tblStylePr w:type="lastRow">
       <w:rPr>
+        <w:rFonts w:eastAsia="黑体"/>
         <w:b/>
         <w:bCs/>
       </w:rPr>
@@ -10079,12 +10538,14 @@
     </w:tblStylePr>
     <w:tblStylePr w:type="firstCol">
       <w:rPr>
+        <w:rFonts w:eastAsia="黑体"/>
         <w:b/>
         <w:bCs/>
       </w:rPr>
     </w:tblStylePr>
     <w:tblStylePr w:type="lastCol">
       <w:rPr>
+        <w:rFonts w:eastAsia="黑体"/>
         <w:b/>
         <w:bCs/>
       </w:rPr>
@@ -10134,12 +10595,14 @@
     </w:tcPr>
     <w:tblStylePr w:type="firstRow">
       <w:rPr>
+        <w:rFonts w:eastAsia="黑体"/>
         <w:b/>
         <w:bCs/>
       </w:rPr>
     </w:tblStylePr>
     <w:tblStylePr w:type="lastRow">
       <w:rPr>
+        <w:rFonts w:eastAsia="黑体"/>
         <w:b/>
         <w:bCs/>
       </w:rPr>
@@ -10152,12 +10615,14 @@
     </w:tblStylePr>
     <w:tblStylePr w:type="firstCol">
       <w:rPr>
+        <w:rFonts w:eastAsia="黑体"/>
         <w:b/>
         <w:bCs/>
       </w:rPr>
     </w:tblStylePr>
     <w:tblStylePr w:type="lastCol">
       <w:rPr>
+        <w:rFonts w:eastAsia="黑体"/>
         <w:b/>
         <w:bCs/>
       </w:rPr>
@@ -10207,12 +10672,14 @@
     </w:tcPr>
     <w:tblStylePr w:type="firstRow">
       <w:rPr>
+        <w:rFonts w:eastAsia="黑体"/>
         <w:b/>
         <w:bCs/>
       </w:rPr>
     </w:tblStylePr>
     <w:tblStylePr w:type="lastRow">
       <w:rPr>
+        <w:rFonts w:eastAsia="黑体"/>
         <w:b/>
         <w:bCs/>
       </w:rPr>
@@ -10225,12 +10692,14 @@
     </w:tblStylePr>
     <w:tblStylePr w:type="firstCol">
       <w:rPr>
+        <w:rFonts w:eastAsia="黑体"/>
         <w:b/>
         <w:bCs/>
       </w:rPr>
     </w:tblStylePr>
     <w:tblStylePr w:type="lastCol">
       <w:rPr>
+        <w:rFonts w:eastAsia="黑体"/>
         <w:b/>
         <w:bCs/>
       </w:rPr>
@@ -10257,7 +10726,7 @@
       <w:spacing w:after="0" w:line="240" w:lineRule="auto"/>
     </w:pPr>
     <w:rPr>
-      <w:rFonts w:asciiTheme="majorHAnsi" w:cstheme="majorBidi" w:eastAsiaTheme="majorEastAsia" w:hAnsiTheme="majorHAnsi"/>
+      <w:rFonts w:asciiTheme="majorHAnsi" w:cstheme="majorBidi" w:hAnsiTheme="majorHAnsi" w:eastAsia="黑体"/>
       <w:color w:themeColor="text1" w:val="000000"/>
     </w:rPr>
     <w:tblPr>
@@ -10284,6 +10753,7 @@
     </w:tcPr>
     <w:tblStylePr w:type="firstRow">
       <w:rPr>
+        <w:rFonts w:eastAsia="黑体"/>
         <w:b/>
         <w:bCs/>
         <w:color w:themeColor="text1" w:val="000000"/>
@@ -10295,6 +10765,7 @@
     </w:tblStylePr>
     <w:tblStylePr w:type="lastRow">
       <w:rPr>
+        <w:rFonts w:eastAsia="黑体"/>
         <w:b/>
         <w:bCs/>
         <w:color w:themeColor="text1" w:val="000000"/>
@@ -10314,6 +10785,7 @@
     </w:tblStylePr>
     <w:tblStylePr w:type="firstCol">
       <w:rPr>
+        <w:rFonts w:eastAsia="黑体"/>
         <w:b/>
         <w:bCs/>
         <w:color w:themeColor="text1" w:val="000000"/>
@@ -10333,6 +10805,7 @@
     </w:tblStylePr>
     <w:tblStylePr w:type="lastCol">
       <w:rPr>
+        <w:rFonts w:eastAsia="黑体"/>
         <w:b w:val="0"/>
         <w:bCs w:val="0"/>
         <w:color w:themeColor="text1" w:val="000000"/>
@@ -10382,7 +10855,7 @@
       <w:spacing w:after="0" w:line="240" w:lineRule="auto"/>
     </w:pPr>
     <w:rPr>
-      <w:rFonts w:asciiTheme="majorHAnsi" w:cstheme="majorBidi" w:eastAsiaTheme="majorEastAsia" w:hAnsiTheme="majorHAnsi"/>
+      <w:rFonts w:asciiTheme="majorHAnsi" w:cstheme="majorBidi" w:hAnsiTheme="majorHAnsi" w:eastAsia="黑体"/>
       <w:color w:themeColor="text1" w:val="000000"/>
     </w:rPr>
     <w:tblPr>
@@ -10409,6 +10882,7 @@
     </w:tcPr>
     <w:tblStylePr w:type="firstRow">
       <w:rPr>
+        <w:rFonts w:eastAsia="黑体"/>
         <w:b/>
         <w:bCs/>
         <w:color w:themeColor="text1" w:val="000000"/>
@@ -10420,6 +10894,7 @@
     </w:tblStylePr>
     <w:tblStylePr w:type="lastRow">
       <w:rPr>
+        <w:rFonts w:eastAsia="黑体"/>
         <w:b/>
         <w:bCs/>
         <w:color w:themeColor="text1" w:val="000000"/>
@@ -10439,6 +10914,7 @@
     </w:tblStylePr>
     <w:tblStylePr w:type="firstCol">
       <w:rPr>
+        <w:rFonts w:eastAsia="黑体"/>
         <w:b/>
         <w:bCs/>
         <w:color w:themeColor="text1" w:val="000000"/>
@@ -10458,6 +10934,7 @@
     </w:tblStylePr>
     <w:tblStylePr w:type="lastCol">
       <w:rPr>
+        <w:rFonts w:eastAsia="黑体"/>
         <w:b w:val="0"/>
         <w:bCs w:val="0"/>
         <w:color w:themeColor="text1" w:val="000000"/>
@@ -10507,7 +10984,7 @@
       <w:spacing w:after="0" w:line="240" w:lineRule="auto"/>
     </w:pPr>
     <w:rPr>
-      <w:rFonts w:asciiTheme="majorHAnsi" w:cstheme="majorBidi" w:eastAsiaTheme="majorEastAsia" w:hAnsiTheme="majorHAnsi"/>
+      <w:rFonts w:asciiTheme="majorHAnsi" w:cstheme="majorBidi" w:hAnsiTheme="majorHAnsi" w:eastAsia="黑体"/>
       <w:color w:themeColor="text1" w:val="000000"/>
     </w:rPr>
     <w:tblPr>
@@ -10534,6 +11011,7 @@
     </w:tcPr>
     <w:tblStylePr w:type="firstRow">
       <w:rPr>
+        <w:rFonts w:eastAsia="黑体"/>
         <w:b/>
         <w:bCs/>
         <w:color w:themeColor="text1" w:val="000000"/>
@@ -10545,6 +11023,7 @@
     </w:tblStylePr>
     <w:tblStylePr w:type="lastRow">
       <w:rPr>
+        <w:rFonts w:eastAsia="黑体"/>
         <w:b/>
         <w:bCs/>
         <w:color w:themeColor="text1" w:val="000000"/>
@@ -10564,6 +11043,7 @@
     </w:tblStylePr>
     <w:tblStylePr w:type="firstCol">
       <w:rPr>
+        <w:rFonts w:eastAsia="黑体"/>
         <w:b/>
         <w:bCs/>
         <w:color w:themeColor="text1" w:val="000000"/>
@@ -10583,6 +11063,7 @@
     </w:tblStylePr>
     <w:tblStylePr w:type="lastCol">
       <w:rPr>
+        <w:rFonts w:eastAsia="黑体"/>
         <w:b w:val="0"/>
         <w:bCs w:val="0"/>
         <w:color w:themeColor="text1" w:val="000000"/>
@@ -10632,7 +11113,7 @@
       <w:spacing w:after="0" w:line="240" w:lineRule="auto"/>
     </w:pPr>
     <w:rPr>
-      <w:rFonts w:asciiTheme="majorHAnsi" w:cstheme="majorBidi" w:eastAsiaTheme="majorEastAsia" w:hAnsiTheme="majorHAnsi"/>
+      <w:rFonts w:asciiTheme="majorHAnsi" w:cstheme="majorBidi" w:hAnsiTheme="majorHAnsi" w:eastAsia="黑体"/>
       <w:color w:themeColor="text1" w:val="000000"/>
     </w:rPr>
     <w:tblPr>
@@ -10659,6 +11140,7 @@
     </w:tcPr>
     <w:tblStylePr w:type="firstRow">
       <w:rPr>
+        <w:rFonts w:eastAsia="黑体"/>
         <w:b/>
         <w:bCs/>
         <w:color w:themeColor="text1" w:val="000000"/>
@@ -10670,6 +11152,7 @@
     </w:tblStylePr>
     <w:tblStylePr w:type="lastRow">
       <w:rPr>
+        <w:rFonts w:eastAsia="黑体"/>
         <w:b/>
         <w:bCs/>
         <w:color w:themeColor="text1" w:val="000000"/>
@@ -10689,6 +11172,7 @@
     </w:tblStylePr>
     <w:tblStylePr w:type="firstCol">
       <w:rPr>
+        <w:rFonts w:eastAsia="黑体"/>
         <w:b/>
         <w:bCs/>
         <w:color w:themeColor="text1" w:val="000000"/>
@@ -10708,6 +11192,7 @@
     </w:tblStylePr>
     <w:tblStylePr w:type="lastCol">
       <w:rPr>
+        <w:rFonts w:eastAsia="黑体"/>
         <w:b w:val="0"/>
         <w:bCs w:val="0"/>
         <w:color w:themeColor="text1" w:val="000000"/>
@@ -10757,7 +11242,7 @@
       <w:spacing w:after="0" w:line="240" w:lineRule="auto"/>
     </w:pPr>
     <w:rPr>
-      <w:rFonts w:asciiTheme="majorHAnsi" w:cstheme="majorBidi" w:eastAsiaTheme="majorEastAsia" w:hAnsiTheme="majorHAnsi"/>
+      <w:rFonts w:asciiTheme="majorHAnsi" w:cstheme="majorBidi" w:hAnsiTheme="majorHAnsi" w:eastAsia="黑体"/>
       <w:color w:themeColor="text1" w:val="000000"/>
     </w:rPr>
     <w:tblPr>
@@ -10784,6 +11269,7 @@
     </w:tcPr>
     <w:tblStylePr w:type="firstRow">
       <w:rPr>
+        <w:rFonts w:eastAsia="黑体"/>
         <w:b/>
         <w:bCs/>
         <w:color w:themeColor="text1" w:val="000000"/>
@@ -10795,6 +11281,7 @@
     </w:tblStylePr>
     <w:tblStylePr w:type="lastRow">
       <w:rPr>
+        <w:rFonts w:eastAsia="黑体"/>
         <w:b/>
         <w:bCs/>
         <w:color w:themeColor="text1" w:val="000000"/>
@@ -10814,6 +11301,7 @@
     </w:tblStylePr>
     <w:tblStylePr w:type="firstCol">
       <w:rPr>
+        <w:rFonts w:eastAsia="黑体"/>
         <w:b/>
         <w:bCs/>
         <w:color w:themeColor="text1" w:val="000000"/>
@@ -10833,6 +11321,7 @@
     </w:tblStylePr>
     <w:tblStylePr w:type="lastCol">
       <w:rPr>
+        <w:rFonts w:eastAsia="黑体"/>
         <w:b w:val="0"/>
         <w:bCs w:val="0"/>
         <w:color w:themeColor="text1" w:val="000000"/>
@@ -10882,7 +11371,7 @@
       <w:spacing w:after="0" w:line="240" w:lineRule="auto"/>
     </w:pPr>
     <w:rPr>
-      <w:rFonts w:asciiTheme="majorHAnsi" w:cstheme="majorBidi" w:eastAsiaTheme="majorEastAsia" w:hAnsiTheme="majorHAnsi"/>
+      <w:rFonts w:asciiTheme="majorHAnsi" w:cstheme="majorBidi" w:hAnsiTheme="majorHAnsi" w:eastAsia="黑体"/>
       <w:color w:themeColor="text1" w:val="000000"/>
     </w:rPr>
     <w:tblPr>
@@ -10909,6 +11398,7 @@
     </w:tcPr>
     <w:tblStylePr w:type="firstRow">
       <w:rPr>
+        <w:rFonts w:eastAsia="黑体"/>
         <w:b/>
         <w:bCs/>
         <w:color w:themeColor="text1" w:val="000000"/>
@@ -10920,6 +11410,7 @@
     </w:tblStylePr>
     <w:tblStylePr w:type="lastRow">
       <w:rPr>
+        <w:rFonts w:eastAsia="黑体"/>
         <w:b/>
         <w:bCs/>
         <w:color w:themeColor="text1" w:val="000000"/>
@@ -10939,6 +11430,7 @@
     </w:tblStylePr>
     <w:tblStylePr w:type="firstCol">
       <w:rPr>
+        <w:rFonts w:eastAsia="黑体"/>
         <w:b/>
         <w:bCs/>
         <w:color w:themeColor="text1" w:val="000000"/>
@@ -10958,6 +11450,7 @@
     </w:tblStylePr>
     <w:tblStylePr w:type="lastCol">
       <w:rPr>
+        <w:rFonts w:eastAsia="黑体"/>
         <w:b w:val="0"/>
         <w:bCs w:val="0"/>
         <w:color w:themeColor="text1" w:val="000000"/>
@@ -11007,7 +11500,7 @@
       <w:spacing w:after="0" w:line="240" w:lineRule="auto"/>
     </w:pPr>
     <w:rPr>
-      <w:rFonts w:asciiTheme="majorHAnsi" w:cstheme="majorBidi" w:eastAsiaTheme="majorEastAsia" w:hAnsiTheme="majorHAnsi"/>
+      <w:rFonts w:asciiTheme="majorHAnsi" w:cstheme="majorBidi" w:hAnsiTheme="majorHAnsi" w:eastAsia="黑体"/>
       <w:color w:themeColor="text1" w:val="000000"/>
     </w:rPr>
     <w:tblPr>
@@ -11034,6 +11527,7 @@
     </w:tcPr>
     <w:tblStylePr w:type="firstRow">
       <w:rPr>
+        <w:rFonts w:eastAsia="黑体"/>
         <w:b/>
         <w:bCs/>
         <w:color w:themeColor="text1" w:val="000000"/>
@@ -11045,6 +11539,7 @@
     </w:tblStylePr>
     <w:tblStylePr w:type="lastRow">
       <w:rPr>
+        <w:rFonts w:eastAsia="黑体"/>
         <w:b/>
         <w:bCs/>
         <w:color w:themeColor="text1" w:val="000000"/>
@@ -11064,6 +11559,7 @@
     </w:tblStylePr>
     <w:tblStylePr w:type="firstCol">
       <w:rPr>
+        <w:rFonts w:eastAsia="黑体"/>
         <w:b/>
         <w:bCs/>
         <w:color w:themeColor="text1" w:val="000000"/>
@@ -11083,6 +11579,7 @@
     </w:tblStylePr>
     <w:tblStylePr w:type="lastCol">
       <w:rPr>
+        <w:rFonts w:eastAsia="黑体"/>
         <w:b w:val="0"/>
         <w:bCs w:val="0"/>
         <w:color w:themeColor="text1" w:val="000000"/>
@@ -11155,6 +11652,7 @@
     </w:tcPr>
     <w:tblStylePr w:type="firstRow">
       <w:rPr>
+        <w:rFonts w:eastAsia="黑体"/>
         <w:b/>
         <w:bCs/>
         <w:i w:val="0"/>
@@ -11176,6 +11674,7 @@
     </w:tblStylePr>
     <w:tblStylePr w:type="lastRow">
       <w:rPr>
+        <w:rFonts w:eastAsia="黑体"/>
         <w:b/>
         <w:bCs/>
         <w:i w:val="0"/>
@@ -11197,6 +11696,7 @@
     </w:tblStylePr>
     <w:tblStylePr w:type="firstCol">
       <w:rPr>
+        <w:rFonts w:eastAsia="黑体"/>
         <w:b/>
         <w:bCs/>
         <w:i w:val="0"/>
@@ -11216,6 +11716,7 @@
     </w:tblStylePr>
     <w:tblStylePr w:type="lastCol">
       <w:rPr>
+        <w:rFonts w:eastAsia="黑体"/>
         <w:b/>
         <w:bCs/>
         <w:i w:val="0"/>
@@ -11296,6 +11797,7 @@
     </w:tcPr>
     <w:tblStylePr w:type="firstRow">
       <w:rPr>
+        <w:rFonts w:eastAsia="黑体"/>
         <w:b/>
         <w:bCs/>
         <w:i w:val="0"/>
@@ -11317,6 +11819,7 @@
     </w:tblStylePr>
     <w:tblStylePr w:type="lastRow">
       <w:rPr>
+        <w:rFonts w:eastAsia="黑体"/>
         <w:b/>
         <w:bCs/>
         <w:i w:val="0"/>
@@ -11338,6 +11841,7 @@
     </w:tblStylePr>
     <w:tblStylePr w:type="firstCol">
       <w:rPr>
+        <w:rFonts w:eastAsia="黑体"/>
         <w:b/>
         <w:bCs/>
         <w:i w:val="0"/>
@@ -11357,6 +11861,7 @@
     </w:tblStylePr>
     <w:tblStylePr w:type="lastCol">
       <w:rPr>
+        <w:rFonts w:eastAsia="黑体"/>
         <w:b/>
         <w:bCs/>
         <w:i w:val="0"/>
@@ -11437,6 +11942,7 @@
     </w:tcPr>
     <w:tblStylePr w:type="firstRow">
       <w:rPr>
+        <w:rFonts w:eastAsia="黑体"/>
         <w:b/>
         <w:bCs/>
         <w:i w:val="0"/>
@@ -11458,6 +11964,7 @@
     </w:tblStylePr>
     <w:tblStylePr w:type="lastRow">
       <w:rPr>
+        <w:rFonts w:eastAsia="黑体"/>
         <w:b/>
         <w:bCs/>
         <w:i w:val="0"/>
@@ -11479,6 +11986,7 @@
     </w:tblStylePr>
     <w:tblStylePr w:type="firstCol">
       <w:rPr>
+        <w:rFonts w:eastAsia="黑体"/>
         <w:b/>
         <w:bCs/>
         <w:i w:val="0"/>
@@ -11498,6 +12006,7 @@
     </w:tblStylePr>
     <w:tblStylePr w:type="lastCol">
       <w:rPr>
+        <w:rFonts w:eastAsia="黑体"/>
         <w:b/>
         <w:bCs/>
         <w:i w:val="0"/>
@@ -11578,6 +12087,7 @@
     </w:tcPr>
     <w:tblStylePr w:type="firstRow">
       <w:rPr>
+        <w:rFonts w:eastAsia="黑体"/>
         <w:b/>
         <w:bCs/>
         <w:i w:val="0"/>
@@ -11599,6 +12109,7 @@
     </w:tblStylePr>
     <w:tblStylePr w:type="lastRow">
       <w:rPr>
+        <w:rFonts w:eastAsia="黑体"/>
         <w:b/>
         <w:bCs/>
         <w:i w:val="0"/>
@@ -11620,6 +12131,7 @@
     </w:tblStylePr>
     <w:tblStylePr w:type="firstCol">
       <w:rPr>
+        <w:rFonts w:eastAsia="黑体"/>
         <w:b/>
         <w:bCs/>
         <w:i w:val="0"/>
@@ -11639,6 +12151,7 @@
     </w:tblStylePr>
     <w:tblStylePr w:type="lastCol">
       <w:rPr>
+        <w:rFonts w:eastAsia="黑体"/>
         <w:b/>
         <w:bCs/>
         <w:i w:val="0"/>
@@ -11719,6 +12232,7 @@
     </w:tcPr>
     <w:tblStylePr w:type="firstRow">
       <w:rPr>
+        <w:rFonts w:eastAsia="黑体"/>
         <w:b/>
         <w:bCs/>
         <w:i w:val="0"/>
@@ -11740,6 +12254,7 @@
     </w:tblStylePr>
     <w:tblStylePr w:type="lastRow">
       <w:rPr>
+        <w:rFonts w:eastAsia="黑体"/>
         <w:b/>
         <w:bCs/>
         <w:i w:val="0"/>
@@ -11761,6 +12276,7 @@
     </w:tblStylePr>
     <w:tblStylePr w:type="firstCol">
       <w:rPr>
+        <w:rFonts w:eastAsia="黑体"/>
         <w:b/>
         <w:bCs/>
         <w:i w:val="0"/>
@@ -11780,6 +12296,7 @@
     </w:tblStylePr>
     <w:tblStylePr w:type="lastCol">
       <w:rPr>
+        <w:rFonts w:eastAsia="黑体"/>
         <w:b/>
         <w:bCs/>
         <w:i w:val="0"/>
@@ -11860,6 +12377,7 @@
     </w:tcPr>
     <w:tblStylePr w:type="firstRow">
       <w:rPr>
+        <w:rFonts w:eastAsia="黑体"/>
         <w:b/>
         <w:bCs/>
         <w:i w:val="0"/>
@@ -11881,6 +12399,7 @@
     </w:tblStylePr>
     <w:tblStylePr w:type="lastRow">
       <w:rPr>
+        <w:rFonts w:eastAsia="黑体"/>
         <w:b/>
         <w:bCs/>
         <w:i w:val="0"/>
@@ -11902,6 +12421,7 @@
     </w:tblStylePr>
     <w:tblStylePr w:type="firstCol">
       <w:rPr>
+        <w:rFonts w:eastAsia="黑体"/>
         <w:b/>
         <w:bCs/>
         <w:i w:val="0"/>
@@ -11921,6 +12441,7 @@
     </w:tblStylePr>
     <w:tblStylePr w:type="lastCol">
       <w:rPr>
+        <w:rFonts w:eastAsia="黑体"/>
         <w:b/>
         <w:bCs/>
         <w:i w:val="0"/>
@@ -12001,6 +12522,7 @@
     </w:tcPr>
     <w:tblStylePr w:type="firstRow">
       <w:rPr>
+        <w:rFonts w:eastAsia="黑体"/>
         <w:b/>
         <w:bCs/>
         <w:i w:val="0"/>
@@ -12022,6 +12544,7 @@
     </w:tblStylePr>
     <w:tblStylePr w:type="lastRow">
       <w:rPr>
+        <w:rFonts w:eastAsia="黑体"/>
         <w:b/>
         <w:bCs/>
         <w:i w:val="0"/>
@@ -12043,6 +12566,7 @@
     </w:tblStylePr>
     <w:tblStylePr w:type="firstCol">
       <w:rPr>
+        <w:rFonts w:eastAsia="黑体"/>
         <w:b/>
         <w:bCs/>
         <w:i w:val="0"/>
@@ -12062,6 +12586,7 @@
     </w:tblStylePr>
     <w:tblStylePr w:type="lastCol">
       <w:rPr>
+        <w:rFonts w:eastAsia="黑体"/>
         <w:b/>
         <w:bCs/>
         <w:i w:val="0"/>
@@ -12119,6 +12644,7 @@
       <w:spacing w:after="0" w:line="240" w:lineRule="auto"/>
     </w:pPr>
     <w:rPr>
+      <w:rFonts w:eastAsia="黑体"/>
       <w:color w:themeColor="background1" w:val="FFFFFF"/>
     </w:rPr>
     <w:tblPr>
@@ -12137,6 +12663,7 @@
     </w:tcPr>
     <w:tblStylePr w:type="firstRow">
       <w:rPr>
+        <w:rFonts w:eastAsia="黑体"/>
         <w:b/>
         <w:bCs/>
       </w:rPr>
@@ -12233,6 +12760,7 @@
       <w:spacing w:after="0" w:line="240" w:lineRule="auto"/>
     </w:pPr>
     <w:rPr>
+      <w:rFonts w:eastAsia="黑体"/>
       <w:color w:themeColor="background1" w:val="FFFFFF"/>
     </w:rPr>
     <w:tblPr>
@@ -12251,6 +12779,7 @@
     </w:tcPr>
     <w:tblStylePr w:type="firstRow">
       <w:rPr>
+        <w:rFonts w:eastAsia="黑体"/>
         <w:b/>
         <w:bCs/>
       </w:rPr>
@@ -12347,6 +12876,7 @@
       <w:spacing w:after="0" w:line="240" w:lineRule="auto"/>
     </w:pPr>
     <w:rPr>
+      <w:rFonts w:eastAsia="黑体"/>
       <w:color w:themeColor="background1" w:val="FFFFFF"/>
     </w:rPr>
     <w:tblPr>
@@ -12365,6 +12895,7 @@
     </w:tcPr>
     <w:tblStylePr w:type="firstRow">
       <w:rPr>
+        <w:rFonts w:eastAsia="黑体"/>
         <w:b/>
         <w:bCs/>
       </w:rPr>
@@ -12461,6 +12992,7 @@
       <w:spacing w:after="0" w:line="240" w:lineRule="auto"/>
     </w:pPr>
     <w:rPr>
+      <w:rFonts w:eastAsia="黑体"/>
       <w:color w:themeColor="background1" w:val="FFFFFF"/>
     </w:rPr>
     <w:tblPr>
@@ -12479,6 +13011,7 @@
     </w:tcPr>
     <w:tblStylePr w:type="firstRow">
       <w:rPr>
+        <w:rFonts w:eastAsia="黑体"/>
         <w:b/>
         <w:bCs/>
       </w:rPr>
@@ -12575,6 +13108,7 @@
       <w:spacing w:after="0" w:line="240" w:lineRule="auto"/>
     </w:pPr>
     <w:rPr>
+      <w:rFonts w:eastAsia="黑体"/>
       <w:color w:themeColor="background1" w:val="FFFFFF"/>
     </w:rPr>
     <w:tblPr>
@@ -12593,6 +13127,7 @@
     </w:tcPr>
     <w:tblStylePr w:type="firstRow">
       <w:rPr>
+        <w:rFonts w:eastAsia="黑体"/>
         <w:b/>
         <w:bCs/>
       </w:rPr>
@@ -12689,6 +13224,7 @@
       <w:spacing w:after="0" w:line="240" w:lineRule="auto"/>
     </w:pPr>
     <w:rPr>
+      <w:rFonts w:eastAsia="黑体"/>
       <w:color w:themeColor="background1" w:val="FFFFFF"/>
     </w:rPr>
     <w:tblPr>
@@ -12707,6 +13243,7 @@
     </w:tcPr>
     <w:tblStylePr w:type="firstRow">
       <w:rPr>
+        <w:rFonts w:eastAsia="黑体"/>
         <w:b/>
         <w:bCs/>
       </w:rPr>
@@ -12803,6 +13340,7 @@
       <w:spacing w:after="0" w:line="240" w:lineRule="auto"/>
     </w:pPr>
     <w:rPr>
+      <w:rFonts w:eastAsia="黑体"/>
       <w:color w:themeColor="background1" w:val="FFFFFF"/>
     </w:rPr>
     <w:tblPr>
@@ -12821,6 +13359,7 @@
     </w:tcPr>
     <w:tblStylePr w:type="firstRow">
       <w:rPr>
+        <w:rFonts w:eastAsia="黑体"/>
         <w:b/>
         <w:bCs/>
       </w:rPr>
@@ -12917,6 +13456,7 @@
       <w:spacing w:after="0" w:line="240" w:lineRule="auto"/>
     </w:pPr>
     <w:rPr>
+      <w:rFonts w:eastAsia="黑体"/>
       <w:color w:themeColor="text1" w:val="000000"/>
     </w:rPr>
     <w:tblPr>
@@ -12943,6 +13483,7 @@
     </w:tcPr>
     <w:tblStylePr w:type="firstRow">
       <w:rPr>
+        <w:rFonts w:eastAsia="黑体"/>
         <w:b/>
         <w:bCs/>
       </w:rPr>
@@ -12961,6 +13502,7 @@
     </w:tblStylePr>
     <w:tblStylePr w:type="lastRow">
       <w:rPr>
+        <w:rFonts w:eastAsia="黑体"/>
         <w:b/>
         <w:bCs/>
         <w:color w:themeColor="background1" w:val="FFFFFF"/>
@@ -12975,6 +13517,7 @@
     </w:tblStylePr>
     <w:tblStylePr w:type="firstCol">
       <w:rPr>
+        <w:rFonts w:eastAsia="黑体"/>
         <w:color w:themeColor="background1" w:val="FFFFFF"/>
       </w:rPr>
       <w:tblPr/>
@@ -12992,6 +13535,7 @@
     </w:tblStylePr>
     <w:tblStylePr w:type="lastCol">
       <w:rPr>
+        <w:rFonts w:eastAsia="黑体"/>
         <w:color w:themeColor="background1" w:val="FFFFFF"/>
       </w:rPr>
       <w:tblPr/>
@@ -13021,11 +13565,13 @@
     </w:tblStylePr>
     <w:tblStylePr w:type="neCell">
       <w:rPr>
+        <w:rFonts w:eastAsia="黑体"/>
         <w:color w:themeColor="text1" w:val="000000"/>
       </w:rPr>
     </w:tblStylePr>
     <w:tblStylePr w:type="nwCell">
       <w:rPr>
+        <w:rFonts w:eastAsia="黑体"/>
         <w:color w:themeColor="text1" w:val="000000"/>
       </w:rPr>
     </w:tblStylePr>
@@ -13039,6 +13585,7 @@
       <w:spacing w:after="0" w:line="240" w:lineRule="auto"/>
     </w:pPr>
     <w:rPr>
+      <w:rFonts w:eastAsia="黑体"/>
       <w:color w:themeColor="text1" w:val="000000"/>
     </w:rPr>
     <w:tblPr>
@@ -13065,6 +13612,7 @@
     </w:tcPr>
     <w:tblStylePr w:type="firstRow">
       <w:rPr>
+        <w:rFonts w:eastAsia="黑体"/>
         <w:b/>
         <w:bCs/>
       </w:rPr>
@@ -13083,6 +13631,7 @@
     </w:tblStylePr>
     <w:tblStylePr w:type="lastRow">
       <w:rPr>
+        <w:rFonts w:eastAsia="黑体"/>
         <w:b/>
         <w:bCs/>
         <w:color w:themeColor="background1" w:val="FFFFFF"/>
@@ -13097,6 +13646,7 @@
     </w:tblStylePr>
     <w:tblStylePr w:type="firstCol">
       <w:rPr>
+        <w:rFonts w:eastAsia="黑体"/>
         <w:color w:themeColor="background1" w:val="FFFFFF"/>
       </w:rPr>
       <w:tblPr/>
@@ -13114,6 +13664,7 @@
     </w:tblStylePr>
     <w:tblStylePr w:type="lastCol">
       <w:rPr>
+        <w:rFonts w:eastAsia="黑体"/>
         <w:color w:themeColor="background1" w:val="FFFFFF"/>
       </w:rPr>
       <w:tblPr/>
@@ -13143,11 +13694,13 @@
     </w:tblStylePr>
     <w:tblStylePr w:type="neCell">
       <w:rPr>
+        <w:rFonts w:eastAsia="黑体"/>
         <w:color w:themeColor="text1" w:val="000000"/>
       </w:rPr>
     </w:tblStylePr>
     <w:tblStylePr w:type="nwCell">
       <w:rPr>
+        <w:rFonts w:eastAsia="黑体"/>
         <w:color w:themeColor="text1" w:val="000000"/>
       </w:rPr>
     </w:tblStylePr>
@@ -13161,6 +13714,7 @@
       <w:spacing w:after="0" w:line="240" w:lineRule="auto"/>
     </w:pPr>
     <w:rPr>
+      <w:rFonts w:eastAsia="黑体"/>
       <w:color w:themeColor="text1" w:val="000000"/>
     </w:rPr>
     <w:tblPr>
@@ -13187,6 +13741,7 @@
     </w:tcPr>
     <w:tblStylePr w:type="firstRow">
       <w:rPr>
+        <w:rFonts w:eastAsia="黑体"/>
         <w:b/>
         <w:bCs/>
       </w:rPr>
@@ -13205,6 +13760,7 @@
     </w:tblStylePr>
     <w:tblStylePr w:type="lastRow">
       <w:rPr>
+        <w:rFonts w:eastAsia="黑体"/>
         <w:b/>
         <w:bCs/>
         <w:color w:themeColor="background1" w:val="FFFFFF"/>
@@ -13219,6 +13775,7 @@
     </w:tblStylePr>
     <w:tblStylePr w:type="firstCol">
       <w:rPr>
+        <w:rFonts w:eastAsia="黑体"/>
         <w:color w:themeColor="background1" w:val="FFFFFF"/>
       </w:rPr>
       <w:tblPr/>
@@ -13236,6 +13793,7 @@
     </w:tblStylePr>
     <w:tblStylePr w:type="lastCol">
       <w:rPr>
+        <w:rFonts w:eastAsia="黑体"/>
         <w:color w:themeColor="background1" w:val="FFFFFF"/>
       </w:rPr>
       <w:tblPr/>
@@ -13265,11 +13823,13 @@
     </w:tblStylePr>
     <w:tblStylePr w:type="neCell">
       <w:rPr>
+        <w:rFonts w:eastAsia="黑体"/>
         <w:color w:themeColor="text1" w:val="000000"/>
       </w:rPr>
     </w:tblStylePr>
     <w:tblStylePr w:type="nwCell">
       <w:rPr>
+        <w:rFonts w:eastAsia="黑体"/>
         <w:color w:themeColor="text1" w:val="000000"/>
       </w:rPr>
     </w:tblStylePr>
@@ -13283,6 +13843,7 @@
       <w:spacing w:after="0" w:line="240" w:lineRule="auto"/>
     </w:pPr>
     <w:rPr>
+      <w:rFonts w:eastAsia="黑体"/>
       <w:color w:themeColor="text1" w:val="000000"/>
     </w:rPr>
     <w:tblPr>
@@ -13309,6 +13870,7 @@
     </w:tcPr>
     <w:tblStylePr w:type="firstRow">
       <w:rPr>
+        <w:rFonts w:eastAsia="黑体"/>
         <w:b/>
         <w:bCs/>
       </w:rPr>
@@ -13327,6 +13889,7 @@
     </w:tblStylePr>
     <w:tblStylePr w:type="lastRow">
       <w:rPr>
+        <w:rFonts w:eastAsia="黑体"/>
         <w:b/>
         <w:bCs/>
         <w:color w:themeColor="background1" w:val="FFFFFF"/>
@@ -13341,6 +13904,7 @@
     </w:tblStylePr>
     <w:tblStylePr w:type="firstCol">
       <w:rPr>
+        <w:rFonts w:eastAsia="黑体"/>
         <w:color w:themeColor="background1" w:val="FFFFFF"/>
       </w:rPr>
       <w:tblPr/>
@@ -13358,6 +13922,7 @@
     </w:tblStylePr>
     <w:tblStylePr w:type="lastCol">
       <w:rPr>
+        <w:rFonts w:eastAsia="黑体"/>
         <w:color w:themeColor="background1" w:val="FFFFFF"/>
       </w:rPr>
       <w:tblPr/>
@@ -13395,6 +13960,7 @@
       <w:spacing w:after="0" w:line="240" w:lineRule="auto"/>
     </w:pPr>
     <w:rPr>
+      <w:rFonts w:eastAsia="黑体"/>
       <w:color w:themeColor="text1" w:val="000000"/>
     </w:rPr>
     <w:tblPr>
@@ -13421,6 +13987,7 @@
     </w:tcPr>
     <w:tblStylePr w:type="firstRow">
       <w:rPr>
+        <w:rFonts w:eastAsia="黑体"/>
         <w:b/>
         <w:bCs/>
       </w:rPr>
@@ -13439,6 +14006,7 @@
     </w:tblStylePr>
     <w:tblStylePr w:type="lastRow">
       <w:rPr>
+        <w:rFonts w:eastAsia="黑体"/>
         <w:b/>
         <w:bCs/>
         <w:color w:themeColor="background1" w:val="FFFFFF"/>
@@ -13453,6 +14021,7 @@
     </w:tblStylePr>
     <w:tblStylePr w:type="firstCol">
       <w:rPr>
+        <w:rFonts w:eastAsia="黑体"/>
         <w:color w:themeColor="background1" w:val="FFFFFF"/>
       </w:rPr>
       <w:tblPr/>
@@ -13470,6 +14039,7 @@
     </w:tblStylePr>
     <w:tblStylePr w:type="lastCol">
       <w:rPr>
+        <w:rFonts w:eastAsia="黑体"/>
         <w:color w:themeColor="background1" w:val="FFFFFF"/>
       </w:rPr>
       <w:tblPr/>
@@ -13499,11 +14069,13 @@
     </w:tblStylePr>
     <w:tblStylePr w:type="neCell">
       <w:rPr>
+        <w:rFonts w:eastAsia="黑体"/>
         <w:color w:themeColor="text1" w:val="000000"/>
       </w:rPr>
     </w:tblStylePr>
     <w:tblStylePr w:type="nwCell">
       <w:rPr>
+        <w:rFonts w:eastAsia="黑体"/>
         <w:color w:themeColor="text1" w:val="000000"/>
       </w:rPr>
     </w:tblStylePr>
@@ -13517,6 +14089,7 @@
       <w:spacing w:after="0" w:line="240" w:lineRule="auto"/>
     </w:pPr>
     <w:rPr>
+      <w:rFonts w:eastAsia="黑体"/>
       <w:color w:themeColor="text1" w:val="000000"/>
     </w:rPr>
     <w:tblPr>
@@ -13543,6 +14116,7 @@
     </w:tcPr>
     <w:tblStylePr w:type="firstRow">
       <w:rPr>
+        <w:rFonts w:eastAsia="黑体"/>
         <w:b/>
         <w:bCs/>
       </w:rPr>
@@ -13561,6 +14135,7 @@
     </w:tblStylePr>
     <w:tblStylePr w:type="lastRow">
       <w:rPr>
+        <w:rFonts w:eastAsia="黑体"/>
         <w:b/>
         <w:bCs/>
         <w:color w:themeColor="background1" w:val="FFFFFF"/>
@@ -13575,6 +14150,7 @@
     </w:tblStylePr>
     <w:tblStylePr w:type="firstCol">
       <w:rPr>
+        <w:rFonts w:eastAsia="黑体"/>
         <w:color w:themeColor="background1" w:val="FFFFFF"/>
       </w:rPr>
       <w:tblPr/>
@@ -13592,6 +14168,7 @@
     </w:tblStylePr>
     <w:tblStylePr w:type="lastCol">
       <w:rPr>
+        <w:rFonts w:eastAsia="黑体"/>
         <w:color w:themeColor="background1" w:val="FFFFFF"/>
       </w:rPr>
       <w:tblPr/>
@@ -13621,11 +14198,13 @@
     </w:tblStylePr>
     <w:tblStylePr w:type="neCell">
       <w:rPr>
+        <w:rFonts w:eastAsia="黑体"/>
         <w:color w:themeColor="text1" w:val="000000"/>
       </w:rPr>
     </w:tblStylePr>
     <w:tblStylePr w:type="nwCell">
       <w:rPr>
+        <w:rFonts w:eastAsia="黑体"/>
         <w:color w:themeColor="text1" w:val="000000"/>
       </w:rPr>
     </w:tblStylePr>
@@ -13639,6 +14218,7 @@
       <w:spacing w:after="0" w:line="240" w:lineRule="auto"/>
     </w:pPr>
     <w:rPr>
+      <w:rFonts w:eastAsia="黑体"/>
       <w:color w:themeColor="text1" w:val="000000"/>
     </w:rPr>
     <w:tblPr>
@@ -13665,6 +14245,7 @@
     </w:tcPr>
     <w:tblStylePr w:type="firstRow">
       <w:rPr>
+        <w:rFonts w:eastAsia="黑体"/>
         <w:b/>
         <w:bCs/>
       </w:rPr>
@@ -13683,6 +14264,7 @@
     </w:tblStylePr>
     <w:tblStylePr w:type="lastRow">
       <w:rPr>
+        <w:rFonts w:eastAsia="黑体"/>
         <w:b/>
         <w:bCs/>
         <w:color w:themeColor="background1" w:val="FFFFFF"/>
@@ -13697,6 +14279,7 @@
     </w:tblStylePr>
     <w:tblStylePr w:type="firstCol">
       <w:rPr>
+        <w:rFonts w:eastAsia="黑体"/>
         <w:color w:themeColor="background1" w:val="FFFFFF"/>
       </w:rPr>
       <w:tblPr/>
@@ -13714,6 +14297,7 @@
     </w:tblStylePr>
     <w:tblStylePr w:type="lastCol">
       <w:rPr>
+        <w:rFonts w:eastAsia="黑体"/>
         <w:color w:themeColor="background1" w:val="FFFFFF"/>
       </w:rPr>
       <w:tblPr/>
@@ -13743,11 +14327,13 @@
     </w:tblStylePr>
     <w:tblStylePr w:type="neCell">
       <w:rPr>
+        <w:rFonts w:eastAsia="黑体"/>
         <w:color w:themeColor="text1" w:val="000000"/>
       </w:rPr>
     </w:tblStylePr>
     <w:tblStylePr w:type="nwCell">
       <w:rPr>
+        <w:rFonts w:eastAsia="黑体"/>
         <w:color w:themeColor="text1" w:val="000000"/>
       </w:rPr>
     </w:tblStylePr>
@@ -13761,6 +14347,7 @@
       <w:spacing w:after="0" w:line="240" w:lineRule="auto"/>
     </w:pPr>
     <w:rPr>
+      <w:rFonts w:eastAsia="黑体"/>
       <w:color w:themeColor="text1" w:val="000000"/>
     </w:rPr>
     <w:tblPr>
@@ -13779,6 +14366,7 @@
     </w:tcPr>
     <w:tblStylePr w:type="firstRow">
       <w:rPr>
+        <w:rFonts w:eastAsia="黑体"/>
         <w:b/>
         <w:bCs/>
         <w:color w:themeColor="background1" w:val="FFFFFF"/>
@@ -13793,6 +14381,7 @@
     </w:tblStylePr>
     <w:tblStylePr w:type="lastRow">
       <w:rPr>
+        <w:rFonts w:eastAsia="黑体"/>
         <w:b/>
         <w:bCs/>
         <w:color w:themeColor="accent2" w:themeShade="CC" w:val="9E3A38"/>
@@ -13807,12 +14396,14 @@
     </w:tblStylePr>
     <w:tblStylePr w:type="firstCol">
       <w:rPr>
+        <w:rFonts w:eastAsia="黑体"/>
         <w:b/>
         <w:bCs/>
       </w:rPr>
     </w:tblStylePr>
     <w:tblStylePr w:type="lastCol">
       <w:rPr>
+        <w:rFonts w:eastAsia="黑体"/>
         <w:b/>
         <w:bCs/>
       </w:rPr>
@@ -13847,6 +14438,7 @@
       <w:spacing w:after="0" w:line="240" w:lineRule="auto"/>
     </w:pPr>
     <w:rPr>
+      <w:rFonts w:eastAsia="黑体"/>
       <w:color w:themeColor="text1" w:val="000000"/>
     </w:rPr>
     <w:tblPr>
@@ -13865,6 +14457,7 @@
     </w:tcPr>
     <w:tblStylePr w:type="firstRow">
       <w:rPr>
+        <w:rFonts w:eastAsia="黑体"/>
         <w:b/>
         <w:bCs/>
         <w:color w:themeColor="background1" w:val="FFFFFF"/>
@@ -13879,6 +14472,7 @@
     </w:tblStylePr>
     <w:tblStylePr w:type="lastRow">
       <w:rPr>
+        <w:rFonts w:eastAsia="黑体"/>
         <w:b/>
         <w:bCs/>
         <w:color w:themeColor="accent2" w:themeShade="CC" w:val="9E3A38"/>
@@ -13893,12 +14487,14 @@
     </w:tblStylePr>
     <w:tblStylePr w:type="firstCol">
       <w:rPr>
+        <w:rFonts w:eastAsia="黑体"/>
         <w:b/>
         <w:bCs/>
       </w:rPr>
     </w:tblStylePr>
     <w:tblStylePr w:type="lastCol">
       <w:rPr>
+        <w:rFonts w:eastAsia="黑体"/>
         <w:b/>
         <w:bCs/>
       </w:rPr>
@@ -13933,6 +14529,7 @@
       <w:spacing w:after="0" w:line="240" w:lineRule="auto"/>
     </w:pPr>
     <w:rPr>
+      <w:rFonts w:eastAsia="黑体"/>
       <w:color w:themeColor="text1" w:val="000000"/>
     </w:rPr>
     <w:tblPr>
@@ -13951,6 +14548,7 @@
     </w:tcPr>
     <w:tblStylePr w:type="firstRow">
       <w:rPr>
+        <w:rFonts w:eastAsia="黑体"/>
         <w:b/>
         <w:bCs/>
         <w:color w:themeColor="background1" w:val="FFFFFF"/>
@@ -13965,6 +14563,7 @@
     </w:tblStylePr>
     <w:tblStylePr w:type="lastRow">
       <w:rPr>
+        <w:rFonts w:eastAsia="黑体"/>
         <w:b/>
         <w:bCs/>
         <w:color w:themeColor="accent2" w:themeShade="CC" w:val="9E3A38"/>
@@ -13979,12 +14578,14 @@
     </w:tblStylePr>
     <w:tblStylePr w:type="firstCol">
       <w:rPr>
+        <w:rFonts w:eastAsia="黑体"/>
         <w:b/>
         <w:bCs/>
       </w:rPr>
     </w:tblStylePr>
     <w:tblStylePr w:type="lastCol">
       <w:rPr>
+        <w:rFonts w:eastAsia="黑体"/>
         <w:b/>
         <w:bCs/>
       </w:rPr>
@@ -14019,6 +14620,7 @@
       <w:spacing w:after="0" w:line="240" w:lineRule="auto"/>
     </w:pPr>
     <w:rPr>
+      <w:rFonts w:eastAsia="黑体"/>
       <w:color w:themeColor="text1" w:val="000000"/>
     </w:rPr>
     <w:tblPr>
@@ -14037,6 +14639,7 @@
     </w:tcPr>
     <w:tblStylePr w:type="firstRow">
       <w:rPr>
+        <w:rFonts w:eastAsia="黑体"/>
         <w:b/>
         <w:bCs/>
         <w:color w:themeColor="background1" w:val="FFFFFF"/>
@@ -14051,6 +14654,7 @@
     </w:tblStylePr>
     <w:tblStylePr w:type="lastRow">
       <w:rPr>
+        <w:rFonts w:eastAsia="黑体"/>
         <w:b/>
         <w:bCs/>
         <w:color w:themeColor="accent4" w:themeShade="CC" w:val="664E82"/>
@@ -14065,12 +14669,14 @@
     </w:tblStylePr>
     <w:tblStylePr w:type="firstCol">
       <w:rPr>
+        <w:rFonts w:eastAsia="黑体"/>
         <w:b/>
         <w:bCs/>
       </w:rPr>
     </w:tblStylePr>
     <w:tblStylePr w:type="lastCol">
       <w:rPr>
+        <w:rFonts w:eastAsia="黑体"/>
         <w:b/>
         <w:bCs/>
       </w:rPr>
@@ -14105,6 +14711,7 @@
       <w:spacing w:after="0" w:line="240" w:lineRule="auto"/>
     </w:pPr>
     <w:rPr>
+      <w:rFonts w:eastAsia="黑体"/>
       <w:color w:themeColor="text1" w:val="000000"/>
     </w:rPr>
     <w:tblPr>
@@ -14123,6 +14730,7 @@
     </w:tcPr>
     <w:tblStylePr w:type="firstRow">
       <w:rPr>
+        <w:rFonts w:eastAsia="黑体"/>
         <w:b/>
         <w:bCs/>
         <w:color w:themeColor="background1" w:val="FFFFFF"/>
@@ -14137,6 +14745,7 @@
     </w:tblStylePr>
     <w:tblStylePr w:type="lastRow">
       <w:rPr>
+        <w:rFonts w:eastAsia="黑体"/>
         <w:b/>
         <w:bCs/>
         <w:color w:themeColor="accent3" w:themeShade="CC" w:val="7E9C40"/>
@@ -14151,12 +14760,14 @@
     </w:tblStylePr>
     <w:tblStylePr w:type="firstCol">
       <w:rPr>
+        <w:rFonts w:eastAsia="黑体"/>
         <w:b/>
         <w:bCs/>
       </w:rPr>
     </w:tblStylePr>
     <w:tblStylePr w:type="lastCol">
       <w:rPr>
+        <w:rFonts w:eastAsia="黑体"/>
         <w:b/>
         <w:bCs/>
       </w:rPr>
@@ -14191,6 +14802,7 @@
       <w:spacing w:after="0" w:line="240" w:lineRule="auto"/>
     </w:pPr>
     <w:rPr>
+      <w:rFonts w:eastAsia="黑体"/>
       <w:color w:themeColor="text1" w:val="000000"/>
     </w:rPr>
     <w:tblPr>
@@ -14209,6 +14821,7 @@
     </w:tcPr>
     <w:tblStylePr w:type="firstRow">
       <w:rPr>
+        <w:rFonts w:eastAsia="黑体"/>
         <w:b/>
         <w:bCs/>
         <w:color w:themeColor="background1" w:val="FFFFFF"/>
@@ -14223,6 +14836,7 @@
     </w:tblStylePr>
     <w:tblStylePr w:type="lastRow">
       <w:rPr>
+        <w:rFonts w:eastAsia="黑体"/>
         <w:b/>
         <w:bCs/>
         <w:color w:themeColor="accent6" w:themeShade="CC" w:val="F2730A"/>
@@ -14237,12 +14851,14 @@
     </w:tblStylePr>
     <w:tblStylePr w:type="firstCol">
       <w:rPr>
+        <w:rFonts w:eastAsia="黑体"/>
         <w:b/>
         <w:bCs/>
       </w:rPr>
     </w:tblStylePr>
     <w:tblStylePr w:type="lastCol">
       <w:rPr>
+        <w:rFonts w:eastAsia="黑体"/>
         <w:b/>
         <w:bCs/>
       </w:rPr>
@@ -14277,6 +14893,7 @@
       <w:spacing w:after="0" w:line="240" w:lineRule="auto"/>
     </w:pPr>
     <w:rPr>
+      <w:rFonts w:eastAsia="黑体"/>
       <w:color w:themeColor="text1" w:val="000000"/>
     </w:rPr>
     <w:tblPr>
@@ -14295,6 +14912,7 @@
     </w:tcPr>
     <w:tblStylePr w:type="firstRow">
       <w:rPr>
+        <w:rFonts w:eastAsia="黑体"/>
         <w:b/>
         <w:bCs/>
         <w:color w:themeColor="background1" w:val="FFFFFF"/>
@@ -14309,6 +14927,7 @@
     </w:tblStylePr>
     <w:tblStylePr w:type="lastRow">
       <w:rPr>
+        <w:rFonts w:eastAsia="黑体"/>
         <w:b/>
         <w:bCs/>
         <w:color w:themeColor="accent5" w:themeShade="CC" w:val="348DA5"/>
@@ -14323,12 +14942,14 @@
     </w:tblStylePr>
     <w:tblStylePr w:type="firstCol">
       <w:rPr>
+        <w:rFonts w:eastAsia="黑体"/>
         <w:b/>
         <w:bCs/>
       </w:rPr>
     </w:tblStylePr>
     <w:tblStylePr w:type="lastCol">
       <w:rPr>
+        <w:rFonts w:eastAsia="黑体"/>
         <w:b/>
         <w:bCs/>
       </w:rPr>
@@ -14363,6 +14984,7 @@
       <w:spacing w:after="0" w:line="240" w:lineRule="auto"/>
     </w:pPr>
     <w:rPr>
+      <w:rFonts w:eastAsia="黑体"/>
       <w:color w:themeColor="text1" w:val="000000"/>
     </w:rPr>
     <w:tblPr>
@@ -14384,6 +15006,7 @@
     </w:tcPr>
     <w:tblStylePr w:type="firstRow">
       <w:rPr>
+        <w:rFonts w:eastAsia="黑体"/>
         <w:b/>
         <w:bCs/>
       </w:rPr>
@@ -14394,6 +15017,7 @@
     </w:tblStylePr>
     <w:tblStylePr w:type="lastRow">
       <w:rPr>
+        <w:rFonts w:eastAsia="黑体"/>
         <w:b/>
         <w:bCs/>
         <w:color w:themeColor="text1" w:val="000000"/>
@@ -14405,6 +15029,7 @@
     </w:tblStylePr>
     <w:tblStylePr w:type="firstCol">
       <w:rPr>
+        <w:rFonts w:eastAsia="黑体"/>
         <w:color w:themeColor="background1" w:val="FFFFFF"/>
       </w:rPr>
       <w:tblPr/>
@@ -14414,6 +15039,7 @@
     </w:tblStylePr>
     <w:tblStylePr w:type="lastCol">
       <w:rPr>
+        <w:rFonts w:eastAsia="黑体"/>
         <w:color w:themeColor="background1" w:val="FFFFFF"/>
       </w:rPr>
       <w:tblPr/>
@@ -14443,6 +15069,7 @@
       <w:spacing w:after="0" w:line="240" w:lineRule="auto"/>
     </w:pPr>
     <w:rPr>
+      <w:rFonts w:eastAsia="黑体"/>
       <w:color w:themeColor="text1" w:val="000000"/>
     </w:rPr>
     <w:tblPr>
@@ -14464,6 +15091,7 @@
     </w:tcPr>
     <w:tblStylePr w:type="firstRow">
       <w:rPr>
+        <w:rFonts w:eastAsia="黑体"/>
         <w:b/>
         <w:bCs/>
       </w:rPr>
@@ -14474,6 +15102,7 @@
     </w:tblStylePr>
     <w:tblStylePr w:type="lastRow">
       <w:rPr>
+        <w:rFonts w:eastAsia="黑体"/>
         <w:b/>
         <w:bCs/>
         <w:color w:themeColor="text1" w:val="000000"/>
@@ -14485,6 +15114,7 @@
     </w:tblStylePr>
     <w:tblStylePr w:type="firstCol">
       <w:rPr>
+        <w:rFonts w:eastAsia="黑体"/>
         <w:color w:themeColor="background1" w:val="FFFFFF"/>
       </w:rPr>
       <w:tblPr/>
@@ -14494,6 +15124,7 @@
     </w:tblStylePr>
     <w:tblStylePr w:type="lastCol">
       <w:rPr>
+        <w:rFonts w:eastAsia="黑体"/>
         <w:color w:themeColor="background1" w:val="FFFFFF"/>
       </w:rPr>
       <w:tblPr/>
@@ -14523,6 +15154,7 @@
       <w:spacing w:after="0" w:line="240" w:lineRule="auto"/>
     </w:pPr>
     <w:rPr>
+      <w:rFonts w:eastAsia="黑体"/>
       <w:color w:themeColor="text1" w:val="000000"/>
     </w:rPr>
     <w:tblPr>
@@ -14544,6 +15176,7 @@
     </w:tcPr>
     <w:tblStylePr w:type="firstRow">
       <w:rPr>
+        <w:rFonts w:eastAsia="黑体"/>
         <w:b/>
         <w:bCs/>
       </w:rPr>
@@ -14554,6 +15187,7 @@
     </w:tblStylePr>
     <w:tblStylePr w:type="lastRow">
       <w:rPr>
+        <w:rFonts w:eastAsia="黑体"/>
         <w:b/>
         <w:bCs/>
         <w:color w:themeColor="text1" w:val="000000"/>
@@ -14565,6 +15199,7 @@
     </w:tblStylePr>
     <w:tblStylePr w:type="firstCol">
       <w:rPr>
+        <w:rFonts w:eastAsia="黑体"/>
         <w:color w:themeColor="background1" w:val="FFFFFF"/>
       </w:rPr>
       <w:tblPr/>
@@ -14574,6 +15209,7 @@
     </w:tblStylePr>
     <w:tblStylePr w:type="lastCol">
       <w:rPr>
+        <w:rFonts w:eastAsia="黑体"/>
         <w:color w:themeColor="background1" w:val="FFFFFF"/>
       </w:rPr>
       <w:tblPr/>
@@ -14603,6 +15239,7 @@
       <w:spacing w:after="0" w:line="240" w:lineRule="auto"/>
     </w:pPr>
     <w:rPr>
+      <w:rFonts w:eastAsia="黑体"/>
       <w:color w:themeColor="text1" w:val="000000"/>
     </w:rPr>
     <w:tblPr>
@@ -14624,6 +15261,7 @@
     </w:tcPr>
     <w:tblStylePr w:type="firstRow">
       <w:rPr>
+        <w:rFonts w:eastAsia="黑体"/>
         <w:b/>
         <w:bCs/>
       </w:rPr>
@@ -14634,6 +15272,7 @@
     </w:tblStylePr>
     <w:tblStylePr w:type="lastRow">
       <w:rPr>
+        <w:rFonts w:eastAsia="黑体"/>
         <w:b/>
         <w:bCs/>
         <w:color w:themeColor="text1" w:val="000000"/>
@@ -14645,6 +15284,7 @@
     </w:tblStylePr>
     <w:tblStylePr w:type="firstCol">
       <w:rPr>
+        <w:rFonts w:eastAsia="黑体"/>
         <w:color w:themeColor="background1" w:val="FFFFFF"/>
       </w:rPr>
       <w:tblPr/>
@@ -14654,6 +15294,7 @@
     </w:tblStylePr>
     <w:tblStylePr w:type="lastCol">
       <w:rPr>
+        <w:rFonts w:eastAsia="黑体"/>
         <w:color w:themeColor="background1" w:val="FFFFFF"/>
       </w:rPr>
       <w:tblPr/>
@@ -14683,6 +15324,7 @@
       <w:spacing w:after="0" w:line="240" w:lineRule="auto"/>
     </w:pPr>
     <w:rPr>
+      <w:rFonts w:eastAsia="黑体"/>
       <w:color w:themeColor="text1" w:val="000000"/>
     </w:rPr>
     <w:tblPr>
@@ -14704,6 +15346,7 @@
     </w:tcPr>
     <w:tblStylePr w:type="firstRow">
       <w:rPr>
+        <w:rFonts w:eastAsia="黑体"/>
         <w:b/>
         <w:bCs/>
       </w:rPr>
@@ -14714,6 +15357,7 @@
     </w:tblStylePr>
     <w:tblStylePr w:type="lastRow">
       <w:rPr>
+        <w:rFonts w:eastAsia="黑体"/>
         <w:b/>
         <w:bCs/>
         <w:color w:themeColor="text1" w:val="000000"/>
@@ -14725,6 +15369,7 @@
     </w:tblStylePr>
     <w:tblStylePr w:type="firstCol">
       <w:rPr>
+        <w:rFonts w:eastAsia="黑体"/>
         <w:color w:themeColor="background1" w:val="FFFFFF"/>
       </w:rPr>
       <w:tblPr/>
@@ -14734,6 +15379,7 @@
     </w:tblStylePr>
     <w:tblStylePr w:type="lastCol">
       <w:rPr>
+        <w:rFonts w:eastAsia="黑体"/>
         <w:color w:themeColor="background1" w:val="FFFFFF"/>
       </w:rPr>
       <w:tblPr/>
@@ -14763,6 +15409,7 @@
       <w:spacing w:after="0" w:line="240" w:lineRule="auto"/>
     </w:pPr>
     <w:rPr>
+      <w:rFonts w:eastAsia="黑体"/>
       <w:color w:themeColor="text1" w:val="000000"/>
     </w:rPr>
     <w:tblPr>
@@ -14784,6 +15431,7 @@
     </w:tcPr>
     <w:tblStylePr w:type="firstRow">
       <w:rPr>
+        <w:rFonts w:eastAsia="黑体"/>
         <w:b/>
         <w:bCs/>
       </w:rPr>
@@ -14794,6 +15442,7 @@
     </w:tblStylePr>
     <w:tblStylePr w:type="lastRow">
       <w:rPr>
+        <w:rFonts w:eastAsia="黑体"/>
         <w:b/>
         <w:bCs/>
         <w:color w:themeColor="text1" w:val="000000"/>
@@ -14805,6 +15454,7 @@
     </w:tblStylePr>
     <w:tblStylePr w:type="firstCol">
       <w:rPr>
+        <w:rFonts w:eastAsia="黑体"/>
         <w:color w:themeColor="background1" w:val="FFFFFF"/>
       </w:rPr>
       <w:tblPr/>
@@ -14814,6 +15464,7 @@
     </w:tblStylePr>
     <w:tblStylePr w:type="lastCol">
       <w:rPr>
+        <w:rFonts w:eastAsia="黑体"/>
         <w:color w:themeColor="background1" w:val="FFFFFF"/>
       </w:rPr>
       <w:tblPr/>
@@ -14843,6 +15494,7 @@
       <w:spacing w:after="0" w:line="240" w:lineRule="auto"/>
     </w:pPr>
     <w:rPr>
+      <w:rFonts w:eastAsia="黑体"/>
       <w:color w:themeColor="text1" w:val="000000"/>
     </w:rPr>
     <w:tblPr>
@@ -14864,6 +15516,7 @@
     </w:tcPr>
     <w:tblStylePr w:type="firstRow">
       <w:rPr>
+        <w:rFonts w:eastAsia="黑体"/>
         <w:b/>
         <w:bCs/>
       </w:rPr>
@@ -14874,6 +15527,7 @@
     </w:tblStylePr>
     <w:tblStylePr w:type="lastRow">
       <w:rPr>
+        <w:rFonts w:eastAsia="黑体"/>
         <w:b/>
         <w:bCs/>
         <w:color w:themeColor="text1" w:val="000000"/>
@@ -14885,6 +15539,7 @@
     </w:tblStylePr>
     <w:tblStylePr w:type="firstCol">
       <w:rPr>
+        <w:rFonts w:eastAsia="黑体"/>
         <w:color w:themeColor="background1" w:val="FFFFFF"/>
       </w:rPr>
       <w:tblPr/>
@@ -14894,6 +15549,7 @@
     </w:tblStylePr>
     <w:tblStylePr w:type="lastCol">
       <w:rPr>
+        <w:rFonts w:eastAsia="黑体"/>
         <w:color w:themeColor="background1" w:val="FFFFFF"/>
       </w:rPr>
       <w:tblPr/>
@@ -14926,6 +15582,7 @@
     <w:name w:val="KeywordTok"/>
     <w:basedOn w:val="VerbatimChar"/>
     <w:rPr>
+      <w:rFonts w:eastAsia="黑体"/>
       <w:b/>
       <w:color w:val="007020"/>
     </w:rPr>
@@ -14934,6 +15591,7 @@
     <w:name w:val="DataTypeTok"/>
     <w:basedOn w:val="VerbatimChar"/>
     <w:rPr>
+      <w:rFonts w:eastAsia="黑体"/>
       <w:color w:val="902000"/>
     </w:rPr>
   </w:style>
@@ -14941,6 +15599,7 @@
     <w:name w:val="DecValTok"/>
     <w:basedOn w:val="VerbatimChar"/>
     <w:rPr>
+      <w:rFonts w:eastAsia="黑体"/>
       <w:color w:val="40a070"/>
     </w:rPr>
   </w:style>
@@ -14948,6 +15607,7 @@
     <w:name w:val="BaseNTok"/>
     <w:basedOn w:val="VerbatimChar"/>
     <w:rPr>
+      <w:rFonts w:eastAsia="黑体"/>
       <w:color w:val="40a070"/>
     </w:rPr>
   </w:style>
@@ -14955,6 +15615,7 @@
     <w:name w:val="FloatTok"/>
     <w:basedOn w:val="VerbatimChar"/>
     <w:rPr>
+      <w:rFonts w:eastAsia="黑体"/>
       <w:color w:val="40a070"/>
     </w:rPr>
   </w:style>
@@ -14962,6 +15623,7 @@
     <w:name w:val="ConstantTok"/>
     <w:basedOn w:val="VerbatimChar"/>
     <w:rPr>
+      <w:rFonts w:eastAsia="黑体"/>
       <w:color w:val="880000"/>
     </w:rPr>
   </w:style>
@@ -14969,6 +15631,7 @@
     <w:name w:val="CharTok"/>
     <w:basedOn w:val="VerbatimChar"/>
     <w:rPr>
+      <w:rFonts w:eastAsia="黑体"/>
       <w:color w:val="4070a0"/>
     </w:rPr>
   </w:style>
@@ -14976,6 +15639,7 @@
     <w:name w:val="SpecialCharTok"/>
     <w:basedOn w:val="VerbatimChar"/>
     <w:rPr>
+      <w:rFonts w:eastAsia="黑体"/>
       <w:color w:val="4070a0"/>
     </w:rPr>
   </w:style>
@@ -14983,6 +15647,7 @@
     <w:name w:val="StringTok"/>
     <w:basedOn w:val="VerbatimChar"/>
     <w:rPr>
+      <w:rFonts w:eastAsia="黑体"/>
       <w:color w:val="4070a0"/>
     </w:rPr>
   </w:style>
@@ -14990,6 +15655,7 @@
     <w:name w:val="VerbatimStringTok"/>
     <w:basedOn w:val="VerbatimChar"/>
     <w:rPr>
+      <w:rFonts w:eastAsia="黑体"/>
       <w:color w:val="4070a0"/>
     </w:rPr>
   </w:style>
@@ -14997,6 +15663,7 @@
     <w:name w:val="SpecialStringTok"/>
     <w:basedOn w:val="VerbatimChar"/>
     <w:rPr>
+      <w:rFonts w:eastAsia="黑体"/>
       <w:color w:val="bb6688"/>
     </w:rPr>
   </w:style>
@@ -15004,6 +15671,7 @@
     <w:name w:val="ImportTok"/>
     <w:basedOn w:val="VerbatimChar"/>
     <w:rPr>
+      <w:rFonts w:eastAsia="黑体"/>
       <w:b/>
       <w:color w:val="008000"/>
     </w:rPr>
@@ -15012,6 +15680,7 @@
     <w:name w:val="CommentTok"/>
     <w:basedOn w:val="VerbatimChar"/>
     <w:rPr>
+      <w:rFonts w:eastAsia="黑体"/>
       <w:i/>
       <w:color w:val="60a0b0"/>
     </w:rPr>
@@ -15020,6 +15689,7 @@
     <w:name w:val="DocumentationTok"/>
     <w:basedOn w:val="VerbatimChar"/>
     <w:rPr>
+      <w:rFonts w:eastAsia="黑体"/>
       <w:i/>
       <w:color w:val="ba2121"/>
     </w:rPr>
@@ -15028,6 +15698,7 @@
     <w:name w:val="AnnotationTok"/>
     <w:basedOn w:val="VerbatimChar"/>
     <w:rPr>
+      <w:rFonts w:eastAsia="黑体"/>
       <w:b/>
       <w:i/>
       <w:color w:val="60a0b0"/>
@@ -15037,6 +15708,7 @@
     <w:name w:val="CommentVarTok"/>
     <w:basedOn w:val="VerbatimChar"/>
     <w:rPr>
+      <w:rFonts w:eastAsia="黑体"/>
       <w:b/>
       <w:i/>
       <w:color w:val="60a0b0"/>
@@ -15046,6 +15718,7 @@
     <w:name w:val="OtherTok"/>
     <w:basedOn w:val="VerbatimChar"/>
     <w:rPr>
+      <w:rFonts w:eastAsia="黑体"/>
       <w:color w:val="007020"/>
     </w:rPr>
   </w:style>
@@ -15053,6 +15726,7 @@
     <w:name w:val="FunctionTok"/>
     <w:basedOn w:val="VerbatimChar"/>
     <w:rPr>
+      <w:rFonts w:eastAsia="黑体"/>
       <w:color w:val="06287e"/>
     </w:rPr>
   </w:style>
@@ -15060,6 +15734,7 @@
     <w:name w:val="VariableTok"/>
     <w:basedOn w:val="VerbatimChar"/>
     <w:rPr>
+      <w:rFonts w:eastAsia="黑体"/>
       <w:color w:val="19177c"/>
     </w:rPr>
   </w:style>
@@ -15067,6 +15742,7 @@
     <w:name w:val="ControlFlowTok"/>
     <w:basedOn w:val="VerbatimChar"/>
     <w:rPr>
+      <w:rFonts w:eastAsia="黑体"/>
       <w:b/>
       <w:color w:val="007020"/>
     </w:rPr>
@@ -15075,6 +15751,7 @@
     <w:name w:val="OperatorTok"/>
     <w:basedOn w:val="VerbatimChar"/>
     <w:rPr>
+      <w:rFonts w:eastAsia="黑体"/>
       <w:color w:val="666666"/>
     </w:rPr>
   </w:style>
@@ -15082,18 +15759,22 @@
     <w:name w:val="BuiltInTok"/>
     <w:basedOn w:val="VerbatimChar"/>
     <w:rPr>
+      <w:rFonts w:eastAsia="黑体"/>
       <w:color w:val="008000"/>
     </w:rPr>
   </w:style>
   <w:style w:type="character" w:customStyle="1" w:styleId="ExtensionTok">
     <w:name w:val="ExtensionTok"/>
     <w:basedOn w:val="VerbatimChar"/>
-    <w:rPr/>
+    <w:rPr>
+      <w:rFonts w:eastAsia="黑体"/>
+    </w:rPr>
   </w:style>
   <w:style w:type="character" w:customStyle="1" w:styleId="PreprocessorTok">
     <w:name w:val="PreprocessorTok"/>
     <w:basedOn w:val="VerbatimChar"/>
     <w:rPr>
+      <w:rFonts w:eastAsia="黑体"/>
       <w:color w:val="bc7a00"/>
     </w:rPr>
   </w:style>
@@ -15101,18 +15782,22 @@
     <w:name w:val="AttributeTok"/>
     <w:basedOn w:val="VerbatimChar"/>
     <w:rPr>
+      <w:rFonts w:eastAsia="黑体"/>
       <w:color w:val="7d9029"/>
     </w:rPr>
   </w:style>
   <w:style w:type="character" w:customStyle="1" w:styleId="RegionMarkerTok">
     <w:name w:val="RegionMarkerTok"/>
     <w:basedOn w:val="VerbatimChar"/>
-    <w:rPr/>
+    <w:rPr>
+      <w:rFonts w:eastAsia="黑体"/>
+    </w:rPr>
   </w:style>
   <w:style w:type="character" w:customStyle="1" w:styleId="InformationTok">
     <w:name w:val="InformationTok"/>
     <w:basedOn w:val="VerbatimChar"/>
     <w:rPr>
+      <w:rFonts w:eastAsia="黑体"/>
       <w:b/>
       <w:i/>
       <w:color w:val="60a0b0"/>
@@ -15122,6 +15807,7 @@
     <w:name w:val="WarningTok"/>
     <w:basedOn w:val="VerbatimChar"/>
     <w:rPr>
+      <w:rFonts w:eastAsia="黑体"/>
       <w:b/>
       <w:i/>
       <w:color w:val="60a0b0"/>
@@ -15131,6 +15817,7 @@
     <w:name w:val="AlertTok"/>
     <w:basedOn w:val="VerbatimChar"/>
     <w:rPr>
+      <w:rFonts w:eastAsia="黑体"/>
       <w:b/>
       <w:color w:val="ff0000"/>
     </w:rPr>
@@ -15139,6 +15826,7 @@
     <w:name w:val="ErrorTok"/>
     <w:basedOn w:val="VerbatimChar"/>
     <w:rPr>
+      <w:rFonts w:eastAsia="黑体"/>
       <w:b/>
       <w:color w:val="ff0000"/>
     </w:rPr>
@@ -15146,7 +15834,9 @@
   <w:style w:type="character" w:customStyle="1" w:styleId="NormalTok">
     <w:name w:val="NormalTok"/>
     <w:basedOn w:val="VerbatimChar"/>
-    <w:rPr/>
+    <w:rPr>
+      <w:rFonts w:eastAsia="黑体"/>
+    </w:rPr>
   </w:style>
 </w:styles>
 </file>
@@ -15195,12 +15885,12 @@
     <a:fontScheme name="Office">
       <a:majorFont>
         <a:latin typeface="Calibri"/>
-        <a:ea typeface=""/>
+        <a:ea typeface="黑体"/>
         <a:cs typeface=""/>
         <a:font script="Jpan" typeface="ＭＳ ゴシック"/>
         <a:font script="Hang" typeface="맑은 고딕"/>
-        <a:font script="Hans" typeface="宋体"/>
-        <a:font script="Hant" typeface="新細明體"/>
+        <a:font script="Hans" typeface="黑体"/>
+        <a:font script="Hant" typeface="黑体"/>
         <a:font script="Arab" typeface="Times New Roman"/>
         <a:font script="Hebr" typeface="Times New Roman"/>
         <a:font script="Thai" typeface="Angsana New"/>
@@ -15230,12 +15920,12 @@
       </a:majorFont>
       <a:minorFont>
         <a:latin typeface="Cambria"/>
-        <a:ea typeface=""/>
+        <a:ea typeface="黑体"/>
         <a:cs typeface=""/>
         <a:font script="Jpan" typeface="ＭＳ 明朝"/>
         <a:font script="Hang" typeface="맑은 고딕"/>
-        <a:font script="Hans" typeface="宋体"/>
-        <a:font script="Hant" typeface="新細明體"/>
+        <a:font script="Hans" typeface="黑体"/>
+        <a:font script="Hant" typeface="黑体"/>
         <a:font script="Arab" typeface="Arial"/>
         <a:font script="Hebr" typeface="Arial"/>
         <a:font script="Thai" typeface="Cordia New"/>

--- a/01-电源电路/02-开关电源/正激Forward/单管正激电路/单管正激电路.docx
+++ b/01-电源电路/02-开关电源/正激Forward/单管正激电路/单管正激电路.docx
@@ -2814,7 +2814,7 @@
           <w:color w:val="555555"/>
           <w:sz w:val="21"/>
         </w:rPr>
-        <w:t>材料收集者：杜文杰，WX手机：19519196569，QQ:3478827729</w:t>
+        <w:t>材料收集者：杜文杰，微信/手机：19519196569，QQ:3478827729</w:t>
       </w:r>
     </w:p>
     <w:sectPr>
